--- a/Ass3_WebDesign/word documentation/System Documentation.docx
+++ b/Ass3_WebDesign/word documentation/System Documentation.docx
@@ -10,6 +10,15 @@
           <w:u w:val="single"/>
         </w:rPr>
       </w:pPr>
+    </w:p>
+    <w:p>
+      <w:pPr>
+        <w:rPr>
+          <w:b/>
+          <w:bCs/>
+          <w:u w:val="single"/>
+        </w:rPr>
+      </w:pPr>
       <w:r>
         <w:rPr>
           <w:b/>
@@ -117,9 +126,13 @@
     </w:p>
     <w:p>
       <w:pPr>
-        <w:rPr>
-          <w:b/>
-          <w:bCs/>
+        <w:jc w:val="center"/>
+        <w:rPr>
+          <w:b/>
+          <w:bCs/>
+          <w:sz w:val="28"/>
+          <w:szCs w:val="28"/>
+          <w:u w:val="single"/>
         </w:rPr>
       </w:pPr>
     </w:p>
@@ -186,7 +199,8 @@
     <w:p>
       <w:pPr>
         <w:rPr>
-          <w:u w:val="single"/>
+          <w:sz w:val="26"/>
+          <w:szCs w:val="26"/>
         </w:rPr>
       </w:pPr>
     </w:p>
@@ -208,325 +222,9 @@
           <w:szCs w:val="26"/>
           <w:u w:val="single"/>
         </w:rPr>
-        <w:t>2. System Architecture &amp; File Structure</w:t>
-      </w:r>
-    </w:p>
-    <w:p>
-      <w:r>
-        <w:t>Plaintext</w:t>
-      </w:r>
-    </w:p>
-    <w:p>
-      <w:r>
-        <w:t>Ass3_WebDesign/</w:t>
-      </w:r>
-    </w:p>
-    <w:p>
-      <w:r>
-        <w:rPr>
-          <w:rFonts w:ascii="MS Gothic" w:eastAsia="MS Gothic" w:hAnsi="MS Gothic" w:cs="MS Gothic" w:hint="eastAsia"/>
-        </w:rPr>
-        <w:t>├</w:t>
-      </w:r>
-      <w:r>
-        <w:rPr>
-          <w:rFonts w:ascii="Calibri" w:hAnsi="Calibri" w:cs="Calibri"/>
-        </w:rPr>
-        <w:t>──</w:t>
-      </w:r>
-      <w:r>
-        <w:t xml:space="preserve"> config/</w:t>
-      </w:r>
-    </w:p>
-    <w:p>
-      <w:r>
-        <w:t xml:space="preserve">│   └── </w:t>
-      </w:r>
-      <w:proofErr w:type="spellStart"/>
-      <w:r>
-        <w:t>db.php</w:t>
-      </w:r>
-      <w:proofErr w:type="spellEnd"/>
-      <w:r>
-        <w:t xml:space="preserve">               # MySQL Database Connection Logic</w:t>
-      </w:r>
-    </w:p>
-    <w:p>
-      <w:r>
-        <w:rPr>
-          <w:rFonts w:ascii="MS Gothic" w:eastAsia="MS Gothic" w:hAnsi="MS Gothic" w:cs="MS Gothic" w:hint="eastAsia"/>
-        </w:rPr>
-        <w:t>├</w:t>
-      </w:r>
-      <w:r>
-        <w:rPr>
-          <w:rFonts w:ascii="Calibri" w:hAnsi="Calibri" w:cs="Calibri"/>
-        </w:rPr>
-        <w:t>──</w:t>
-      </w:r>
-      <w:r>
-        <w:t xml:space="preserve"> </w:t>
-      </w:r>
-      <w:proofErr w:type="spellStart"/>
-      <w:r>
-        <w:t>css</w:t>
-      </w:r>
-      <w:proofErr w:type="spellEnd"/>
-      <w:r>
-        <w:t>/</w:t>
-      </w:r>
-    </w:p>
-    <w:p>
-      <w:r>
-        <w:t>│   └── style.css            # Global Application Stylesheet</w:t>
-      </w:r>
-    </w:p>
-    <w:p>
-      <w:r>
-        <w:rPr>
-          <w:rFonts w:ascii="MS Gothic" w:eastAsia="MS Gothic" w:hAnsi="MS Gothic" w:cs="MS Gothic" w:hint="eastAsia"/>
-        </w:rPr>
-        <w:lastRenderedPageBreak/>
-        <w:t>├</w:t>
-      </w:r>
-      <w:r>
-        <w:rPr>
-          <w:rFonts w:ascii="Calibri" w:hAnsi="Calibri" w:cs="Calibri"/>
-        </w:rPr>
-        <w:t>──</w:t>
-      </w:r>
-      <w:r>
-        <w:t xml:space="preserve"> images/                  # Application Graphic Assets</w:t>
-      </w:r>
-    </w:p>
-    <w:p>
-      <w:r>
-        <w:t>│   └── signup.png           # Sign-up Page Illustration</w:t>
-      </w:r>
-    </w:p>
-    <w:p>
-      <w:r>
-        <w:rPr>
-          <w:rFonts w:ascii="MS Gothic" w:eastAsia="MS Gothic" w:hAnsi="MS Gothic" w:cs="MS Gothic" w:hint="eastAsia"/>
-        </w:rPr>
-        <w:t>├</w:t>
-      </w:r>
-      <w:r>
-        <w:rPr>
-          <w:rFonts w:ascii="Calibri" w:hAnsi="Calibri" w:cs="Calibri"/>
-        </w:rPr>
-        <w:t>──</w:t>
-      </w:r>
-      <w:r>
-        <w:t xml:space="preserve"> </w:t>
-      </w:r>
-      <w:proofErr w:type="spellStart"/>
-      <w:r>
-        <w:t>index.php</w:t>
-      </w:r>
-      <w:proofErr w:type="spellEnd"/>
-      <w:r>
-        <w:t xml:space="preserve">                # System Landing/Home Page</w:t>
-      </w:r>
-    </w:p>
-    <w:p>
-      <w:r>
-        <w:rPr>
-          <w:rFonts w:ascii="MS Gothic" w:eastAsia="MS Gothic" w:hAnsi="MS Gothic" w:cs="MS Gothic" w:hint="eastAsia"/>
-        </w:rPr>
-        <w:t>├</w:t>
-      </w:r>
-      <w:r>
-        <w:rPr>
-          <w:rFonts w:ascii="Calibri" w:hAnsi="Calibri" w:cs="Calibri"/>
-        </w:rPr>
-        <w:t>──</w:t>
-      </w:r>
-      <w:r>
-        <w:t xml:space="preserve"> </w:t>
-      </w:r>
-      <w:proofErr w:type="spellStart"/>
-      <w:r>
-        <w:t>signup.php</w:t>
-      </w:r>
-      <w:proofErr w:type="spellEnd"/>
-      <w:r>
-        <w:t xml:space="preserve">               # Registration Form Interface</w:t>
-      </w:r>
-    </w:p>
-    <w:p>
-      <w:r>
-        <w:rPr>
-          <w:rFonts w:ascii="MS Gothic" w:eastAsia="MS Gothic" w:hAnsi="MS Gothic" w:cs="MS Gothic" w:hint="eastAsia"/>
-        </w:rPr>
-        <w:t>├</w:t>
-      </w:r>
-      <w:r>
-        <w:rPr>
-          <w:rFonts w:ascii="Calibri" w:hAnsi="Calibri" w:cs="Calibri"/>
-        </w:rPr>
-        <w:t>──</w:t>
-      </w:r>
-      <w:r>
-        <w:t xml:space="preserve"> </w:t>
-      </w:r>
-      <w:proofErr w:type="spellStart"/>
-      <w:r>
-        <w:t>signup_process.php</w:t>
-      </w:r>
-      <w:proofErr w:type="spellEnd"/>
-      <w:r>
-        <w:t xml:space="preserve">       # Registration Validation &amp; Data Processing</w:t>
-      </w:r>
-    </w:p>
-    <w:p>
-      <w:r>
-        <w:rPr>
-          <w:rFonts w:ascii="MS Gothic" w:eastAsia="MS Gothic" w:hAnsi="MS Gothic" w:cs="MS Gothic" w:hint="eastAsia"/>
-        </w:rPr>
-        <w:t>├</w:t>
-      </w:r>
-      <w:r>
-        <w:rPr>
-          <w:rFonts w:ascii="Calibri" w:hAnsi="Calibri" w:cs="Calibri"/>
-        </w:rPr>
-        <w:t>──</w:t>
-      </w:r>
-      <w:r>
-        <w:t xml:space="preserve"> </w:t>
-      </w:r>
-      <w:proofErr w:type="spellStart"/>
-      <w:r>
-        <w:t>login.php</w:t>
-      </w:r>
-      <w:proofErr w:type="spellEnd"/>
-      <w:r>
-        <w:t xml:space="preserve">                # Authentication Interface &amp; Logic</w:t>
-      </w:r>
-    </w:p>
-    <w:p>
-      <w:r>
-        <w:rPr>
-          <w:rFonts w:ascii="MS Gothic" w:eastAsia="MS Gothic" w:hAnsi="MS Gothic" w:cs="MS Gothic" w:hint="eastAsia"/>
-        </w:rPr>
-        <w:t>├</w:t>
-      </w:r>
-      <w:r>
-        <w:rPr>
-          <w:rFonts w:ascii="Calibri" w:hAnsi="Calibri" w:cs="Calibri"/>
-        </w:rPr>
-        <w:t>──</w:t>
-      </w:r>
-      <w:r>
-        <w:t xml:space="preserve"> </w:t>
-      </w:r>
-      <w:proofErr w:type="spellStart"/>
-      <w:r>
-        <w:t>profile.php</w:t>
-      </w:r>
-      <w:proofErr w:type="spellEnd"/>
-      <w:r>
-        <w:t xml:space="preserve">              # Secure Profile View Interface</w:t>
-      </w:r>
-    </w:p>
-    <w:p>
-      <w:r>
-        <w:rPr>
-          <w:rFonts w:ascii="MS Gothic" w:eastAsia="MS Gothic" w:hAnsi="MS Gothic" w:cs="MS Gothic" w:hint="eastAsia"/>
-        </w:rPr>
-        <w:t>├</w:t>
-      </w:r>
-      <w:r>
-        <w:rPr>
-          <w:rFonts w:ascii="Calibri" w:hAnsi="Calibri" w:cs="Calibri"/>
-        </w:rPr>
-        <w:t>──</w:t>
-      </w:r>
-      <w:r>
-        <w:t xml:space="preserve"> update-</w:t>
-      </w:r>
-      <w:proofErr w:type="spellStart"/>
-      <w:r>
-        <w:t>profile.php</w:t>
-      </w:r>
-      <w:proofErr w:type="spellEnd"/>
-      <w:r>
-        <w:t xml:space="preserve">       # Account Update Interface &amp; Logic</w:t>
-      </w:r>
-    </w:p>
-    <w:p>
-      <w:r>
-        <w:rPr>
-          <w:rFonts w:ascii="MS Gothic" w:eastAsia="MS Gothic" w:hAnsi="MS Gothic" w:cs="MS Gothic" w:hint="eastAsia"/>
-        </w:rPr>
-        <w:t>├</w:t>
-      </w:r>
-      <w:r>
-        <w:rPr>
-          <w:rFonts w:ascii="Calibri" w:hAnsi="Calibri" w:cs="Calibri"/>
-        </w:rPr>
-        <w:t>──</w:t>
-      </w:r>
-      <w:r>
-        <w:t xml:space="preserve"> delete-</w:t>
-      </w:r>
-      <w:proofErr w:type="spellStart"/>
-      <w:r>
-        <w:t>profile.php</w:t>
-      </w:r>
-      <w:proofErr w:type="spellEnd"/>
-      <w:r>
-        <w:t xml:space="preserve">       # Account Deletion Action Handler</w:t>
-      </w:r>
-    </w:p>
-    <w:p>
-      <w:r>
-        <w:rPr>
-          <w:rFonts w:ascii="MS Gothic" w:eastAsia="MS Gothic" w:hAnsi="MS Gothic" w:cs="MS Gothic" w:hint="eastAsia"/>
-        </w:rPr>
-        <w:t>├</w:t>
-      </w:r>
-      <w:r>
-        <w:rPr>
-          <w:rFonts w:ascii="Calibri" w:hAnsi="Calibri" w:cs="Calibri"/>
-        </w:rPr>
-        <w:t>──</w:t>
-      </w:r>
-      <w:r>
-        <w:t xml:space="preserve"> </w:t>
-      </w:r>
-      <w:proofErr w:type="spellStart"/>
-      <w:r>
-        <w:t>logout.php</w:t>
-      </w:r>
-      <w:proofErr w:type="spellEnd"/>
-      <w:r>
-        <w:t xml:space="preserve">               # Session Termination Logic</w:t>
-      </w:r>
-    </w:p>
-    <w:p>
-      <w:r>
-        <w:t xml:space="preserve">└── </w:t>
-      </w:r>
-      <w:proofErr w:type="spellStart"/>
-      <w:r>
-        <w:t>users.sql</w:t>
-      </w:r>
-      <w:proofErr w:type="spellEnd"/>
-      <w:r>
-        <w:t xml:space="preserve">                # Database Schema &amp; Initial Data Dump</w:t>
-      </w:r>
-    </w:p>
-    <w:p>
-      <w:pPr>
-        <w:rPr>
-          <w:sz w:val="26"/>
-          <w:szCs w:val="26"/>
-        </w:rPr>
-      </w:pPr>
-    </w:p>
-    <w:p>
-      <w:pPr>
+        <w:t>2</w:t>
+      </w:r>
+      <w:r>
         <w:rPr>
           <w:b/>
           <w:bCs/>
@@ -534,7 +232,9 @@
           <w:szCs w:val="26"/>
           <w:u w:val="single"/>
         </w:rPr>
-      </w:pPr>
+        <w:t>. Database Architecture (</w:t>
+      </w:r>
+      <w:proofErr w:type="spellStart"/>
       <w:r>
         <w:rPr>
           <w:b/>
@@ -543,9 +243,9 @@
           <w:szCs w:val="26"/>
           <w:u w:val="single"/>
         </w:rPr>
-        <w:t>3. Database Architecture (</w:t>
-      </w:r>
-      <w:proofErr w:type="spellStart"/>
+        <w:t>users.sql</w:t>
+      </w:r>
+      <w:proofErr w:type="spellEnd"/>
       <w:r>
         <w:rPr>
           <w:b/>
@@ -554,47 +254,42 @@
           <w:szCs w:val="26"/>
           <w:u w:val="single"/>
         </w:rPr>
-        <w:t>users.sql</w:t>
+        <w:t>)</w:t>
+      </w:r>
+    </w:p>
+    <w:p>
+      <w:r>
+        <w:t xml:space="preserve">The database consists of a single relational table named </w:t>
+      </w:r>
+      <w:r>
+        <w:rPr>
+          <w:b/>
+          <w:bCs/>
+        </w:rPr>
+        <w:t>users</w:t>
+      </w:r>
+      <w:r>
+        <w:t xml:space="preserve"> stored inside the </w:t>
+      </w:r>
+      <w:proofErr w:type="spellStart"/>
+      <w:r>
+        <w:rPr>
+          <w:b/>
+          <w:bCs/>
+        </w:rPr>
+        <w:t>user_profile_system</w:t>
       </w:r>
       <w:proofErr w:type="spellEnd"/>
       <w:r>
-        <w:rPr>
-          <w:b/>
-          <w:bCs/>
-          <w:sz w:val="26"/>
-          <w:szCs w:val="26"/>
-          <w:u w:val="single"/>
-        </w:rPr>
-        <w:t>)</w:t>
-      </w:r>
-    </w:p>
-    <w:p>
-      <w:r>
-        <w:t xml:space="preserve">The database consists of a single relational table named </w:t>
-      </w:r>
-      <w:r>
-        <w:rPr>
-          <w:b/>
-          <w:bCs/>
-        </w:rPr>
-        <w:t>users</w:t>
-      </w:r>
-      <w:r>
-        <w:t xml:space="preserve"> stored inside the </w:t>
-      </w:r>
-      <w:proofErr w:type="spellStart"/>
-      <w:r>
-        <w:rPr>
-          <w:b/>
-          <w:bCs/>
-        </w:rPr>
-        <w:t>user_profile_system</w:t>
-      </w:r>
-      <w:proofErr w:type="spellEnd"/>
-      <w:r>
         <w:t xml:space="preserve"> database schema. </w:t>
       </w:r>
     </w:p>
+    <w:p>
+      <w:r>
+        <w:br w:type="page"/>
+      </w:r>
+    </w:p>
+    <w:p/>
     <w:p>
       <w:pPr>
         <w:rPr>
@@ -960,10 +655,7 @@
             </w:r>
             <w:proofErr w:type="gramEnd"/>
             <w:r>
-              <w:t>50</w:t>
-            </w:r>
-            <w:r>
-              <w:t>)</w:t>
+              <w:t>50)</w:t>
             </w:r>
           </w:p>
         </w:tc>
@@ -1013,10 +705,7 @@
             </w:r>
             <w:proofErr w:type="gramEnd"/>
             <w:r>
-              <w:t>255</w:t>
-            </w:r>
-            <w:r>
-              <w:t>)</w:t>
+              <w:t>255)</w:t>
             </w:r>
           </w:p>
         </w:tc>
@@ -1099,7 +788,6 @@
           <w:p>
             <w:proofErr w:type="spellStart"/>
             <w:r>
-              <w:lastRenderedPageBreak/>
               <w:t>updated_at</w:t>
             </w:r>
             <w:proofErr w:type="spellEnd"/>
@@ -1171,6 +859,97 @@
           <w:szCs w:val="26"/>
           <w:u w:val="single"/>
         </w:rPr>
+        <w:t>3</w:t>
+      </w:r>
+      <w:r>
+        <w:rPr>
+          <w:b/>
+          <w:bCs/>
+          <w:sz w:val="26"/>
+          <w:szCs w:val="26"/>
+          <w:u w:val="single"/>
+        </w:rPr>
+        <w:t>. System Architecture &amp; File Structure</w:t>
+      </w:r>
+    </w:p>
+    <w:p>
+      <w:pPr>
+        <w:rPr>
+          <w:b/>
+          <w:bCs/>
+        </w:rPr>
+      </w:pPr>
+      <w:r>
+        <w:rPr>
+          <w:b/>
+          <w:bCs/>
+          <w:sz w:val="26"/>
+          <w:szCs w:val="26"/>
+          <w:u w:val="single"/>
+        </w:rPr>
+        <w:drawing>
+          <wp:inline distT="0" distB="0" distL="0" distR="0" wp14:anchorId="11CA8CBC" wp14:editId="66D181CC">
+            <wp:extent cx="3149464" cy="3208283"/>
+            <wp:effectExtent l="0" t="0" r="0" b="0"/>
+            <wp:docPr id="98403182" name="Picture 1"/>
+            <wp:cNvGraphicFramePr>
+              <a:graphicFrameLocks xmlns:a="http://schemas.openxmlformats.org/drawingml/2006/main" noChangeAspect="1"/>
+            </wp:cNvGraphicFramePr>
+            <a:graphic xmlns:a="http://schemas.openxmlformats.org/drawingml/2006/main">
+              <a:graphicData uri="http://schemas.openxmlformats.org/drawingml/2006/picture">
+                <pic:pic xmlns:pic="http://schemas.openxmlformats.org/drawingml/2006/picture">
+                  <pic:nvPicPr>
+                    <pic:cNvPr id="98403182" name=""/>
+                    <pic:cNvPicPr/>
+                  </pic:nvPicPr>
+                  <pic:blipFill>
+                    <a:blip r:embed="rId5"/>
+                    <a:stretch>
+                      <a:fillRect/>
+                    </a:stretch>
+                  </pic:blipFill>
+                  <pic:spPr>
+                    <a:xfrm>
+                      <a:off x="0" y="0"/>
+                      <a:ext cx="3211481" cy="3271458"/>
+                    </a:xfrm>
+                    <a:prstGeom prst="rect">
+                      <a:avLst/>
+                    </a:prstGeom>
+                  </pic:spPr>
+                </pic:pic>
+              </a:graphicData>
+            </a:graphic>
+          </wp:inline>
+        </w:drawing>
+      </w:r>
+    </w:p>
+    <w:p>
+      <w:pPr>
+        <w:rPr>
+          <w:b/>
+          <w:bCs/>
+        </w:rPr>
+      </w:pPr>
+    </w:p>
+    <w:p>
+      <w:pPr>
+        <w:rPr>
+          <w:b/>
+          <w:bCs/>
+          <w:sz w:val="26"/>
+          <w:szCs w:val="26"/>
+          <w:u w:val="single"/>
+        </w:rPr>
+      </w:pPr>
+      <w:r>
+        <w:rPr>
+          <w:b/>
+          <w:bCs/>
+          <w:sz w:val="26"/>
+          <w:szCs w:val="26"/>
+          <w:u w:val="single"/>
+        </w:rPr>
         <w:t>4. Technical Component Breakdown</w:t>
       </w:r>
     </w:p>
@@ -1583,7 +1362,6 @@
           <w:b/>
           <w:bCs/>
         </w:rPr>
-        <w:lastRenderedPageBreak/>
         <w:t>UI (</w:t>
       </w:r>
       <w:proofErr w:type="spellStart"/>
@@ -1680,6 +1458,7 @@
           <w:b/>
           <w:bCs/>
         </w:rPr>
+        <w:lastRenderedPageBreak/>
         <w:t>Validatio</w:t>
       </w:r>
       <w:r>
@@ -2107,7 +1886,6 @@
           <w:b/>
           <w:bCs/>
         </w:rPr>
-        <w:lastRenderedPageBreak/>
         <w:t>Authentication Check</w:t>
       </w:r>
       <w:r>
@@ -2182,6 +1960,7 @@
           <w:b/>
           <w:bCs/>
         </w:rPr>
+        <w:lastRenderedPageBreak/>
         <w:t>UI Display</w:t>
       </w:r>
       <w:r>
@@ -2607,7 +2386,6 @@
           <w:b/>
           <w:bCs/>
         </w:rPr>
-        <w:lastRenderedPageBreak/>
         <w:t>Execution Flow</w:t>
       </w:r>
       <w:r>
@@ -2677,6 +2455,28 @@
           <w:szCs w:val="26"/>
           <w:u w:val="single"/>
         </w:rPr>
+        <w:br w:type="page"/>
+      </w:r>
+    </w:p>
+    <w:p>
+      <w:pPr>
+        <w:rPr>
+          <w:b/>
+          <w:bCs/>
+          <w:sz w:val="26"/>
+          <w:szCs w:val="26"/>
+          <w:u w:val="single"/>
+        </w:rPr>
+      </w:pPr>
+      <w:r>
+        <w:rPr>
+          <w:b/>
+          <w:bCs/>
+          <w:sz w:val="26"/>
+          <w:szCs w:val="26"/>
+          <w:u w:val="single"/>
+        </w:rPr>
+        <w:lastRenderedPageBreak/>
         <w:t>5. Security &amp; Design Patterns Applied</w:t>
       </w:r>
     </w:p>
@@ -4743,6 +4543,7 @@
   <w:style w:type="character" w:default="1" w:styleId="DefaultParagraphFont">
     <w:name w:val="Default Paragraph Font"/>
     <w:uiPriority w:val="1"/>
+    <w:semiHidden/>
     <w:unhideWhenUsed/>
   </w:style>
   <w:style w:type="table" w:default="1" w:styleId="TableNormal">

--- a/Ass3_WebDesign/word documentation/System Documentation.docx
+++ b/Ass3_WebDesign/word documentation/System Documentation.docx
@@ -99,6 +99,13 @@
     <w:p>
       <w:r>
         <w:t xml:space="preserve">NIYOKWIZIGIRWA Carmel </w:t>
+      </w:r>
+      <w:r>
+        <w:rPr>
+          <w:b/>
+          <w:bCs/>
+        </w:rPr>
+        <w:t>29559</w:t>
       </w:r>
     </w:p>
     <w:p/>
@@ -883,6 +890,7 @@
         <w:rPr>
           <w:b/>
           <w:bCs/>
+          <w:noProof/>
           <w:sz w:val="26"/>
           <w:szCs w:val="26"/>
           <w:u w:val="single"/>

--- a/Ass3_WebDesign/word documentation/System Documentation.docx
+++ b/Ass3_WebDesign/word documentation/System Documentation.docx
@@ -145,6 +145,13 @@
     </w:p>
     <w:p>
       <w:pPr>
+        <w:pStyle w:val="ListParagraph"/>
+        <w:numPr>
+          <w:ilvl w:val="0"/>
+          <w:numId w:val="10"/>
+        </w:numPr>
+      </w:pPr>
+      <w:r>
         <w:rPr>
           <w:b/>
           <w:bCs/>
@@ -152,97 +159,858 @@
           <w:szCs w:val="26"/>
           <w:u w:val="single"/>
         </w:rPr>
-      </w:pPr>
-      <w:r>
-        <w:rPr>
+        <w:t>Project Title, Background and Objectives</w:t>
+      </w:r>
+    </w:p>
+    <w:p>
+      <w:r>
+        <w:rPr>
+          <w:b/>
+          <w:bCs/>
+        </w:rPr>
+        <w:t xml:space="preserve">Project title: </w:t>
+      </w:r>
+      <w:r>
+        <w:t>User Profile Management System</w:t>
+      </w:r>
+    </w:p>
+    <w:p>
+      <w:r>
+        <w:rPr>
+          <w:b/>
+          <w:bCs/>
+        </w:rPr>
+        <w:t xml:space="preserve">Background: </w:t>
+      </w:r>
+      <w:r>
+        <w:t xml:space="preserve">In modern web applications keeping people’s data efficiently is essential. </w:t>
+      </w:r>
+      <w:r>
+        <w:t>User Profile Management System</w:t>
+      </w:r>
+      <w:r>
+        <w:t xml:space="preserve"> is a responsive, database-driven web application developed in PHP and MySQL. It provides complete account functionality—including user registration, authentication, session-based profile access, account updates, and account deletion—while maintaining a semantic HTML5 structure styled </w:t>
+      </w:r>
+      <w:r>
+        <w:t xml:space="preserve">through </w:t>
+      </w:r>
+      <w:r>
+        <w:t xml:space="preserve">CSS. </w:t>
+      </w:r>
+    </w:p>
+    <w:p>
+      <w:r>
+        <w:rPr>
+          <w:b/>
+          <w:bCs/>
+        </w:rPr>
+        <w:t xml:space="preserve">Objectives: </w:t>
+      </w:r>
+    </w:p>
+    <w:p>
+      <w:pPr>
+        <w:pStyle w:val="ListParagraph"/>
+        <w:numPr>
+          <w:ilvl w:val="0"/>
+          <w:numId w:val="11"/>
+        </w:numPr>
+      </w:pPr>
+      <w:r>
+        <w:rPr>
+          <w:b/>
+          <w:bCs/>
+        </w:rPr>
+        <w:t>Semantic Web Layout</w:t>
+      </w:r>
+      <w:r>
+        <w:t>: Construct an accessible web layout using HTML5 structural elements (header, nav, main, section, article, aside, and footer)</w:t>
+      </w:r>
+    </w:p>
+    <w:p>
+      <w:pPr>
+        <w:pStyle w:val="NormalWeb"/>
+        <w:numPr>
+          <w:ilvl w:val="0"/>
+          <w:numId w:val="11"/>
+        </w:numPr>
+        <w:spacing w:before="0" w:beforeAutospacing="0"/>
+        <w:rPr>
+          <w:rFonts w:asciiTheme="minorHAnsi" w:hAnsiTheme="minorHAnsi" w:cstheme="minorHAnsi"/>
+        </w:rPr>
+      </w:pPr>
+      <w:r>
+        <w:rPr>
+          <w:rFonts w:asciiTheme="minorHAnsi" w:hAnsiTheme="minorHAnsi" w:cstheme="minorHAnsi"/>
+          <w:b/>
+          <w:bCs/>
+        </w:rPr>
+        <w:t>Responsive Design</w:t>
+      </w:r>
+      <w:r>
+        <w:rPr>
+          <w:rFonts w:asciiTheme="minorHAnsi" w:hAnsiTheme="minorHAnsi" w:cstheme="minorHAnsi"/>
+        </w:rPr>
+        <w:t xml:space="preserve">: Ensure full visual responsiveness across desktop and mobile devices using CSS Flexbox and media queries. </w:t>
+      </w:r>
+    </w:p>
+    <w:p>
+      <w:pPr>
+        <w:pStyle w:val="NormalWeb"/>
+        <w:numPr>
+          <w:ilvl w:val="0"/>
+          <w:numId w:val="11"/>
+        </w:numPr>
+        <w:spacing w:before="0" w:beforeAutospacing="0"/>
+        <w:rPr>
+          <w:rFonts w:asciiTheme="minorHAnsi" w:hAnsiTheme="minorHAnsi" w:cstheme="minorHAnsi"/>
+        </w:rPr>
+      </w:pPr>
+      <w:r>
+        <w:rPr>
+          <w:rFonts w:asciiTheme="minorHAnsi" w:hAnsiTheme="minorHAnsi" w:cstheme="minorHAnsi"/>
+          <w:b/>
+          <w:bCs/>
+        </w:rPr>
+        <w:t>User Authentication &amp; Authorization</w:t>
+      </w:r>
+      <w:r>
+        <w:rPr>
+          <w:rFonts w:asciiTheme="minorHAnsi" w:hAnsiTheme="minorHAnsi" w:cstheme="minorHAnsi"/>
+        </w:rPr>
+        <w:t>: Provide secure user registration, password hashing (</w:t>
+      </w:r>
+      <w:r>
+        <w:rPr>
+          <w:rStyle w:val="HTMLCode"/>
+          <w:rFonts w:asciiTheme="minorHAnsi" w:hAnsiTheme="minorHAnsi" w:cstheme="minorHAnsi"/>
+          <w:sz w:val="24"/>
+          <w:szCs w:val="24"/>
+        </w:rPr>
+        <w:t>BCRYPT</w:t>
+      </w:r>
+      <w:r>
+        <w:rPr>
+          <w:rFonts w:asciiTheme="minorHAnsi" w:hAnsiTheme="minorHAnsi" w:cstheme="minorHAnsi"/>
+        </w:rPr>
+        <w:t xml:space="preserve">), login, and session-based access control. </w:t>
+      </w:r>
+    </w:p>
+    <w:p>
+      <w:pPr>
+        <w:pStyle w:val="NormalWeb"/>
+        <w:numPr>
+          <w:ilvl w:val="0"/>
+          <w:numId w:val="11"/>
+        </w:numPr>
+        <w:spacing w:before="0" w:beforeAutospacing="0"/>
+        <w:rPr>
+          <w:rFonts w:asciiTheme="minorHAnsi" w:hAnsiTheme="minorHAnsi" w:cstheme="minorHAnsi"/>
+        </w:rPr>
+      </w:pPr>
+      <w:r>
+        <w:rPr>
+          <w:rFonts w:asciiTheme="minorHAnsi" w:hAnsiTheme="minorHAnsi" w:cstheme="minorHAnsi"/>
+          <w:b/>
+          <w:bCs/>
+        </w:rPr>
+        <w:t>CRUD Profile Management</w:t>
+      </w:r>
+      <w:r>
+        <w:rPr>
+          <w:rFonts w:asciiTheme="minorHAnsi" w:hAnsiTheme="minorHAnsi" w:cstheme="minorHAnsi"/>
+        </w:rPr>
+        <w:t xml:space="preserve">: Enable users to create, view, update, and delete their account records in real-time. </w:t>
+      </w:r>
+    </w:p>
+    <w:p>
+      <w:pPr>
+        <w:pStyle w:val="NormalWeb"/>
+        <w:numPr>
+          <w:ilvl w:val="0"/>
+          <w:numId w:val="11"/>
+        </w:numPr>
+        <w:pBdr>
+          <w:bottom w:val="single" w:sz="6" w:space="1" w:color="auto"/>
+        </w:pBdr>
+        <w:spacing w:before="0" w:beforeAutospacing="0"/>
+        <w:rPr>
+          <w:rFonts w:asciiTheme="minorHAnsi" w:hAnsiTheme="minorHAnsi" w:cstheme="minorHAnsi"/>
+        </w:rPr>
+      </w:pPr>
+      <w:r>
+        <w:rPr>
+          <w:rFonts w:asciiTheme="minorHAnsi" w:hAnsiTheme="minorHAnsi" w:cstheme="minorHAnsi"/>
+          <w:b/>
+          <w:bCs/>
+        </w:rPr>
+        <w:t>Media Integration</w:t>
+      </w:r>
+      <w:r>
+        <w:rPr>
+          <w:rFonts w:asciiTheme="minorHAnsi" w:hAnsiTheme="minorHAnsi" w:cstheme="minorHAnsi"/>
+        </w:rPr>
+        <w:t>: Incorporate illustrative images and visual branding across all primary pages to improve user engagement.</w:t>
+      </w:r>
+    </w:p>
+    <w:p>
+      <w:pPr>
+        <w:pStyle w:val="NormalWeb"/>
+        <w:pBdr>
+          <w:bottom w:val="single" w:sz="6" w:space="1" w:color="auto"/>
+        </w:pBdr>
+        <w:spacing w:before="0" w:beforeAutospacing="0"/>
+        <w:ind w:left="360"/>
+        <w:rPr>
+          <w:rFonts w:asciiTheme="minorHAnsi" w:hAnsiTheme="minorHAnsi" w:cstheme="minorHAnsi"/>
+        </w:rPr>
+      </w:pPr>
+    </w:p>
+    <w:p>
+      <w:pPr>
+        <w:pStyle w:val="NormalWeb"/>
+        <w:spacing w:before="0" w:beforeAutospacing="0"/>
+        <w:rPr>
+          <w:rFonts w:asciiTheme="minorHAnsi" w:hAnsiTheme="minorHAnsi" w:cstheme="minorHAnsi"/>
+        </w:rPr>
+      </w:pPr>
+    </w:p>
+    <w:p>
+      <w:pPr>
+        <w:pStyle w:val="NormalWeb"/>
+        <w:spacing w:before="0" w:beforeAutospacing="0"/>
+        <w:rPr>
+          <w:rFonts w:asciiTheme="minorHAnsi" w:hAnsiTheme="minorHAnsi" w:cstheme="minorHAnsi"/>
+        </w:rPr>
+      </w:pPr>
+    </w:p>
+    <w:p>
+      <w:pPr>
+        <w:pStyle w:val="NormalWeb"/>
+        <w:numPr>
+          <w:ilvl w:val="0"/>
+          <w:numId w:val="10"/>
+        </w:numPr>
+        <w:spacing w:before="0" w:beforeAutospacing="0"/>
+        <w:rPr>
+          <w:rFonts w:asciiTheme="minorHAnsi" w:hAnsiTheme="minorHAnsi" w:cstheme="minorHAnsi"/>
+        </w:rPr>
+      </w:pPr>
+      <w:r>
+        <w:rPr>
+          <w:rFonts w:asciiTheme="minorHAnsi" w:hAnsiTheme="minorHAnsi" w:cstheme="minorHAnsi"/>
           <w:b/>
           <w:bCs/>
           <w:sz w:val="26"/>
           <w:szCs w:val="26"/>
           <w:u w:val="single"/>
         </w:rPr>
-        <w:t>1. Executive Summary &amp; Overview</w:t>
-      </w:r>
-    </w:p>
-    <w:p>
-      <w:r>
-        <w:t xml:space="preserve">The </w:t>
-      </w:r>
-      <w:r>
-        <w:rPr>
-          <w:b/>
-          <w:bCs/>
-        </w:rPr>
-        <w:t>User Profile Management System</w:t>
-      </w:r>
-      <w:r>
-        <w:t xml:space="preserve"> is a responsive, database-driven web application developed in PHP and MySQL. It provides complete account lifecycle functionality—including user registration, authentication, session-based profile access, account updates, and account deletion—while maintaining a semantic HTML5 structure styled </w:t>
-      </w:r>
-      <w:r>
-        <w:t xml:space="preserve">through </w:t>
-      </w:r>
-      <w:r>
-        <w:t xml:space="preserve">CSS. </w:t>
-      </w:r>
-    </w:p>
-    <w:p>
-      <w:r>
-        <w:t xml:space="preserve">The system uses server-side processing to handle business logic, database transactions, form validation, and session management. </w:t>
-      </w:r>
-    </w:p>
-    <w:p>
-      <w:r>
-        <w:t>Each file of the system has a .</w:t>
-      </w:r>
-      <w:proofErr w:type="spellStart"/>
-      <w:r>
-        <w:t>php</w:t>
-      </w:r>
-      <w:proofErr w:type="spellEnd"/>
-      <w:r>
-        <w:t xml:space="preserve"> extension to allow integration of PHP in the HTML code. This integrated PHP code allows to check session information before the page loads.</w:t>
-      </w:r>
-    </w:p>
-    <w:p>
-      <w:pPr>
-        <w:rPr>
-          <w:sz w:val="26"/>
-          <w:szCs w:val="26"/>
-        </w:rPr>
-      </w:pPr>
-    </w:p>
-    <w:p>
-      <w:pPr>
-        <w:rPr>
+        <w:t>T</w:t>
+      </w:r>
+      <w:r>
+        <w:rPr>
+          <w:rFonts w:asciiTheme="minorHAnsi" w:hAnsiTheme="minorHAnsi" w:cstheme="minorHAnsi"/>
           <w:b/>
           <w:bCs/>
           <w:sz w:val="26"/>
           <w:szCs w:val="26"/>
           <w:u w:val="single"/>
         </w:rPr>
-      </w:pPr>
-      <w:r>
-        <w:rPr>
+        <w:t>echnologies</w:t>
+      </w:r>
+      <w:r>
+        <w:rPr>
+          <w:rFonts w:asciiTheme="minorHAnsi" w:hAnsiTheme="minorHAnsi" w:cstheme="minorHAnsi"/>
           <w:b/>
           <w:bCs/>
           <w:sz w:val="26"/>
           <w:szCs w:val="26"/>
           <w:u w:val="single"/>
         </w:rPr>
-        <w:t>2</w:t>
-      </w:r>
-      <w:r>
-        <w:rPr>
+        <w:t xml:space="preserve"> </w:t>
+      </w:r>
+      <w:r>
+        <w:rPr>
+          <w:rFonts w:asciiTheme="minorHAnsi" w:hAnsiTheme="minorHAnsi" w:cstheme="minorHAnsi"/>
           <w:b/>
           <w:bCs/>
           <w:sz w:val="26"/>
           <w:szCs w:val="26"/>
           <w:u w:val="single"/>
         </w:rPr>
-        <w:t>. Database Architecture (</w:t>
+        <w:t>and System Features</w:t>
+      </w:r>
+    </w:p>
+    <w:p>
+      <w:pPr>
+        <w:pStyle w:val="NormalWeb"/>
+        <w:rPr>
+          <w:rFonts w:asciiTheme="minorHAnsi" w:hAnsiTheme="minorHAnsi" w:cstheme="minorHAnsi"/>
+          <w:b/>
+          <w:bCs/>
+        </w:rPr>
+      </w:pPr>
+      <w:r>
+        <w:rPr>
+          <w:rFonts w:asciiTheme="minorHAnsi" w:hAnsiTheme="minorHAnsi" w:cstheme="minorHAnsi"/>
+          <w:b/>
+          <w:bCs/>
+        </w:rPr>
+        <w:t>Technologies Used</w:t>
+      </w:r>
+    </w:p>
+    <w:p>
+      <w:pPr>
+        <w:pStyle w:val="NormalWeb"/>
+        <w:numPr>
+          <w:ilvl w:val="0"/>
+          <w:numId w:val="12"/>
+        </w:numPr>
+        <w:rPr>
+          <w:rFonts w:asciiTheme="minorHAnsi" w:hAnsiTheme="minorHAnsi" w:cstheme="minorHAnsi"/>
+        </w:rPr>
+      </w:pPr>
+      <w:r>
+        <w:rPr>
+          <w:rFonts w:asciiTheme="minorHAnsi" w:hAnsiTheme="minorHAnsi" w:cstheme="minorHAnsi"/>
+          <w:b/>
+          <w:bCs/>
+        </w:rPr>
+        <w:t>Frontend</w:t>
+      </w:r>
+      <w:r>
+        <w:rPr>
+          <w:rFonts w:asciiTheme="minorHAnsi" w:hAnsiTheme="minorHAnsi" w:cstheme="minorHAnsi"/>
+        </w:rPr>
+        <w:t>: HTML5, CSS3 (Flexbox, Grid, Media Queries), Font Awesome Icons</w:t>
+      </w:r>
+      <w:r>
+        <w:rPr>
+          <w:rFonts w:asciiTheme="minorHAnsi" w:hAnsiTheme="minorHAnsi" w:cstheme="minorHAnsi"/>
+        </w:rPr>
+        <w:t>.</w:t>
+      </w:r>
+    </w:p>
+    <w:p>
+      <w:pPr>
+        <w:pStyle w:val="NormalWeb"/>
+        <w:numPr>
+          <w:ilvl w:val="0"/>
+          <w:numId w:val="12"/>
+        </w:numPr>
+        <w:rPr>
+          <w:rFonts w:asciiTheme="minorHAnsi" w:hAnsiTheme="minorHAnsi" w:cstheme="minorHAnsi"/>
+        </w:rPr>
+      </w:pPr>
+      <w:r>
+        <w:rPr>
+          <w:rFonts w:asciiTheme="minorHAnsi" w:hAnsiTheme="minorHAnsi" w:cstheme="minorHAnsi"/>
+          <w:b/>
+          <w:bCs/>
+        </w:rPr>
+        <w:t>Backend</w:t>
+      </w:r>
+      <w:r>
+        <w:rPr>
+          <w:rFonts w:asciiTheme="minorHAnsi" w:hAnsiTheme="minorHAnsi" w:cstheme="minorHAnsi"/>
+        </w:rPr>
+        <w:t>: PHP (Hypertext Preprocessor)</w:t>
+      </w:r>
+    </w:p>
+    <w:p>
+      <w:pPr>
+        <w:pStyle w:val="NormalWeb"/>
+        <w:numPr>
+          <w:ilvl w:val="0"/>
+          <w:numId w:val="12"/>
+        </w:numPr>
+        <w:rPr>
+          <w:rFonts w:asciiTheme="minorHAnsi" w:hAnsiTheme="minorHAnsi" w:cstheme="minorHAnsi"/>
+        </w:rPr>
+      </w:pPr>
+      <w:r>
+        <w:rPr>
+          <w:rFonts w:asciiTheme="minorHAnsi" w:hAnsiTheme="minorHAnsi" w:cstheme="minorHAnsi"/>
+          <w:b/>
+          <w:bCs/>
+        </w:rPr>
+        <w:t>Database</w:t>
+      </w:r>
+      <w:r>
+        <w:rPr>
+          <w:rFonts w:asciiTheme="minorHAnsi" w:hAnsiTheme="minorHAnsi" w:cstheme="minorHAnsi"/>
+        </w:rPr>
+        <w:t xml:space="preserve">: MySQL / MariaDB via PHP </w:t>
       </w:r>
       <w:proofErr w:type="spellStart"/>
       <w:r>
+        <w:rPr>
+          <w:rFonts w:asciiTheme="minorHAnsi" w:hAnsiTheme="minorHAnsi" w:cstheme="minorHAnsi"/>
+        </w:rPr>
+        <w:t>mysqli</w:t>
+      </w:r>
+      <w:proofErr w:type="spellEnd"/>
+      <w:r>
+        <w:rPr>
+          <w:rFonts w:asciiTheme="minorHAnsi" w:hAnsiTheme="minorHAnsi" w:cstheme="minorHAnsi"/>
+        </w:rPr>
+        <w:t xml:space="preserve"> extension. </w:t>
+      </w:r>
+    </w:p>
+    <w:p>
+      <w:pPr>
+        <w:pStyle w:val="NormalWeb"/>
+        <w:numPr>
+          <w:ilvl w:val="0"/>
+          <w:numId w:val="12"/>
+        </w:numPr>
+        <w:rPr>
+          <w:rFonts w:asciiTheme="minorHAnsi" w:hAnsiTheme="minorHAnsi" w:cstheme="minorHAnsi"/>
+        </w:rPr>
+      </w:pPr>
+      <w:r>
+        <w:rPr>
+          <w:rFonts w:asciiTheme="minorHAnsi" w:hAnsiTheme="minorHAnsi" w:cstheme="minorHAnsi"/>
+          <w:b/>
+          <w:bCs/>
+        </w:rPr>
+        <w:t>Environment</w:t>
+      </w:r>
+      <w:r>
+        <w:rPr>
+          <w:rFonts w:asciiTheme="minorHAnsi" w:hAnsiTheme="minorHAnsi" w:cstheme="minorHAnsi"/>
+        </w:rPr>
+        <w:t>: Local Apache/MySQL server (XAMPP environment).</w:t>
+      </w:r>
+    </w:p>
+    <w:p>
+      <w:pPr>
+        <w:pStyle w:val="NormalWeb"/>
+        <w:rPr>
+          <w:rFonts w:asciiTheme="minorHAnsi" w:hAnsiTheme="minorHAnsi" w:cstheme="minorHAnsi"/>
+          <w:b/>
+          <w:bCs/>
+        </w:rPr>
+      </w:pPr>
+      <w:r>
+        <w:rPr>
+          <w:rFonts w:asciiTheme="minorHAnsi" w:hAnsiTheme="minorHAnsi" w:cstheme="minorHAnsi"/>
+          <w:b/>
+          <w:bCs/>
+        </w:rPr>
+        <w:t>System Architecture &amp; File Structure</w:t>
+      </w:r>
+    </w:p>
+    <w:p>
+      <w:pPr>
+        <w:pStyle w:val="NormalWeb"/>
+        <w:rPr>
+          <w:rFonts w:asciiTheme="minorHAnsi" w:hAnsiTheme="minorHAnsi" w:cstheme="minorHAnsi"/>
+        </w:rPr>
+      </w:pPr>
+      <w:r>
+        <w:rPr>
+          <w:rFonts w:asciiTheme="minorHAnsi" w:hAnsiTheme="minorHAnsi" w:cstheme="minorHAnsi"/>
+        </w:rPr>
+        <w:t>Each page uses a .</w:t>
+      </w:r>
+      <w:proofErr w:type="spellStart"/>
+      <w:r>
+        <w:rPr>
+          <w:rFonts w:asciiTheme="minorHAnsi" w:hAnsiTheme="minorHAnsi" w:cstheme="minorHAnsi"/>
+        </w:rPr>
+        <w:t>php</w:t>
+      </w:r>
+      <w:proofErr w:type="spellEnd"/>
+      <w:r>
+        <w:rPr>
+          <w:rFonts w:asciiTheme="minorHAnsi" w:hAnsiTheme="minorHAnsi" w:cstheme="minorHAnsi"/>
+        </w:rPr>
+        <w:t xml:space="preserve"> extension to execute server-side authentication and session checks before rendering HTML content to the browser. </w:t>
+      </w:r>
+      <w:r>
+        <w:rPr>
+          <w:rFonts w:asciiTheme="minorHAnsi" w:hAnsiTheme="minorHAnsi" w:cstheme="minorHAnsi"/>
+        </w:rPr>
+        <w:t>This allows us to run HTML and PHP together in one file which would not be possible with a .html extension.</w:t>
+      </w:r>
+    </w:p>
+    <w:p>
+      <w:pPr>
+        <w:pStyle w:val="NormalWeb"/>
+        <w:numPr>
+          <w:ilvl w:val="0"/>
+          <w:numId w:val="14"/>
+        </w:numPr>
+        <w:rPr>
+          <w:rFonts w:asciiTheme="minorHAnsi" w:hAnsiTheme="minorHAnsi" w:cstheme="minorHAnsi"/>
+        </w:rPr>
+      </w:pPr>
+      <w:r>
+        <w:rPr>
+          <w:rFonts w:asciiTheme="minorHAnsi" w:hAnsiTheme="minorHAnsi" w:cstheme="minorHAnsi"/>
+          <w:b/>
+          <w:bCs/>
+        </w:rPr>
+        <w:t>config/</w:t>
+      </w:r>
+      <w:proofErr w:type="spellStart"/>
+      <w:r>
+        <w:rPr>
+          <w:rFonts w:asciiTheme="minorHAnsi" w:hAnsiTheme="minorHAnsi" w:cstheme="minorHAnsi"/>
+          <w:b/>
+          <w:bCs/>
+        </w:rPr>
+        <w:t>db.php</w:t>
+      </w:r>
+      <w:proofErr w:type="spellEnd"/>
+      <w:r>
+        <w:rPr>
+          <w:rFonts w:asciiTheme="minorHAnsi" w:hAnsiTheme="minorHAnsi" w:cstheme="minorHAnsi"/>
+        </w:rPr>
+        <w:t xml:space="preserve">: Contains central database connection parameters and charset configuration. </w:t>
+      </w:r>
+      <w:r>
+        <w:rPr>
+          <w:rFonts w:asciiTheme="minorHAnsi" w:hAnsiTheme="minorHAnsi" w:cstheme="minorHAnsi"/>
+        </w:rPr>
+        <w:t>For easy reusability over multiple files.</w:t>
+      </w:r>
+    </w:p>
+    <w:p>
+      <w:pPr>
+        <w:pStyle w:val="NormalWeb"/>
+        <w:numPr>
+          <w:ilvl w:val="0"/>
+          <w:numId w:val="14"/>
+        </w:numPr>
+        <w:rPr>
+          <w:rFonts w:asciiTheme="minorHAnsi" w:hAnsiTheme="minorHAnsi" w:cstheme="minorHAnsi"/>
+        </w:rPr>
+      </w:pPr>
+      <w:proofErr w:type="spellStart"/>
+      <w:r>
+        <w:rPr>
+          <w:rFonts w:asciiTheme="minorHAnsi" w:hAnsiTheme="minorHAnsi" w:cstheme="minorHAnsi"/>
+          <w:b/>
+          <w:bCs/>
+        </w:rPr>
+        <w:t>css</w:t>
+      </w:r>
+      <w:proofErr w:type="spellEnd"/>
+      <w:r>
+        <w:rPr>
+          <w:rFonts w:asciiTheme="minorHAnsi" w:hAnsiTheme="minorHAnsi" w:cstheme="minorHAnsi"/>
+          <w:b/>
+          <w:bCs/>
+        </w:rPr>
+        <w:t>/style.css</w:t>
+      </w:r>
+      <w:r>
+        <w:rPr>
+          <w:rFonts w:asciiTheme="minorHAnsi" w:hAnsiTheme="minorHAnsi" w:cstheme="minorHAnsi"/>
+        </w:rPr>
+        <w:t xml:space="preserve">: Provides global styling, split-card layouts, and media queries. </w:t>
+      </w:r>
+    </w:p>
+    <w:p>
+      <w:pPr>
+        <w:pStyle w:val="NormalWeb"/>
+        <w:numPr>
+          <w:ilvl w:val="0"/>
+          <w:numId w:val="14"/>
+        </w:numPr>
+        <w:rPr>
+          <w:rFonts w:asciiTheme="minorHAnsi" w:hAnsiTheme="minorHAnsi" w:cstheme="minorHAnsi"/>
+        </w:rPr>
+      </w:pPr>
+      <w:r>
+        <w:rPr>
+          <w:rFonts w:asciiTheme="minorHAnsi" w:hAnsiTheme="minorHAnsi" w:cstheme="minorHAnsi"/>
+          <w:b/>
+          <w:bCs/>
+        </w:rPr>
+        <w:t>images/</w:t>
+      </w:r>
+      <w:r>
+        <w:rPr>
+          <w:rFonts w:asciiTheme="minorHAnsi" w:hAnsiTheme="minorHAnsi" w:cstheme="minorHAnsi"/>
+        </w:rPr>
+        <w:t xml:space="preserve">: Houses </w:t>
+      </w:r>
+      <w:r>
+        <w:rPr>
+          <w:rFonts w:asciiTheme="minorHAnsi" w:hAnsiTheme="minorHAnsi" w:cstheme="minorHAnsi"/>
+        </w:rPr>
+        <w:t>image</w:t>
+      </w:r>
+      <w:r>
+        <w:rPr>
+          <w:rFonts w:asciiTheme="minorHAnsi" w:hAnsiTheme="minorHAnsi" w:cstheme="minorHAnsi"/>
+        </w:rPr>
+        <w:t xml:space="preserve"> assets used across home, login, signup, and profile pages. </w:t>
+      </w:r>
+    </w:p>
+    <w:p>
+      <w:pPr>
+        <w:pStyle w:val="NormalWeb"/>
+        <w:numPr>
+          <w:ilvl w:val="0"/>
+          <w:numId w:val="14"/>
+        </w:numPr>
+        <w:rPr>
+          <w:rFonts w:asciiTheme="minorHAnsi" w:hAnsiTheme="minorHAnsi" w:cstheme="minorHAnsi"/>
+        </w:rPr>
+      </w:pPr>
+      <w:proofErr w:type="spellStart"/>
+      <w:r>
+        <w:rPr>
+          <w:rFonts w:asciiTheme="minorHAnsi" w:hAnsiTheme="minorHAnsi" w:cstheme="minorHAnsi"/>
+          <w:b/>
+          <w:bCs/>
+        </w:rPr>
+        <w:t>index.php</w:t>
+      </w:r>
+      <w:proofErr w:type="spellEnd"/>
+      <w:r>
+        <w:rPr>
+          <w:rFonts w:asciiTheme="minorHAnsi" w:hAnsiTheme="minorHAnsi" w:cstheme="minorHAnsi"/>
+        </w:rPr>
+        <w:t xml:space="preserve">: Main landing page with hero banner, features, call-to-action buttons, and sidebar tips. </w:t>
+      </w:r>
+    </w:p>
+    <w:p>
+      <w:pPr>
+        <w:pStyle w:val="NormalWeb"/>
+        <w:numPr>
+          <w:ilvl w:val="0"/>
+          <w:numId w:val="14"/>
+        </w:numPr>
+        <w:rPr>
+          <w:rFonts w:asciiTheme="minorHAnsi" w:hAnsiTheme="minorHAnsi" w:cstheme="minorHAnsi"/>
+        </w:rPr>
+      </w:pPr>
+      <w:proofErr w:type="spellStart"/>
+      <w:r>
+        <w:rPr>
+          <w:rFonts w:asciiTheme="minorHAnsi" w:hAnsiTheme="minorHAnsi" w:cstheme="minorHAnsi"/>
+          <w:b/>
+          <w:bCs/>
+        </w:rPr>
+        <w:t>signup.php</w:t>
+      </w:r>
+      <w:proofErr w:type="spellEnd"/>
+      <w:r>
+        <w:rPr>
+          <w:rFonts w:asciiTheme="minorHAnsi" w:hAnsiTheme="minorHAnsi" w:cstheme="minorHAnsi"/>
+          <w:b/>
+          <w:bCs/>
+        </w:rPr>
+        <w:t xml:space="preserve"> &amp; </w:t>
+      </w:r>
+      <w:proofErr w:type="spellStart"/>
+      <w:r>
+        <w:rPr>
+          <w:rFonts w:asciiTheme="minorHAnsi" w:hAnsiTheme="minorHAnsi" w:cstheme="minorHAnsi"/>
+          <w:b/>
+          <w:bCs/>
+        </w:rPr>
+        <w:t>signup_process.php</w:t>
+      </w:r>
+      <w:proofErr w:type="spellEnd"/>
+      <w:r>
+        <w:rPr>
+          <w:rFonts w:asciiTheme="minorHAnsi" w:hAnsiTheme="minorHAnsi" w:cstheme="minorHAnsi"/>
+        </w:rPr>
+        <w:t xml:space="preserve">: Renders the registration interface and processes input validation, password encryption, and database insertion. </w:t>
+      </w:r>
+    </w:p>
+    <w:p>
+      <w:pPr>
+        <w:pStyle w:val="NormalWeb"/>
+        <w:numPr>
+          <w:ilvl w:val="0"/>
+          <w:numId w:val="14"/>
+        </w:numPr>
+        <w:rPr>
+          <w:rFonts w:asciiTheme="minorHAnsi" w:hAnsiTheme="minorHAnsi" w:cstheme="minorHAnsi"/>
+        </w:rPr>
+      </w:pPr>
+      <w:proofErr w:type="spellStart"/>
+      <w:r>
+        <w:rPr>
+          <w:rFonts w:asciiTheme="minorHAnsi" w:hAnsiTheme="minorHAnsi" w:cstheme="minorHAnsi"/>
+          <w:b/>
+          <w:bCs/>
+        </w:rPr>
+        <w:t>login.php</w:t>
+      </w:r>
+      <w:proofErr w:type="spellEnd"/>
+      <w:r>
+        <w:rPr>
+          <w:rFonts w:asciiTheme="minorHAnsi" w:hAnsiTheme="minorHAnsi" w:cstheme="minorHAnsi"/>
+        </w:rPr>
+        <w:t xml:space="preserve">: Authenticates users using hashed password verification. </w:t>
+      </w:r>
+    </w:p>
+    <w:p>
+      <w:pPr>
+        <w:pStyle w:val="NormalWeb"/>
+        <w:numPr>
+          <w:ilvl w:val="0"/>
+          <w:numId w:val="14"/>
+        </w:numPr>
+        <w:rPr>
+          <w:rFonts w:asciiTheme="minorHAnsi" w:hAnsiTheme="minorHAnsi" w:cstheme="minorHAnsi"/>
+        </w:rPr>
+      </w:pPr>
+      <w:proofErr w:type="spellStart"/>
+      <w:r>
+        <w:rPr>
+          <w:rFonts w:asciiTheme="minorHAnsi" w:hAnsiTheme="minorHAnsi" w:cstheme="minorHAnsi"/>
+          <w:b/>
+          <w:bCs/>
+        </w:rPr>
+        <w:t>profile.php</w:t>
+      </w:r>
+      <w:proofErr w:type="spellEnd"/>
+      <w:r>
+        <w:rPr>
+          <w:rFonts w:asciiTheme="minorHAnsi" w:hAnsiTheme="minorHAnsi" w:cstheme="minorHAnsi"/>
+        </w:rPr>
+        <w:t xml:space="preserve">: Displays authenticated user profile information retrieved from MySQL. </w:t>
+      </w:r>
+    </w:p>
+    <w:p>
+      <w:pPr>
+        <w:pStyle w:val="NormalWeb"/>
+        <w:numPr>
+          <w:ilvl w:val="0"/>
+          <w:numId w:val="14"/>
+        </w:numPr>
+        <w:rPr>
+          <w:rFonts w:asciiTheme="minorHAnsi" w:hAnsiTheme="minorHAnsi" w:cstheme="minorHAnsi"/>
+        </w:rPr>
+      </w:pPr>
+      <w:r>
+        <w:rPr>
+          <w:rFonts w:asciiTheme="minorHAnsi" w:hAnsiTheme="minorHAnsi" w:cstheme="minorHAnsi"/>
+          <w:b/>
+          <w:bCs/>
+        </w:rPr>
+        <w:t>update-</w:t>
+      </w:r>
+      <w:proofErr w:type="spellStart"/>
+      <w:r>
+        <w:rPr>
+          <w:rFonts w:asciiTheme="minorHAnsi" w:hAnsiTheme="minorHAnsi" w:cstheme="minorHAnsi"/>
+          <w:b/>
+          <w:bCs/>
+        </w:rPr>
+        <w:t>profile.php</w:t>
+      </w:r>
+      <w:proofErr w:type="spellEnd"/>
+      <w:r>
+        <w:rPr>
+          <w:rFonts w:asciiTheme="minorHAnsi" w:hAnsiTheme="minorHAnsi" w:cstheme="minorHAnsi"/>
+        </w:rPr>
+        <w:t>: Form processing for updating profile credentials while preventing duplicate username/email collisions.</w:t>
+      </w:r>
+    </w:p>
+    <w:p>
+      <w:pPr>
+        <w:pStyle w:val="NormalWeb"/>
+        <w:numPr>
+          <w:ilvl w:val="0"/>
+          <w:numId w:val="14"/>
+        </w:numPr>
+        <w:rPr>
+          <w:rFonts w:asciiTheme="minorHAnsi" w:hAnsiTheme="minorHAnsi" w:cstheme="minorHAnsi"/>
+        </w:rPr>
+      </w:pPr>
+      <w:r>
+        <w:rPr>
+          <w:rFonts w:asciiTheme="minorHAnsi" w:hAnsiTheme="minorHAnsi" w:cstheme="minorHAnsi"/>
+          <w:b/>
+          <w:bCs/>
+        </w:rPr>
+        <w:t>delete-</w:t>
+      </w:r>
+      <w:proofErr w:type="spellStart"/>
+      <w:r>
+        <w:rPr>
+          <w:rFonts w:asciiTheme="minorHAnsi" w:hAnsiTheme="minorHAnsi" w:cstheme="minorHAnsi"/>
+          <w:b/>
+          <w:bCs/>
+        </w:rPr>
+        <w:t>profile.php</w:t>
+      </w:r>
+      <w:proofErr w:type="spellEnd"/>
+      <w:r>
+        <w:rPr>
+          <w:rFonts w:asciiTheme="minorHAnsi" w:hAnsiTheme="minorHAnsi" w:cstheme="minorHAnsi"/>
+        </w:rPr>
+        <w:t xml:space="preserve">: Deletes user record from database and terminates active session. </w:t>
+      </w:r>
+    </w:p>
+    <w:p>
+      <w:pPr>
+        <w:pStyle w:val="NormalWeb"/>
+        <w:numPr>
+          <w:ilvl w:val="0"/>
+          <w:numId w:val="14"/>
+        </w:numPr>
+        <w:rPr>
+          <w:rFonts w:asciiTheme="minorHAnsi" w:hAnsiTheme="minorHAnsi" w:cstheme="minorHAnsi"/>
+        </w:rPr>
+      </w:pPr>
+      <w:proofErr w:type="spellStart"/>
+      <w:r>
+        <w:rPr>
+          <w:rFonts w:asciiTheme="minorHAnsi" w:hAnsiTheme="minorHAnsi" w:cstheme="minorHAnsi"/>
+          <w:b/>
+          <w:bCs/>
+        </w:rPr>
+        <w:t>logout.php</w:t>
+      </w:r>
+      <w:proofErr w:type="spellEnd"/>
+      <w:r>
+        <w:rPr>
+          <w:rFonts w:asciiTheme="minorHAnsi" w:hAnsiTheme="minorHAnsi" w:cstheme="minorHAnsi"/>
+        </w:rPr>
+        <w:t xml:space="preserve">: Clears session data and logs the user out. </w:t>
+      </w:r>
+    </w:p>
+    <w:p>
+      <w:pPr>
+        <w:pStyle w:val="NormalWeb"/>
+        <w:ind w:left="1080"/>
+        <w:rPr>
+          <w:rFonts w:asciiTheme="minorHAnsi" w:hAnsiTheme="minorHAnsi" w:cstheme="minorHAnsi"/>
+        </w:rPr>
+      </w:pPr>
+    </w:p>
+    <w:p>
+      <w:pPr>
+        <w:pStyle w:val="NormalWeb"/>
+        <w:pBdr>
+          <w:bottom w:val="single" w:sz="6" w:space="1" w:color="auto"/>
+        </w:pBdr>
+        <w:spacing w:before="0" w:beforeAutospacing="0"/>
+        <w:rPr>
+          <w:rFonts w:asciiTheme="minorHAnsi" w:hAnsiTheme="minorHAnsi" w:cstheme="minorHAnsi"/>
+        </w:rPr>
+      </w:pPr>
+    </w:p>
+    <w:p>
+      <w:pPr>
+        <w:rPr>
+          <w:sz w:val="26"/>
+          <w:szCs w:val="26"/>
+        </w:rPr>
+      </w:pPr>
+    </w:p>
+    <w:p>
+      <w:pPr>
         <w:rPr>
           <w:b/>
           <w:bCs/>
@@ -250,9 +1018,7 @@
           <w:szCs w:val="26"/>
           <w:u w:val="single"/>
         </w:rPr>
-        <w:t>users.sql</w:t>
-      </w:r>
-      <w:proofErr w:type="spellEnd"/>
+      </w:pPr>
       <w:r>
         <w:rPr>
           <w:b/>
@@ -261,6 +1027,75 @@
           <w:szCs w:val="26"/>
           <w:u w:val="single"/>
         </w:rPr>
+        <w:br w:type="page"/>
+      </w:r>
+    </w:p>
+    <w:p>
+      <w:pPr>
+        <w:pStyle w:val="ListParagraph"/>
+        <w:numPr>
+          <w:ilvl w:val="0"/>
+          <w:numId w:val="10"/>
+        </w:numPr>
+        <w:rPr>
+          <w:b/>
+          <w:bCs/>
+          <w:sz w:val="26"/>
+          <w:szCs w:val="26"/>
+          <w:u w:val="single"/>
+        </w:rPr>
+      </w:pPr>
+      <w:r>
+        <w:rPr>
+          <w:b/>
+          <w:bCs/>
+          <w:sz w:val="26"/>
+          <w:szCs w:val="26"/>
+          <w:u w:val="single"/>
+        </w:rPr>
+        <w:lastRenderedPageBreak/>
+        <w:t xml:space="preserve">Database </w:t>
+      </w:r>
+      <w:r>
+        <w:rPr>
+          <w:b/>
+          <w:bCs/>
+          <w:sz w:val="26"/>
+          <w:szCs w:val="26"/>
+          <w:u w:val="single"/>
+        </w:rPr>
+        <w:t xml:space="preserve">Desing </w:t>
+      </w:r>
+      <w:r>
+        <w:rPr>
+          <w:b/>
+          <w:bCs/>
+          <w:sz w:val="26"/>
+          <w:szCs w:val="26"/>
+          <w:u w:val="single"/>
+        </w:rPr>
+        <w:t>(</w:t>
+      </w:r>
+      <w:proofErr w:type="spellStart"/>
+      <w:r>
+        <w:rPr>
+          <w:b/>
+          <w:bCs/>
+          <w:sz w:val="26"/>
+          <w:szCs w:val="26"/>
+          <w:u w:val="single"/>
+        </w:rPr>
+        <w:t>users.sql</w:t>
+      </w:r>
+      <w:proofErr w:type="spellEnd"/>
+      <w:r>
+        <w:rPr>
+          <w:b/>
+          <w:bCs/>
+          <w:sz w:val="26"/>
+          <w:szCs w:val="26"/>
+          <w:u w:val="single"/>
+        </w:rPr>
         <w:t>)</w:t>
       </w:r>
     </w:p>
@@ -292,18 +1127,6 @@
       </w:r>
     </w:p>
     <w:p>
-      <w:r>
-        <w:br w:type="page"/>
-      </w:r>
-    </w:p>
-    <w:p/>
-    <w:p>
-      <w:pPr>
-        <w:rPr>
-          <w:b/>
-          <w:bCs/>
-        </w:rPr>
-      </w:pPr>
       <w:r>
         <w:rPr>
           <w:b/>
@@ -448,26 +1271,12 @@
             <w:tcW w:w="1710" w:type="dxa"/>
           </w:tcPr>
           <w:p>
-            <w:pPr>
-              <w:rPr>
-                <w:b/>
-                <w:bCs/>
-              </w:rPr>
-            </w:pPr>
             <w:proofErr w:type="gramStart"/>
             <w:r>
-              <w:rPr>
-                <w:b/>
-                <w:bCs/>
-              </w:rPr>
               <w:t>INT(</w:t>
             </w:r>
             <w:proofErr w:type="gramEnd"/>
             <w:r>
-              <w:rPr>
-                <w:b/>
-                <w:bCs/>
-              </w:rPr>
               <w:t>11)</w:t>
             </w:r>
           </w:p>
@@ -842,6 +1651,17 @@
     </w:p>
     <w:p>
       <w:pPr>
+        <w:pBdr>
+          <w:bottom w:val="single" w:sz="6" w:space="1" w:color="auto"/>
+        </w:pBdr>
+        <w:rPr>
+          <w:b/>
+          <w:bCs/>
+        </w:rPr>
+      </w:pPr>
+    </w:p>
+    <w:p>
+      <w:pPr>
         <w:rPr>
           <w:b/>
           <w:bCs/>
@@ -866,9 +1686,16 @@
           <w:szCs w:val="26"/>
           <w:u w:val="single"/>
         </w:rPr>
-        <w:t>3</w:t>
-      </w:r>
-      <w:r>
+        <w:br w:type="page"/>
+      </w:r>
+    </w:p>
+    <w:p>
+      <w:pPr>
+        <w:pStyle w:val="ListParagraph"/>
+        <w:numPr>
+          <w:ilvl w:val="0"/>
+          <w:numId w:val="10"/>
+        </w:numPr>
         <w:rPr>
           <w:b/>
           <w:bCs/>
@@ -876,14 +1703,421 @@
           <w:szCs w:val="26"/>
           <w:u w:val="single"/>
         </w:rPr>
-        <w:t>. System Architecture &amp; File Structure</w:t>
-      </w:r>
-    </w:p>
-    <w:p>
-      <w:pPr>
-        <w:rPr>
-          <w:b/>
-          <w:bCs/>
+      </w:pPr>
+      <w:r>
+        <w:rPr>
+          <w:b/>
+          <w:bCs/>
+          <w:sz w:val="26"/>
+          <w:szCs w:val="26"/>
+          <w:u w:val="single"/>
+        </w:rPr>
+        <w:lastRenderedPageBreak/>
+        <w:t>S</w:t>
+      </w:r>
+      <w:r>
+        <w:rPr>
+          <w:b/>
+          <w:bCs/>
+          <w:sz w:val="26"/>
+          <w:szCs w:val="26"/>
+          <w:u w:val="single"/>
+        </w:rPr>
+        <w:t>creenshots of the Developed Application</w:t>
+      </w:r>
+    </w:p>
+    <w:p>
+      <w:r>
+        <w:rPr>
+          <w:b/>
+          <w:bCs/>
+        </w:rPr>
+        <w:t>Home Page (</w:t>
+      </w:r>
+      <w:proofErr w:type="spellStart"/>
+      <w:r>
+        <w:rPr>
+          <w:b/>
+          <w:bCs/>
+        </w:rPr>
+        <w:t>index.php</w:t>
+      </w:r>
+      <w:proofErr w:type="spellEnd"/>
+      <w:r>
+        <w:rPr>
+          <w:b/>
+          <w:bCs/>
+        </w:rPr>
+        <w:t>)</w:t>
+      </w:r>
+      <w:r>
+        <w:t>: Features system branding, hero banner with graphic illustration, core features grid, and helpful tips sidebar.</w:t>
+      </w:r>
+    </w:p>
+    <w:p>
+      <w:pPr>
+        <w:rPr>
+          <w:b/>
+          <w:bCs/>
+          <w:sz w:val="26"/>
+          <w:szCs w:val="26"/>
+          <w:u w:val="single"/>
+        </w:rPr>
+      </w:pPr>
+      <w:r>
+        <w:rPr>
+          <w:b/>
+          <w:bCs/>
+          <w:sz w:val="26"/>
+          <w:szCs w:val="26"/>
+          <w:u w:val="single"/>
+        </w:rPr>
+        <w:drawing>
+          <wp:inline distT="0" distB="0" distL="0" distR="0" wp14:anchorId="26DDA618" wp14:editId="22347428">
+            <wp:extent cx="4381500" cy="3088583"/>
+            <wp:effectExtent l="0" t="0" r="0" b="0"/>
+            <wp:docPr id="565231988" name="Picture 1"/>
+            <wp:cNvGraphicFramePr>
+              <a:graphicFrameLocks xmlns:a="http://schemas.openxmlformats.org/drawingml/2006/main" noChangeAspect="1"/>
+            </wp:cNvGraphicFramePr>
+            <a:graphic xmlns:a="http://schemas.openxmlformats.org/drawingml/2006/main">
+              <a:graphicData uri="http://schemas.openxmlformats.org/drawingml/2006/picture">
+                <pic:pic xmlns:pic="http://schemas.openxmlformats.org/drawingml/2006/picture">
+                  <pic:nvPicPr>
+                    <pic:cNvPr id="565231988" name=""/>
+                    <pic:cNvPicPr/>
+                  </pic:nvPicPr>
+                  <pic:blipFill>
+                    <a:blip r:embed="rId5"/>
+                    <a:stretch>
+                      <a:fillRect/>
+                    </a:stretch>
+                  </pic:blipFill>
+                  <pic:spPr>
+                    <a:xfrm>
+                      <a:off x="0" y="0"/>
+                      <a:ext cx="4396828" cy="3099388"/>
+                    </a:xfrm>
+                    <a:prstGeom prst="rect">
+                      <a:avLst/>
+                    </a:prstGeom>
+                  </pic:spPr>
+                </pic:pic>
+              </a:graphicData>
+            </a:graphic>
+          </wp:inline>
+        </w:drawing>
+      </w:r>
+    </w:p>
+    <w:p>
+      <w:r>
+        <w:rPr>
+          <w:b/>
+          <w:bCs/>
+        </w:rPr>
+        <w:t>Sign-Up Page (</w:t>
+      </w:r>
+      <w:proofErr w:type="spellStart"/>
+      <w:r>
+        <w:rPr>
+          <w:b/>
+          <w:bCs/>
+        </w:rPr>
+        <w:t>signup.php</w:t>
+      </w:r>
+      <w:proofErr w:type="spellEnd"/>
+      <w:r>
+        <w:rPr>
+          <w:b/>
+          <w:bCs/>
+        </w:rPr>
+        <w:t>):</w:t>
+      </w:r>
+      <w:r>
+        <w:t xml:space="preserve"> Split-card layout containing sign-up illustration on the left and input form fields on the right. </w:t>
+      </w:r>
+    </w:p>
+    <w:p>
+      <w:r>
+        <w:drawing>
+          <wp:inline distT="0" distB="0" distL="0" distR="0" wp14:anchorId="53817D9A" wp14:editId="3E066DBE">
+            <wp:extent cx="4739639" cy="3474720"/>
+            <wp:effectExtent l="0" t="0" r="4445" b="0"/>
+            <wp:docPr id="1558626594" name="Picture 1"/>
+            <wp:cNvGraphicFramePr>
+              <a:graphicFrameLocks xmlns:a="http://schemas.openxmlformats.org/drawingml/2006/main" noChangeAspect="1"/>
+            </wp:cNvGraphicFramePr>
+            <a:graphic xmlns:a="http://schemas.openxmlformats.org/drawingml/2006/main">
+              <a:graphicData uri="http://schemas.openxmlformats.org/drawingml/2006/picture">
+                <pic:pic xmlns:pic="http://schemas.openxmlformats.org/drawingml/2006/picture">
+                  <pic:nvPicPr>
+                    <pic:cNvPr id="1558626594" name=""/>
+                    <pic:cNvPicPr/>
+                  </pic:nvPicPr>
+                  <pic:blipFill>
+                    <a:blip r:embed="rId6"/>
+                    <a:stretch>
+                      <a:fillRect/>
+                    </a:stretch>
+                  </pic:blipFill>
+                  <pic:spPr>
+                    <a:xfrm>
+                      <a:off x="0" y="0"/>
+                      <a:ext cx="4751394" cy="3483338"/>
+                    </a:xfrm>
+                    <a:prstGeom prst="rect">
+                      <a:avLst/>
+                    </a:prstGeom>
+                  </pic:spPr>
+                </pic:pic>
+              </a:graphicData>
+            </a:graphic>
+          </wp:inline>
+        </w:drawing>
+      </w:r>
+    </w:p>
+    <w:p>
+      <w:r>
+        <w:rPr>
+          <w:b/>
+          <w:bCs/>
+        </w:rPr>
+        <w:lastRenderedPageBreak/>
+        <w:t>Login Page (</w:t>
+      </w:r>
+      <w:proofErr w:type="spellStart"/>
+      <w:r>
+        <w:rPr>
+          <w:b/>
+          <w:bCs/>
+        </w:rPr>
+        <w:t>login.php</w:t>
+      </w:r>
+      <w:proofErr w:type="spellEnd"/>
+      <w:r>
+        <w:rPr>
+          <w:b/>
+          <w:bCs/>
+        </w:rPr>
+        <w:t>):</w:t>
+      </w:r>
+      <w:r>
+        <w:t xml:space="preserve"> Interface for existing users to authenticate with credentials. </w:t>
+      </w:r>
+    </w:p>
+    <w:p>
+      <w:r>
+        <w:drawing>
+          <wp:inline distT="0" distB="0" distL="0" distR="0" wp14:anchorId="6C73D39B" wp14:editId="78EC94A2">
+            <wp:extent cx="5288280" cy="3482340"/>
+            <wp:effectExtent l="0" t="0" r="7620" b="3810"/>
+            <wp:docPr id="641798680" name="Picture 1"/>
+            <wp:cNvGraphicFramePr>
+              <a:graphicFrameLocks xmlns:a="http://schemas.openxmlformats.org/drawingml/2006/main" noChangeAspect="1"/>
+            </wp:cNvGraphicFramePr>
+            <a:graphic xmlns:a="http://schemas.openxmlformats.org/drawingml/2006/main">
+              <a:graphicData uri="http://schemas.openxmlformats.org/drawingml/2006/picture">
+                <pic:pic xmlns:pic="http://schemas.openxmlformats.org/drawingml/2006/picture">
+                  <pic:nvPicPr>
+                    <pic:cNvPr id="641798680" name=""/>
+                    <pic:cNvPicPr/>
+                  </pic:nvPicPr>
+                  <pic:blipFill rotWithShape="1">
+                    <a:blip r:embed="rId7"/>
+                    <a:srcRect r="5813" b="4780"/>
+                    <a:stretch>
+                      <a:fillRect/>
+                    </a:stretch>
+                  </pic:blipFill>
+                  <pic:spPr bwMode="auto">
+                    <a:xfrm>
+                      <a:off x="0" y="0"/>
+                      <a:ext cx="5296072" cy="3487471"/>
+                    </a:xfrm>
+                    <a:prstGeom prst="rect">
+                      <a:avLst/>
+                    </a:prstGeom>
+                    <a:ln>
+                      <a:noFill/>
+                    </a:ln>
+                    <a:extLst>
+                      <a:ext uri="{53640926-AAD7-44D8-BBD7-CCE9431645EC}">
+                        <a14:shadowObscured xmlns:a14="http://schemas.microsoft.com/office/drawing/2010/main"/>
+                      </a:ext>
+                    </a:extLst>
+                  </pic:spPr>
+                </pic:pic>
+              </a:graphicData>
+            </a:graphic>
+          </wp:inline>
+        </w:drawing>
+      </w:r>
+    </w:p>
+    <w:p>
+      <w:r>
+        <w:rPr>
+          <w:b/>
+          <w:bCs/>
+        </w:rPr>
+        <w:t>Profile Page (</w:t>
+      </w:r>
+      <w:proofErr w:type="spellStart"/>
+      <w:r>
+        <w:rPr>
+          <w:b/>
+          <w:bCs/>
+        </w:rPr>
+        <w:t>profile.php</w:t>
+      </w:r>
+      <w:proofErr w:type="spellEnd"/>
+      <w:r>
+        <w:rPr>
+          <w:b/>
+          <w:bCs/>
+        </w:rPr>
+        <w:t>):</w:t>
+      </w:r>
+      <w:r>
+        <w:t xml:space="preserve"> Displays dynamic user avatar, user details, member since date, and management action buttons. </w:t>
+      </w:r>
+    </w:p>
+    <w:p>
+      <w:r>
+        <w:drawing>
+          <wp:inline distT="0" distB="0" distL="0" distR="0" wp14:anchorId="415E07EB" wp14:editId="568CF4F6">
+            <wp:extent cx="4930103" cy="3642360"/>
+            <wp:effectExtent l="0" t="0" r="4445" b="0"/>
+            <wp:docPr id="639623348" name="Picture 1"/>
+            <wp:cNvGraphicFramePr>
+              <a:graphicFrameLocks xmlns:a="http://schemas.openxmlformats.org/drawingml/2006/main" noChangeAspect="1"/>
+            </wp:cNvGraphicFramePr>
+            <a:graphic xmlns:a="http://schemas.openxmlformats.org/drawingml/2006/main">
+              <a:graphicData uri="http://schemas.openxmlformats.org/drawingml/2006/picture">
+                <pic:pic xmlns:pic="http://schemas.openxmlformats.org/drawingml/2006/picture">
+                  <pic:nvPicPr>
+                    <pic:cNvPr id="639623348" name=""/>
+                    <pic:cNvPicPr/>
+                  </pic:nvPicPr>
+                  <pic:blipFill>
+                    <a:blip r:embed="rId8"/>
+                    <a:stretch>
+                      <a:fillRect/>
+                    </a:stretch>
+                  </pic:blipFill>
+                  <pic:spPr>
+                    <a:xfrm>
+                      <a:off x="0" y="0"/>
+                      <a:ext cx="4949577" cy="3656748"/>
+                    </a:xfrm>
+                    <a:prstGeom prst="rect">
+                      <a:avLst/>
+                    </a:prstGeom>
+                  </pic:spPr>
+                </pic:pic>
+              </a:graphicData>
+            </a:graphic>
+          </wp:inline>
+        </w:drawing>
+      </w:r>
+    </w:p>
+    <w:p>
+      <w:r>
+        <w:rPr>
+          <w:b/>
+          <w:bCs/>
+        </w:rPr>
+        <w:lastRenderedPageBreak/>
+        <w:t>Update Profile Page (update-</w:t>
+      </w:r>
+      <w:proofErr w:type="spellStart"/>
+      <w:r>
+        <w:rPr>
+          <w:b/>
+          <w:bCs/>
+        </w:rPr>
+        <w:t>profile.php</w:t>
+      </w:r>
+      <w:proofErr w:type="spellEnd"/>
+      <w:r>
+        <w:rPr>
+          <w:b/>
+          <w:bCs/>
+        </w:rPr>
+        <w:t>):</w:t>
+      </w:r>
+      <w:r>
+        <w:t xml:space="preserve"> Pre-populated edit form allowing profile modifications.</w:t>
+      </w:r>
+    </w:p>
+    <w:p>
+      <w:r>
+        <w:drawing>
+          <wp:inline distT="0" distB="0" distL="0" distR="0" wp14:anchorId="701B1DB3" wp14:editId="28BE9F12">
+            <wp:extent cx="4335780" cy="3444240"/>
+            <wp:effectExtent l="0" t="0" r="7620" b="3810"/>
+            <wp:docPr id="136483166" name="Picture 1"/>
+            <wp:cNvGraphicFramePr>
+              <a:graphicFrameLocks xmlns:a="http://schemas.openxmlformats.org/drawingml/2006/main" noChangeAspect="1"/>
+            </wp:cNvGraphicFramePr>
+            <a:graphic xmlns:a="http://schemas.openxmlformats.org/drawingml/2006/main">
+              <a:graphicData uri="http://schemas.openxmlformats.org/drawingml/2006/picture">
+                <pic:pic xmlns:pic="http://schemas.openxmlformats.org/drawingml/2006/picture">
+                  <pic:nvPicPr>
+                    <pic:cNvPr id="136483166" name=""/>
+                    <pic:cNvPicPr/>
+                  </pic:nvPicPr>
+                  <pic:blipFill>
+                    <a:blip r:embed="rId9"/>
+                    <a:stretch>
+                      <a:fillRect/>
+                    </a:stretch>
+                  </pic:blipFill>
+                  <pic:spPr>
+                    <a:xfrm>
+                      <a:off x="0" y="0"/>
+                      <a:ext cx="4351534" cy="3456755"/>
+                    </a:xfrm>
+                    <a:prstGeom prst="rect">
+                      <a:avLst/>
+                    </a:prstGeom>
+                  </pic:spPr>
+                </pic:pic>
+              </a:graphicData>
+            </a:graphic>
+          </wp:inline>
+        </w:drawing>
+      </w:r>
+    </w:p>
+    <w:p>
+      <w:pPr>
+        <w:rPr>
+          <w:sz w:val="26"/>
+          <w:szCs w:val="26"/>
+        </w:rPr>
+      </w:pPr>
+      <w:r>
+        <w:rPr>
+          <w:b/>
+          <w:bCs/>
+        </w:rPr>
+        <w:t>File Structure Hierarchy:</w:t>
+      </w:r>
+      <w:r>
+        <w:t xml:space="preserve"> Project directory view showing clean folder organization</w:t>
+      </w:r>
+      <w:r>
+        <w:rPr>
+          <w:sz w:val="26"/>
+          <w:szCs w:val="26"/>
+        </w:rPr>
+        <w:t>.</w:t>
+      </w:r>
+    </w:p>
+    <w:p>
+      <w:pPr>
+        <w:rPr>
+          <w:sz w:val="26"/>
+          <w:szCs w:val="26"/>
         </w:rPr>
       </w:pPr>
       <w:r>
@@ -896,7 +2130,7 @@
           <w:u w:val="single"/>
         </w:rPr>
         <w:drawing>
-          <wp:inline distT="0" distB="0" distL="0" distR="0" wp14:anchorId="11CA8CBC" wp14:editId="66D181CC">
+          <wp:inline distT="0" distB="0" distL="0" distR="0" wp14:anchorId="4C2D9099" wp14:editId="0B112BCE">
             <wp:extent cx="3149464" cy="3208283"/>
             <wp:effectExtent l="0" t="0" r="0" b="0"/>
             <wp:docPr id="98403182" name="Picture 1"/>
@@ -911,7 +2145,7 @@
                     <pic:cNvPicPr/>
                   </pic:nvPicPr>
                   <pic:blipFill>
-                    <a:blip r:embed="rId5"/>
+                    <a:blip r:embed="rId10"/>
                     <a:stretch>
                       <a:fillRect/>
                     </a:stretch>
@@ -937,20 +2171,19 @@
         <w:rPr>
           <w:b/>
           <w:bCs/>
-        </w:rPr>
-      </w:pPr>
-    </w:p>
-    <w:p>
-      <w:pPr>
-        <w:rPr>
-          <w:b/>
-          <w:bCs/>
           <w:sz w:val="26"/>
           <w:szCs w:val="26"/>
           <w:u w:val="single"/>
         </w:rPr>
       </w:pPr>
-      <w:r>
+    </w:p>
+    <w:p>
+      <w:pPr>
+        <w:pStyle w:val="ListParagraph"/>
+        <w:numPr>
+          <w:ilvl w:val="0"/>
+          <w:numId w:val="10"/>
+        </w:numPr>
         <w:rPr>
           <w:b/>
           <w:bCs/>
@@ -958,1495 +2191,8 @@
           <w:szCs w:val="26"/>
           <w:u w:val="single"/>
         </w:rPr>
-        <w:t>4. Technical Component Breakdown</w:t>
-      </w:r>
-    </w:p>
-    <w:p>
-      <w:pPr>
-        <w:rPr>
-          <w:b/>
-          <w:bCs/>
-        </w:rPr>
-      </w:pPr>
-      <w:r>
-        <w:rPr>
-          <w:b/>
-          <w:bCs/>
-        </w:rPr>
-        <w:t>4.1. Database Connection Configuration (config/</w:t>
-      </w:r>
-      <w:proofErr w:type="spellStart"/>
-      <w:r>
-        <w:rPr>
-          <w:b/>
-          <w:bCs/>
-        </w:rPr>
-        <w:t>db.php</w:t>
-      </w:r>
-      <w:proofErr w:type="spellEnd"/>
-      <w:r>
-        <w:rPr>
-          <w:b/>
-          <w:bCs/>
-        </w:rPr>
-        <w:t>)</w:t>
-      </w:r>
-    </w:p>
-    <w:p>
-      <w:pPr>
-        <w:numPr>
-          <w:ilvl w:val="0"/>
-          <w:numId w:val="1"/>
-        </w:numPr>
-      </w:pPr>
-      <w:r>
-        <w:rPr>
-          <w:b/>
-          <w:bCs/>
-        </w:rPr>
-        <w:t>Purpose</w:t>
-      </w:r>
-      <w:r>
-        <w:t xml:space="preserve">: Establishes a connection between the PHP runtime engine and the MySQL database server. </w:t>
-      </w:r>
-      <w:r>
-        <w:t>It was put outside, to be re-used multiple times without re-writing of the code.</w:t>
-      </w:r>
-    </w:p>
-    <w:p>
-      <w:pPr>
-        <w:numPr>
-          <w:ilvl w:val="0"/>
-          <w:numId w:val="1"/>
-        </w:numPr>
-      </w:pPr>
-      <w:r>
-        <w:rPr>
-          <w:b/>
-          <w:bCs/>
-        </w:rPr>
-        <w:t>Execution Flow</w:t>
-      </w:r>
-      <w:r>
-        <w:t>:</w:t>
-      </w:r>
-    </w:p>
-    <w:p>
-      <w:pPr>
-        <w:numPr>
-          <w:ilvl w:val="1"/>
-          <w:numId w:val="1"/>
-        </w:numPr>
-      </w:pPr>
-      <w:r>
-        <w:t>Defines connection constants: $</w:t>
-      </w:r>
-      <w:proofErr w:type="spellStart"/>
-      <w:r>
-        <w:t>servername</w:t>
-      </w:r>
-      <w:proofErr w:type="spellEnd"/>
-      <w:r>
-        <w:t xml:space="preserve"> = "localhost", $username = "root", $password = "", $</w:t>
-      </w:r>
-      <w:proofErr w:type="spellStart"/>
-      <w:r>
-        <w:t>dbname</w:t>
-      </w:r>
-      <w:proofErr w:type="spellEnd"/>
-      <w:r>
-        <w:t xml:space="preserve"> = "</w:t>
-      </w:r>
-      <w:proofErr w:type="spellStart"/>
-      <w:r>
-        <w:t>user_profile_system</w:t>
-      </w:r>
-      <w:proofErr w:type="spellEnd"/>
-      <w:r>
-        <w:t xml:space="preserve">". </w:t>
-      </w:r>
-    </w:p>
-    <w:p>
-      <w:pPr>
-        <w:numPr>
-          <w:ilvl w:val="1"/>
-          <w:numId w:val="1"/>
-        </w:numPr>
-      </w:pPr>
-      <w:r>
-        <w:t xml:space="preserve">Initializes a connection instance using </w:t>
-      </w:r>
-      <w:proofErr w:type="spellStart"/>
-      <w:r>
-        <w:t>mysqli_</w:t>
-      </w:r>
-      <w:proofErr w:type="gramStart"/>
-      <w:r>
-        <w:t>connect</w:t>
-      </w:r>
-      <w:proofErr w:type="spellEnd"/>
-      <w:r>
-        <w:t>(</w:t>
-      </w:r>
-      <w:proofErr w:type="gramEnd"/>
-      <w:r>
-        <w:t xml:space="preserve">). </w:t>
-      </w:r>
-    </w:p>
-    <w:p>
-      <w:pPr>
-        <w:numPr>
-          <w:ilvl w:val="1"/>
-          <w:numId w:val="1"/>
-        </w:numPr>
-      </w:pPr>
-      <w:r>
-        <w:t>Checks $conn-&gt;</w:t>
-      </w:r>
-      <w:proofErr w:type="spellStart"/>
-      <w:r>
-        <w:t>connect_error</w:t>
-      </w:r>
-      <w:proofErr w:type="spellEnd"/>
-      <w:r>
-        <w:t xml:space="preserve">; if active, </w:t>
-      </w:r>
-      <w:r>
-        <w:t>stops the</w:t>
-      </w:r>
-      <w:r>
-        <w:t xml:space="preserve"> script execution via </w:t>
-      </w:r>
-      <w:proofErr w:type="gramStart"/>
-      <w:r>
-        <w:t>die(</w:t>
-      </w:r>
-      <w:proofErr w:type="gramEnd"/>
-      <w:r>
-        <w:t xml:space="preserve">). </w:t>
-      </w:r>
-    </w:p>
-    <w:p>
-      <w:pPr>
-        <w:numPr>
-          <w:ilvl w:val="1"/>
-          <w:numId w:val="1"/>
-        </w:numPr>
-      </w:pPr>
-      <w:r>
-        <w:t>Sets character encoding to UTF-8 (</w:t>
-      </w:r>
-      <w:proofErr w:type="spellStart"/>
-      <w:r>
-        <w:t>mysqli_set_</w:t>
-      </w:r>
-      <w:proofErr w:type="gramStart"/>
-      <w:r>
-        <w:t>charset</w:t>
-      </w:r>
-      <w:proofErr w:type="spellEnd"/>
-      <w:r>
-        <w:t>(</w:t>
-      </w:r>
-      <w:proofErr w:type="gramEnd"/>
-      <w:r>
-        <w:t xml:space="preserve">$conn, "utf8")) to prevent character encoding mismatch issues. </w:t>
-      </w:r>
-    </w:p>
-    <w:p>
-      <w:pPr>
-        <w:rPr>
-          <w:b/>
-          <w:bCs/>
-        </w:rPr>
-      </w:pPr>
-      <w:r>
-        <w:rPr>
-          <w:b/>
-          <w:bCs/>
-        </w:rPr>
-        <w:t>4.2. Home Page (</w:t>
-      </w:r>
-      <w:proofErr w:type="spellStart"/>
-      <w:r>
-        <w:rPr>
-          <w:b/>
-          <w:bCs/>
-        </w:rPr>
-        <w:t>index.php</w:t>
-      </w:r>
-      <w:proofErr w:type="spellEnd"/>
-      <w:r>
-        <w:rPr>
-          <w:b/>
-          <w:bCs/>
-        </w:rPr>
-        <w:t>)</w:t>
-      </w:r>
-    </w:p>
-    <w:p>
-      <w:pPr>
-        <w:numPr>
-          <w:ilvl w:val="0"/>
-          <w:numId w:val="2"/>
-        </w:numPr>
-      </w:pPr>
-      <w:r>
-        <w:rPr>
-          <w:b/>
-          <w:bCs/>
-        </w:rPr>
-        <w:t>Purpose</w:t>
-      </w:r>
-      <w:r>
-        <w:t xml:space="preserve">: </w:t>
-      </w:r>
-      <w:r>
-        <w:t>L</w:t>
-      </w:r>
-      <w:r>
-        <w:t xml:space="preserve">anding page </w:t>
-      </w:r>
-      <w:r>
-        <w:t>listing</w:t>
-      </w:r>
-      <w:r>
-        <w:t xml:space="preserve"> features, user guidance, and entry points. </w:t>
-      </w:r>
-      <w:r>
-        <w:t>It also had the Call to Action of the website.</w:t>
-      </w:r>
-    </w:p>
-    <w:p>
-      <w:pPr>
-        <w:numPr>
-          <w:ilvl w:val="0"/>
-          <w:numId w:val="2"/>
-        </w:numPr>
-      </w:pPr>
-      <w:r>
-        <w:rPr>
-          <w:b/>
-          <w:bCs/>
-        </w:rPr>
-        <w:t>Layout Structure</w:t>
-      </w:r>
-      <w:r>
-        <w:t xml:space="preserve">: Built using semantic HTML5 tags including &lt;header&gt;, &lt;nav&gt;, &lt;main&gt;, &lt;article&gt;, &lt;section&gt;, &lt;aside&gt;, and &lt;footer&gt;. </w:t>
-      </w:r>
-    </w:p>
-    <w:p>
-      <w:pPr>
-        <w:numPr>
-          <w:ilvl w:val="0"/>
-          <w:numId w:val="2"/>
-        </w:numPr>
-      </w:pPr>
-      <w:r>
-        <w:rPr>
-          <w:b/>
-          <w:bCs/>
-        </w:rPr>
-        <w:t>Key Functionality</w:t>
-      </w:r>
-      <w:r>
-        <w:t>: Starts session tracking (</w:t>
-      </w:r>
-      <w:proofErr w:type="spellStart"/>
-      <w:r>
-        <w:t>session_</w:t>
-      </w:r>
-      <w:proofErr w:type="gramStart"/>
-      <w:r>
-        <w:t>start</w:t>
-      </w:r>
-      <w:proofErr w:type="spellEnd"/>
-      <w:r>
-        <w:t>(</w:t>
-      </w:r>
-      <w:proofErr w:type="gramEnd"/>
-      <w:r>
-        <w:t xml:space="preserve">)) and displays navigation links reflecting account interaction entry points. </w:t>
-      </w:r>
-    </w:p>
-    <w:p>
-      <w:pPr>
-        <w:rPr>
-          <w:b/>
-          <w:bCs/>
-        </w:rPr>
-      </w:pPr>
-      <w:r>
-        <w:rPr>
-          <w:b/>
-          <w:bCs/>
-        </w:rPr>
-        <w:t>4.3. User Registration (</w:t>
-      </w:r>
-      <w:proofErr w:type="spellStart"/>
-      <w:r>
-        <w:rPr>
-          <w:b/>
-          <w:bCs/>
-        </w:rPr>
-        <w:t>signup.php</w:t>
-      </w:r>
-      <w:proofErr w:type="spellEnd"/>
-      <w:r>
-        <w:rPr>
-          <w:b/>
-          <w:bCs/>
-        </w:rPr>
-        <w:t xml:space="preserve"> &amp; </w:t>
-      </w:r>
-      <w:proofErr w:type="spellStart"/>
-      <w:r>
-        <w:rPr>
-          <w:b/>
-          <w:bCs/>
-        </w:rPr>
-        <w:t>signup_process.php</w:t>
-      </w:r>
-      <w:proofErr w:type="spellEnd"/>
-      <w:r>
-        <w:rPr>
-          <w:b/>
-          <w:bCs/>
-        </w:rPr>
-        <w:t>)</w:t>
-      </w:r>
-    </w:p>
-    <w:p>
-      <w:pPr>
-        <w:numPr>
-          <w:ilvl w:val="0"/>
-          <w:numId w:val="3"/>
-        </w:numPr>
-      </w:pPr>
-      <w:r>
-        <w:rPr>
-          <w:b/>
-          <w:bCs/>
-        </w:rPr>
-        <w:t>Purpose</w:t>
-      </w:r>
-      <w:r>
-        <w:t>: Collects new user records, executes multi-stage validation, hashes passwords, and writes data to MySQL</w:t>
-      </w:r>
-      <w:r>
-        <w:t xml:space="preserve"> database once validated</w:t>
-      </w:r>
-      <w:r>
-        <w:t xml:space="preserve">. </w:t>
-      </w:r>
-    </w:p>
-    <w:p>
-      <w:pPr>
-        <w:numPr>
-          <w:ilvl w:val="0"/>
-          <w:numId w:val="3"/>
-        </w:numPr>
-      </w:pPr>
-      <w:r>
-        <w:rPr>
-          <w:b/>
-          <w:bCs/>
-        </w:rPr>
-        <w:t>Execution Flow</w:t>
-      </w:r>
-      <w:r>
-        <w:t>:</w:t>
-      </w:r>
-    </w:p>
-    <w:p>
-      <w:pPr>
-        <w:numPr>
-          <w:ilvl w:val="1"/>
-          <w:numId w:val="3"/>
-        </w:numPr>
-      </w:pPr>
-      <w:r>
-        <w:rPr>
-          <w:b/>
-          <w:bCs/>
-        </w:rPr>
-        <w:t>UI (</w:t>
-      </w:r>
-      <w:proofErr w:type="spellStart"/>
-      <w:r>
-        <w:rPr>
-          <w:b/>
-          <w:bCs/>
-        </w:rPr>
-        <w:t>signup.php</w:t>
-      </w:r>
-      <w:proofErr w:type="spellEnd"/>
-      <w:r>
-        <w:rPr>
-          <w:b/>
-          <w:bCs/>
-        </w:rPr>
-        <w:t>)</w:t>
-      </w:r>
-      <w:r>
-        <w:t xml:space="preserve">: Renders a split-container </w:t>
-      </w:r>
-      <w:r>
-        <w:t xml:space="preserve">with one side as an image and another as a </w:t>
-      </w:r>
-      <w:r>
-        <w:t xml:space="preserve">form taking </w:t>
-      </w:r>
-      <w:proofErr w:type="spellStart"/>
-      <w:r>
-        <w:t>full_name</w:t>
-      </w:r>
-      <w:proofErr w:type="spellEnd"/>
-      <w:r>
-        <w:t xml:space="preserve">, email, username, password, and </w:t>
-      </w:r>
-      <w:proofErr w:type="spellStart"/>
-      <w:r>
-        <w:t>confirm_password</w:t>
-      </w:r>
-      <w:proofErr w:type="spellEnd"/>
-      <w:r>
-        <w:t xml:space="preserve"> inputs. </w:t>
-      </w:r>
-    </w:p>
-    <w:p>
-      <w:pPr>
-        <w:numPr>
-          <w:ilvl w:val="1"/>
-          <w:numId w:val="3"/>
-        </w:numPr>
-      </w:pPr>
-      <w:r>
-        <w:rPr>
-          <w:b/>
-          <w:bCs/>
-        </w:rPr>
-        <w:t>Processing (</w:t>
-      </w:r>
-      <w:proofErr w:type="spellStart"/>
-      <w:r>
-        <w:rPr>
-          <w:b/>
-          <w:bCs/>
-        </w:rPr>
-        <w:t>signup_process.php</w:t>
-      </w:r>
-      <w:proofErr w:type="spellEnd"/>
-      <w:r>
-        <w:rPr>
-          <w:b/>
-          <w:bCs/>
-        </w:rPr>
-        <w:t>)</w:t>
-      </w:r>
-      <w:r>
-        <w:t>: Accepts input via HTTP POST request</w:t>
-      </w:r>
-      <w:r>
-        <w:t xml:space="preserve"> and is responsible for the database manipulation and query handling</w:t>
-      </w:r>
-      <w:r>
-        <w:t xml:space="preserve">. </w:t>
-      </w:r>
-    </w:p>
-    <w:p>
-      <w:pPr>
-        <w:numPr>
-          <w:ilvl w:val="1"/>
-          <w:numId w:val="3"/>
-        </w:numPr>
-      </w:pPr>
-      <w:r>
-        <w:rPr>
-          <w:b/>
-          <w:bCs/>
-        </w:rPr>
-        <w:lastRenderedPageBreak/>
-        <w:t>Validatio</w:t>
-      </w:r>
-      <w:r>
-        <w:rPr>
-          <w:b/>
-          <w:bCs/>
-        </w:rPr>
-        <w:t>n</w:t>
-      </w:r>
-      <w:r>
-        <w:t>:</w:t>
-      </w:r>
-    </w:p>
-    <w:p>
-      <w:pPr>
-        <w:numPr>
-          <w:ilvl w:val="2"/>
-          <w:numId w:val="3"/>
-        </w:numPr>
-      </w:pPr>
-      <w:r>
-        <w:t xml:space="preserve">Verifies all inputs are non-empty. </w:t>
-      </w:r>
-    </w:p>
-    <w:p>
-      <w:pPr>
-        <w:numPr>
-          <w:ilvl w:val="2"/>
-          <w:numId w:val="3"/>
-        </w:numPr>
-      </w:pPr>
-      <w:r>
-        <w:t xml:space="preserve">Validates email syntax using </w:t>
-      </w:r>
-      <w:proofErr w:type="spellStart"/>
-      <w:r>
-        <w:t>filter_</w:t>
-      </w:r>
-      <w:proofErr w:type="gramStart"/>
-      <w:r>
-        <w:t>var</w:t>
-      </w:r>
-      <w:proofErr w:type="spellEnd"/>
-      <w:r>
-        <w:t>(</w:t>
-      </w:r>
-      <w:proofErr w:type="gramEnd"/>
-      <w:r>
-        <w:t xml:space="preserve">$email, FILTER_VALIDATE_EMAIL). </w:t>
-      </w:r>
-    </w:p>
-    <w:p>
-      <w:pPr>
-        <w:numPr>
-          <w:ilvl w:val="2"/>
-          <w:numId w:val="3"/>
-        </w:numPr>
-      </w:pPr>
-      <w:r>
-        <w:t xml:space="preserve">Verifies </w:t>
-      </w:r>
-      <w:r>
-        <w:t>if the password and confirm password are the same</w:t>
-      </w:r>
-      <w:r>
-        <w:t xml:space="preserve">. </w:t>
-      </w:r>
-    </w:p>
-    <w:p>
-      <w:pPr>
-        <w:numPr>
-          <w:ilvl w:val="2"/>
-          <w:numId w:val="3"/>
-        </w:numPr>
-      </w:pPr>
-      <w:r>
-        <w:t>Enforces minimum password length constraint (</w:t>
-      </w:r>
-      <w:proofErr w:type="spellStart"/>
-      <w:r>
-        <w:t>strlen</w:t>
-      </w:r>
-      <w:proofErr w:type="spellEnd"/>
-      <w:r>
-        <w:t xml:space="preserve">($password) &gt;= 6). </w:t>
-      </w:r>
-    </w:p>
-    <w:p>
-      <w:pPr>
-        <w:numPr>
-          <w:ilvl w:val="2"/>
-          <w:numId w:val="3"/>
-        </w:numPr>
-      </w:pPr>
-      <w:r>
-        <w:t xml:space="preserve">Checks database for existing duplicate email or username entries. </w:t>
-      </w:r>
-    </w:p>
-    <w:p>
-      <w:pPr>
-        <w:numPr>
-          <w:ilvl w:val="1"/>
-          <w:numId w:val="3"/>
-        </w:numPr>
-      </w:pPr>
-      <w:r>
-        <w:rPr>
-          <w:b/>
-          <w:bCs/>
-        </w:rPr>
-        <w:t>Persistence &amp; Encryption</w:t>
-      </w:r>
-      <w:r>
-        <w:t xml:space="preserve">: Hashes password using </w:t>
-      </w:r>
-      <w:proofErr w:type="spellStart"/>
-      <w:r>
-        <w:t>password_</w:t>
-      </w:r>
-      <w:proofErr w:type="gramStart"/>
-      <w:r>
-        <w:t>hash</w:t>
-      </w:r>
-      <w:proofErr w:type="spellEnd"/>
-      <w:r>
-        <w:t>(</w:t>
-      </w:r>
-      <w:proofErr w:type="gramEnd"/>
-      <w:r>
-        <w:t xml:space="preserve">$password, PASSWORD_BCRYPT). Executes an INSERT INTO </w:t>
-      </w:r>
-      <w:proofErr w:type="gramStart"/>
-      <w:r>
-        <w:t>users</w:t>
-      </w:r>
-      <w:proofErr w:type="gramEnd"/>
-      <w:r>
-        <w:t xml:space="preserve"> query. </w:t>
-      </w:r>
-    </w:p>
-    <w:p>
-      <w:pPr>
-        <w:numPr>
-          <w:ilvl w:val="1"/>
-          <w:numId w:val="3"/>
-        </w:numPr>
-      </w:pPr>
-      <w:r>
-        <w:rPr>
-          <w:b/>
-          <w:bCs/>
-        </w:rPr>
-        <w:t>Session Initiation</w:t>
-      </w:r>
-      <w:r>
-        <w:t>: On successful insertion, assigns $_SESSION credentials (</w:t>
-      </w:r>
-      <w:proofErr w:type="spellStart"/>
-      <w:r>
-        <w:t>user_id</w:t>
-      </w:r>
-      <w:proofErr w:type="spellEnd"/>
-      <w:r>
-        <w:t xml:space="preserve">, username, email, </w:t>
-      </w:r>
-      <w:proofErr w:type="spellStart"/>
-      <w:r>
-        <w:t>full_name</w:t>
-      </w:r>
-      <w:proofErr w:type="spellEnd"/>
-      <w:r>
-        <w:t xml:space="preserve">) and redirects to </w:t>
-      </w:r>
-      <w:proofErr w:type="spellStart"/>
-      <w:r>
-        <w:t>profile.php</w:t>
-      </w:r>
-      <w:proofErr w:type="spellEnd"/>
-      <w:r>
-        <w:t xml:space="preserve">. </w:t>
-      </w:r>
-    </w:p>
-    <w:p>
-      <w:pPr>
-        <w:rPr>
-          <w:b/>
-          <w:bCs/>
-        </w:rPr>
-      </w:pPr>
-      <w:r>
-        <w:rPr>
-          <w:b/>
-          <w:bCs/>
-        </w:rPr>
-        <w:t>4.4. User Authentication (</w:t>
-      </w:r>
-      <w:proofErr w:type="spellStart"/>
-      <w:r>
-        <w:rPr>
-          <w:b/>
-          <w:bCs/>
-        </w:rPr>
-        <w:t>login.php</w:t>
-      </w:r>
-      <w:proofErr w:type="spellEnd"/>
-      <w:r>
-        <w:rPr>
-          <w:b/>
-          <w:bCs/>
-        </w:rPr>
-        <w:t>)</w:t>
-      </w:r>
-    </w:p>
-    <w:p>
-      <w:pPr>
-        <w:numPr>
-          <w:ilvl w:val="0"/>
-          <w:numId w:val="4"/>
-        </w:numPr>
-      </w:pPr>
-      <w:r>
-        <w:rPr>
-          <w:b/>
-          <w:bCs/>
-        </w:rPr>
-        <w:t>Purpose</w:t>
-      </w:r>
-      <w:r>
-        <w:t xml:space="preserve">: Authenticates existing users </w:t>
-      </w:r>
-      <w:r>
-        <w:t xml:space="preserve">by cross referencing the data in the database </w:t>
-      </w:r>
-      <w:r>
-        <w:t>and initiates secure user sessions</w:t>
-      </w:r>
-      <w:r>
-        <w:t xml:space="preserve"> once validated to be true</w:t>
-      </w:r>
-      <w:r>
-        <w:t xml:space="preserve">. </w:t>
-      </w:r>
-    </w:p>
-    <w:p>
-      <w:pPr>
-        <w:numPr>
-          <w:ilvl w:val="0"/>
-          <w:numId w:val="4"/>
-        </w:numPr>
-      </w:pPr>
-      <w:r>
-        <w:rPr>
-          <w:b/>
-          <w:bCs/>
-        </w:rPr>
-        <w:t>Execution Flow</w:t>
-      </w:r>
-      <w:r>
-        <w:t>:</w:t>
-      </w:r>
-    </w:p>
-    <w:p>
-      <w:pPr>
-        <w:numPr>
-          <w:ilvl w:val="1"/>
-          <w:numId w:val="4"/>
-        </w:numPr>
-      </w:pPr>
-      <w:r>
-        <w:t xml:space="preserve">Renders login form collecting email and password. </w:t>
-      </w:r>
-    </w:p>
-    <w:p>
-      <w:pPr>
-        <w:numPr>
-          <w:ilvl w:val="1"/>
-          <w:numId w:val="4"/>
-        </w:numPr>
-      </w:pPr>
-      <w:r>
-        <w:t xml:space="preserve">Validates non-empty input fields. </w:t>
-      </w:r>
-    </w:p>
-    <w:p>
-      <w:pPr>
-        <w:numPr>
-          <w:ilvl w:val="1"/>
-          <w:numId w:val="4"/>
-        </w:numPr>
-      </w:pPr>
-      <w:r>
-        <w:t xml:space="preserve">Queries database for existing user record matching supplied email. </w:t>
-      </w:r>
-    </w:p>
-    <w:p>
-      <w:pPr>
-        <w:numPr>
-          <w:ilvl w:val="1"/>
-          <w:numId w:val="4"/>
-        </w:numPr>
-      </w:pPr>
-      <w:r>
-        <w:t xml:space="preserve">Verifies supplied plain-text password against stored hash using </w:t>
-      </w:r>
-      <w:proofErr w:type="spellStart"/>
-      <w:r>
-        <w:t>password_</w:t>
-      </w:r>
-      <w:proofErr w:type="gramStart"/>
-      <w:r>
-        <w:t>verify</w:t>
-      </w:r>
-      <w:proofErr w:type="spellEnd"/>
-      <w:r>
-        <w:t>(</w:t>
-      </w:r>
-      <w:proofErr w:type="gramEnd"/>
-      <w:r>
-        <w:t>$password, $</w:t>
-      </w:r>
-      <w:proofErr w:type="spellStart"/>
-      <w:r>
-        <w:t>hashed_password</w:t>
-      </w:r>
-      <w:proofErr w:type="spellEnd"/>
-      <w:r>
-        <w:t xml:space="preserve">). </w:t>
-      </w:r>
-    </w:p>
-    <w:p>
-      <w:pPr>
-        <w:numPr>
-          <w:ilvl w:val="1"/>
-          <w:numId w:val="4"/>
-        </w:numPr>
-      </w:pPr>
-      <w:r>
-        <w:t xml:space="preserve">On successful match, populates $_SESSION variables and redirects to </w:t>
-      </w:r>
-      <w:proofErr w:type="spellStart"/>
-      <w:r>
-        <w:t>profile.php</w:t>
-      </w:r>
-      <w:proofErr w:type="spellEnd"/>
-      <w:r>
-        <w:t xml:space="preserve">. </w:t>
-      </w:r>
-    </w:p>
-    <w:p>
-      <w:pPr>
-        <w:rPr>
-          <w:b/>
-          <w:bCs/>
-        </w:rPr>
-      </w:pPr>
-      <w:r>
-        <w:rPr>
-          <w:b/>
-          <w:bCs/>
-        </w:rPr>
-        <w:t>4.5. User Profile View (</w:t>
-      </w:r>
-      <w:proofErr w:type="spellStart"/>
-      <w:r>
-        <w:rPr>
-          <w:b/>
-          <w:bCs/>
-        </w:rPr>
-        <w:t>profile.php</w:t>
-      </w:r>
-      <w:proofErr w:type="spellEnd"/>
-      <w:r>
-        <w:rPr>
-          <w:b/>
-          <w:bCs/>
-        </w:rPr>
-        <w:t>)</w:t>
-      </w:r>
-    </w:p>
-    <w:p>
-      <w:pPr>
-        <w:numPr>
-          <w:ilvl w:val="0"/>
-          <w:numId w:val="5"/>
-        </w:numPr>
-      </w:pPr>
-      <w:r>
-        <w:rPr>
-          <w:b/>
-          <w:bCs/>
-        </w:rPr>
-        <w:t>Purpose</w:t>
-      </w:r>
-      <w:r>
-        <w:t xml:space="preserve">: Displays authenticated user details retrieved directly from the database. </w:t>
-      </w:r>
-    </w:p>
-    <w:p>
-      <w:pPr>
-        <w:numPr>
-          <w:ilvl w:val="0"/>
-          <w:numId w:val="5"/>
-        </w:numPr>
-      </w:pPr>
-      <w:r>
-        <w:rPr>
-          <w:b/>
-          <w:bCs/>
-        </w:rPr>
-        <w:t>Execution Flow</w:t>
-      </w:r>
-      <w:r>
-        <w:t>:</w:t>
-      </w:r>
-    </w:p>
-    <w:p>
-      <w:pPr>
-        <w:numPr>
-          <w:ilvl w:val="1"/>
-          <w:numId w:val="5"/>
-        </w:numPr>
-      </w:pPr>
-      <w:r>
-        <w:rPr>
-          <w:b/>
-          <w:bCs/>
-        </w:rPr>
-        <w:t>Authentication Check</w:t>
-      </w:r>
-      <w:r>
-        <w:t xml:space="preserve">: Verifies </w:t>
-      </w:r>
-      <w:r>
-        <w:t>if the session id</w:t>
-      </w:r>
-      <w:r>
-        <w:t xml:space="preserve"> is populated; redirects unauthenticated visitors to </w:t>
-      </w:r>
-      <w:proofErr w:type="spellStart"/>
-      <w:r>
-        <w:t>login.php</w:t>
-      </w:r>
-      <w:proofErr w:type="spellEnd"/>
-      <w:r>
-        <w:t xml:space="preserve">. </w:t>
-      </w:r>
-    </w:p>
-    <w:p>
-      <w:pPr>
-        <w:numPr>
-          <w:ilvl w:val="1"/>
-          <w:numId w:val="5"/>
-        </w:numPr>
-      </w:pPr>
-      <w:r>
-        <w:rPr>
-          <w:b/>
-          <w:bCs/>
-        </w:rPr>
-        <w:t>Database Fetch</w:t>
-      </w:r>
-      <w:r>
-        <w:t xml:space="preserve">: Runs SELECT </w:t>
-      </w:r>
-      <w:proofErr w:type="spellStart"/>
-      <w:r>
-        <w:t>full_name</w:t>
-      </w:r>
-      <w:proofErr w:type="spellEnd"/>
-      <w:r>
-        <w:t xml:space="preserve">, email, username, </w:t>
-      </w:r>
-      <w:proofErr w:type="spellStart"/>
-      <w:r>
-        <w:t>created_at</w:t>
-      </w:r>
-      <w:proofErr w:type="spellEnd"/>
-      <w:r>
-        <w:t xml:space="preserve"> FROM users WHERE id = '$</w:t>
-      </w:r>
-      <w:proofErr w:type="spellStart"/>
-      <w:r>
-        <w:t>user_id</w:t>
-      </w:r>
-      <w:proofErr w:type="spellEnd"/>
-      <w:r>
-        <w:t xml:space="preserve">'. </w:t>
-      </w:r>
-    </w:p>
-    <w:p>
-      <w:pPr>
-        <w:numPr>
-          <w:ilvl w:val="1"/>
-          <w:numId w:val="5"/>
-        </w:numPr>
-      </w:pPr>
-      <w:r>
-        <w:rPr>
-          <w:b/>
-          <w:bCs/>
-        </w:rPr>
-        <w:lastRenderedPageBreak/>
-        <w:t>UI Display</w:t>
-      </w:r>
-      <w:r>
-        <w:t xml:space="preserve">: Formats user details inside a structured &lt;article&gt; tag. Provides action routes to update or delete account. </w:t>
-      </w:r>
-    </w:p>
-    <w:p>
-      <w:pPr>
-        <w:rPr>
-          <w:b/>
-          <w:bCs/>
-        </w:rPr>
-      </w:pPr>
-      <w:r>
-        <w:rPr>
-          <w:b/>
-          <w:bCs/>
-        </w:rPr>
-        <w:t>4.6. Profile Update (update-</w:t>
-      </w:r>
-      <w:proofErr w:type="spellStart"/>
-      <w:r>
-        <w:rPr>
-          <w:b/>
-          <w:bCs/>
-        </w:rPr>
-        <w:t>profile.php</w:t>
-      </w:r>
-      <w:proofErr w:type="spellEnd"/>
-      <w:r>
-        <w:rPr>
-          <w:b/>
-          <w:bCs/>
-        </w:rPr>
-        <w:t>)</w:t>
-      </w:r>
-    </w:p>
-    <w:p>
-      <w:pPr>
-        <w:numPr>
-          <w:ilvl w:val="0"/>
-          <w:numId w:val="6"/>
-        </w:numPr>
-      </w:pPr>
-      <w:r>
-        <w:rPr>
-          <w:b/>
-          <w:bCs/>
-        </w:rPr>
-        <w:t>Purpose</w:t>
-      </w:r>
-      <w:r>
-        <w:t xml:space="preserve">: Allows logged-in users to modify </w:t>
-      </w:r>
-      <w:proofErr w:type="spellStart"/>
-      <w:r>
-        <w:t>full_name</w:t>
-      </w:r>
-      <w:proofErr w:type="spellEnd"/>
-      <w:r>
-        <w:t xml:space="preserve">, email, or username records. </w:t>
-      </w:r>
-    </w:p>
-    <w:p>
-      <w:pPr>
-        <w:numPr>
-          <w:ilvl w:val="0"/>
-          <w:numId w:val="6"/>
-        </w:numPr>
-      </w:pPr>
-      <w:r>
-        <w:rPr>
-          <w:b/>
-          <w:bCs/>
-        </w:rPr>
-        <w:t>Execution Flow</w:t>
-      </w:r>
-      <w:r>
-        <w:t>:</w:t>
-      </w:r>
-    </w:p>
-    <w:p>
-      <w:pPr>
-        <w:numPr>
-          <w:ilvl w:val="1"/>
-          <w:numId w:val="6"/>
-        </w:numPr>
-      </w:pPr>
-      <w:r>
-        <w:rPr>
-          <w:b/>
-          <w:bCs/>
-        </w:rPr>
-        <w:t>GET Processing</w:t>
-      </w:r>
-      <w:r>
-        <w:t>: Loads current profile data into form input value attributes.</w:t>
-      </w:r>
-    </w:p>
-    <w:p>
-      <w:pPr>
-        <w:numPr>
-          <w:ilvl w:val="1"/>
-          <w:numId w:val="6"/>
-        </w:numPr>
-      </w:pPr>
-      <w:r>
-        <w:rPr>
-          <w:b/>
-          <w:bCs/>
-        </w:rPr>
-        <w:t>POST Processing</w:t>
-      </w:r>
-      <w:r>
-        <w:t>: Validates submitted data for empty values and proper email format.</w:t>
-      </w:r>
-    </w:p>
-    <w:p>
-      <w:pPr>
-        <w:numPr>
-          <w:ilvl w:val="1"/>
-          <w:numId w:val="6"/>
-        </w:numPr>
-      </w:pPr>
-      <w:r>
-        <w:rPr>
-          <w:b/>
-          <w:bCs/>
-        </w:rPr>
-        <w:t>Collision Avoidance</w:t>
-      </w:r>
-      <w:r>
-        <w:t xml:space="preserve">: Ensures new email or username are not already registered to </w:t>
-      </w:r>
-      <w:r>
-        <w:rPr>
-          <w:i/>
-          <w:iCs/>
-        </w:rPr>
-        <w:t>other</w:t>
-      </w:r>
-      <w:r>
-        <w:t xml:space="preserve"> accounts using WHERE email = '$email' AND </w:t>
-      </w:r>
-      <w:proofErr w:type="gramStart"/>
-      <w:r>
-        <w:t>id !</w:t>
-      </w:r>
-      <w:proofErr w:type="gramEnd"/>
-      <w:r>
-        <w:t>= '$</w:t>
-      </w:r>
-      <w:proofErr w:type="spellStart"/>
-      <w:r>
-        <w:t>user_id</w:t>
-      </w:r>
-      <w:proofErr w:type="spellEnd"/>
-      <w:r>
-        <w:t>'.</w:t>
-      </w:r>
-    </w:p>
-    <w:p>
-      <w:pPr>
-        <w:numPr>
-          <w:ilvl w:val="1"/>
-          <w:numId w:val="6"/>
-        </w:numPr>
-      </w:pPr>
-      <w:r>
-        <w:rPr>
-          <w:b/>
-          <w:bCs/>
-        </w:rPr>
-        <w:t>Database Modification</w:t>
-      </w:r>
-      <w:r>
-        <w:t xml:space="preserve">: Executes UPDATE users SET </w:t>
-      </w:r>
-      <w:proofErr w:type="spellStart"/>
-      <w:r>
-        <w:t>full_name</w:t>
-      </w:r>
-      <w:proofErr w:type="spellEnd"/>
-      <w:r>
-        <w:t xml:space="preserve"> = ..., email = ..., username = ... WHERE id = '$</w:t>
-      </w:r>
-      <w:proofErr w:type="spellStart"/>
-      <w:r>
-        <w:t>user_id</w:t>
-      </w:r>
-      <w:proofErr w:type="spellEnd"/>
-      <w:r>
-        <w:t>'.</w:t>
-      </w:r>
-    </w:p>
-    <w:p>
-      <w:pPr>
-        <w:numPr>
-          <w:ilvl w:val="1"/>
-          <w:numId w:val="6"/>
-        </w:numPr>
-      </w:pPr>
-      <w:r>
-        <w:rPr>
-          <w:b/>
-          <w:bCs/>
-        </w:rPr>
-        <w:t>Session Refresh</w:t>
-      </w:r>
-      <w:r>
-        <w:t xml:space="preserve">: Updates active $_SESSION variables and redirects to </w:t>
-      </w:r>
-      <w:proofErr w:type="spellStart"/>
-      <w:r>
-        <w:t>profile.php</w:t>
-      </w:r>
-      <w:proofErr w:type="spellEnd"/>
-      <w:r>
-        <w:t xml:space="preserve"> with a success message.</w:t>
-      </w:r>
-    </w:p>
-    <w:p>
-      <w:pPr>
-        <w:rPr>
-          <w:b/>
-          <w:bCs/>
-        </w:rPr>
-      </w:pPr>
-      <w:r>
-        <w:rPr>
-          <w:b/>
-          <w:bCs/>
-        </w:rPr>
-        <w:t>4.7. Profile Deletion (delete-</w:t>
-      </w:r>
-      <w:proofErr w:type="spellStart"/>
-      <w:r>
-        <w:rPr>
-          <w:b/>
-          <w:bCs/>
-        </w:rPr>
-        <w:t>profile.php</w:t>
-      </w:r>
-      <w:proofErr w:type="spellEnd"/>
-      <w:r>
-        <w:rPr>
-          <w:b/>
-          <w:bCs/>
-        </w:rPr>
-        <w:t>)</w:t>
-      </w:r>
-    </w:p>
-    <w:p>
-      <w:pPr>
-        <w:numPr>
-          <w:ilvl w:val="0"/>
-          <w:numId w:val="7"/>
-        </w:numPr>
-      </w:pPr>
-      <w:r>
-        <w:rPr>
-          <w:b/>
-          <w:bCs/>
-        </w:rPr>
-        <w:t>Purpose</w:t>
-      </w:r>
-      <w:r>
-        <w:t xml:space="preserve">: Removes user records from the system. </w:t>
-      </w:r>
-    </w:p>
-    <w:p>
-      <w:pPr>
-        <w:numPr>
-          <w:ilvl w:val="0"/>
-          <w:numId w:val="7"/>
-        </w:numPr>
-      </w:pPr>
-      <w:r>
-        <w:rPr>
-          <w:b/>
-          <w:bCs/>
-        </w:rPr>
-        <w:t>Execution Flow</w:t>
-      </w:r>
-      <w:r>
-        <w:t>:</w:t>
-      </w:r>
-    </w:p>
-    <w:p>
-      <w:pPr>
-        <w:numPr>
-          <w:ilvl w:val="1"/>
-          <w:numId w:val="7"/>
-        </w:numPr>
-      </w:pPr>
-      <w:r>
-        <w:t xml:space="preserve">Validates logged-in user session state. </w:t>
-      </w:r>
-    </w:p>
-    <w:p>
-      <w:pPr>
-        <w:numPr>
-          <w:ilvl w:val="1"/>
-          <w:numId w:val="7"/>
-        </w:numPr>
-      </w:pPr>
-      <w:r>
-        <w:t>Executes DELETE FROM users WHERE id = '$</w:t>
-      </w:r>
-      <w:proofErr w:type="spellStart"/>
-      <w:r>
-        <w:t>user_id</w:t>
-      </w:r>
-      <w:proofErr w:type="spellEnd"/>
-      <w:r>
-        <w:t xml:space="preserve">'. </w:t>
-      </w:r>
-    </w:p>
-    <w:p>
-      <w:pPr>
-        <w:numPr>
-          <w:ilvl w:val="1"/>
-          <w:numId w:val="7"/>
-        </w:numPr>
-      </w:pPr>
-      <w:r>
-        <w:t>Destroys active session (</w:t>
-      </w:r>
-      <w:proofErr w:type="spellStart"/>
-      <w:r>
-        <w:t>session_</w:t>
-      </w:r>
-      <w:proofErr w:type="gramStart"/>
-      <w:r>
-        <w:t>destroy</w:t>
-      </w:r>
-      <w:proofErr w:type="spellEnd"/>
-      <w:r>
-        <w:t>(</w:t>
-      </w:r>
-      <w:proofErr w:type="gramEnd"/>
-      <w:r>
-        <w:t xml:space="preserve">)). </w:t>
-      </w:r>
-    </w:p>
-    <w:p>
-      <w:pPr>
-        <w:numPr>
-          <w:ilvl w:val="1"/>
-          <w:numId w:val="7"/>
-        </w:numPr>
-      </w:pPr>
-      <w:r>
-        <w:t xml:space="preserve">Re-initializes a temporary session to output an account deletion message on </w:t>
-      </w:r>
-      <w:proofErr w:type="spellStart"/>
-      <w:r>
-        <w:t>index.php</w:t>
-      </w:r>
-      <w:proofErr w:type="spellEnd"/>
-      <w:r>
-        <w:t xml:space="preserve">. </w:t>
-      </w:r>
-    </w:p>
-    <w:p>
-      <w:pPr>
-        <w:rPr>
-          <w:b/>
-          <w:bCs/>
-        </w:rPr>
-      </w:pPr>
-      <w:r>
-        <w:rPr>
-          <w:b/>
-          <w:bCs/>
-        </w:rPr>
-        <w:t>4.8. Session Termination (</w:t>
-      </w:r>
-      <w:proofErr w:type="spellStart"/>
-      <w:r>
-        <w:rPr>
-          <w:b/>
-          <w:bCs/>
-        </w:rPr>
-        <w:t>logout.php</w:t>
-      </w:r>
-      <w:proofErr w:type="spellEnd"/>
-      <w:r>
-        <w:rPr>
-          <w:b/>
-          <w:bCs/>
-        </w:rPr>
-        <w:t>)</w:t>
-      </w:r>
-    </w:p>
-    <w:p>
-      <w:pPr>
-        <w:numPr>
-          <w:ilvl w:val="0"/>
-          <w:numId w:val="8"/>
-        </w:numPr>
-      </w:pPr>
-      <w:r>
-        <w:rPr>
-          <w:b/>
-          <w:bCs/>
-        </w:rPr>
-        <w:t>Purpose</w:t>
-      </w:r>
-      <w:r>
-        <w:t xml:space="preserve">: Terminates user authentication state. </w:t>
-      </w:r>
-    </w:p>
-    <w:p>
-      <w:pPr>
-        <w:numPr>
-          <w:ilvl w:val="0"/>
-          <w:numId w:val="8"/>
-        </w:numPr>
-      </w:pPr>
-      <w:r>
-        <w:rPr>
-          <w:b/>
-          <w:bCs/>
-        </w:rPr>
-        <w:t>Execution Flow</w:t>
-      </w:r>
-      <w:r>
-        <w:t xml:space="preserve">: Runs </w:t>
-      </w:r>
-      <w:proofErr w:type="spellStart"/>
-      <w:r>
-        <w:t>session_</w:t>
-      </w:r>
-      <w:proofErr w:type="gramStart"/>
-      <w:r>
-        <w:t>start</w:t>
-      </w:r>
-      <w:proofErr w:type="spellEnd"/>
-      <w:r>
-        <w:t>(</w:t>
-      </w:r>
-      <w:proofErr w:type="gramEnd"/>
-      <w:r>
-        <w:t xml:space="preserve">), executes </w:t>
-      </w:r>
-      <w:proofErr w:type="spellStart"/>
-      <w:r>
-        <w:t>session_</w:t>
-      </w:r>
-      <w:proofErr w:type="gramStart"/>
-      <w:r>
-        <w:t>destroy</w:t>
-      </w:r>
-      <w:proofErr w:type="spellEnd"/>
-      <w:r>
-        <w:t>(</w:t>
-      </w:r>
-      <w:proofErr w:type="gramEnd"/>
-      <w:r>
-        <w:t xml:space="preserve">) to wipe stored session values, and redirects user to </w:t>
-      </w:r>
-      <w:proofErr w:type="spellStart"/>
-      <w:r>
-        <w:t>index.php</w:t>
-      </w:r>
-      <w:proofErr w:type="spellEnd"/>
-      <w:r>
-        <w:t xml:space="preserve">. </w:t>
-      </w:r>
-    </w:p>
-    <w:p>
-      <w:pPr>
-        <w:ind w:left="720"/>
-      </w:pPr>
-    </w:p>
-    <w:p>
-      <w:pPr>
+      </w:pPr>
+      <w:r>
         <w:rPr>
           <w:b/>
           <w:bCs/>
@@ -2454,8 +2200,600 @@
           <w:szCs w:val="26"/>
           <w:u w:val="single"/>
         </w:rPr>
-      </w:pPr>
-      <w:r>
+        <w:lastRenderedPageBreak/>
+        <w:t>Testing Process and Results</w:t>
+      </w:r>
+    </w:p>
+    <w:tbl>
+      <w:tblPr>
+        <w:tblStyle w:val="TableGrid"/>
+        <w:tblW w:w="10743" w:type="dxa"/>
+        <w:tblInd w:w="-455" w:type="dxa"/>
+        <w:tblLook w:val="04A0" w:firstRow="1" w:lastRow="0" w:firstColumn="1" w:lastColumn="0" w:noHBand="0" w:noVBand="1"/>
+      </w:tblPr>
+      <w:tblGrid>
+        <w:gridCol w:w="1980"/>
+        <w:gridCol w:w="3240"/>
+        <w:gridCol w:w="4098"/>
+        <w:gridCol w:w="1425"/>
+      </w:tblGrid>
+      <w:tr>
+        <w:trPr>
+          <w:trHeight w:hRule="exact" w:val="713"/>
+        </w:trPr>
+        <w:tc>
+          <w:tcPr>
+            <w:tcW w:w="1980" w:type="dxa"/>
+          </w:tcPr>
+          <w:p>
+            <w:pPr>
+              <w:rPr>
+                <w:b/>
+                <w:bCs/>
+                <w:sz w:val="26"/>
+                <w:szCs w:val="26"/>
+              </w:rPr>
+            </w:pPr>
+            <w:r>
+              <w:rPr>
+                <w:b/>
+                <w:bCs/>
+                <w:sz w:val="26"/>
+                <w:szCs w:val="26"/>
+              </w:rPr>
+              <w:t>Test Case</w:t>
+            </w:r>
+          </w:p>
+        </w:tc>
+        <w:tc>
+          <w:tcPr>
+            <w:tcW w:w="3240" w:type="dxa"/>
+          </w:tcPr>
+          <w:p>
+            <w:pPr>
+              <w:rPr>
+                <w:b/>
+                <w:bCs/>
+                <w:sz w:val="26"/>
+                <w:szCs w:val="26"/>
+              </w:rPr>
+            </w:pPr>
+            <w:r>
+              <w:rPr>
+                <w:b/>
+                <w:bCs/>
+                <w:sz w:val="26"/>
+                <w:szCs w:val="26"/>
+              </w:rPr>
+              <w:t>Inputs/Action</w:t>
+            </w:r>
+          </w:p>
+        </w:tc>
+        <w:tc>
+          <w:tcPr>
+            <w:tcW w:w="4098" w:type="dxa"/>
+          </w:tcPr>
+          <w:p>
+            <w:pPr>
+              <w:rPr>
+                <w:b/>
+                <w:bCs/>
+                <w:sz w:val="26"/>
+                <w:szCs w:val="26"/>
+              </w:rPr>
+            </w:pPr>
+            <w:r>
+              <w:rPr>
+                <w:b/>
+                <w:bCs/>
+                <w:sz w:val="26"/>
+                <w:szCs w:val="26"/>
+              </w:rPr>
+              <w:t>Expected Outcomes</w:t>
+            </w:r>
+          </w:p>
+        </w:tc>
+        <w:tc>
+          <w:tcPr>
+            <w:tcW w:w="1425" w:type="dxa"/>
+          </w:tcPr>
+          <w:p>
+            <w:pPr>
+              <w:rPr>
+                <w:b/>
+                <w:bCs/>
+                <w:sz w:val="26"/>
+                <w:szCs w:val="26"/>
+              </w:rPr>
+            </w:pPr>
+            <w:r>
+              <w:rPr>
+                <w:b/>
+                <w:bCs/>
+                <w:sz w:val="26"/>
+                <w:szCs w:val="26"/>
+              </w:rPr>
+              <w:t>Result</w:t>
+            </w:r>
+          </w:p>
+        </w:tc>
+      </w:tr>
+      <w:tr>
+        <w:trPr>
+          <w:trHeight w:hRule="exact" w:val="1054"/>
+        </w:trPr>
+        <w:tc>
+          <w:tcPr>
+            <w:tcW w:w="1980" w:type="dxa"/>
+          </w:tcPr>
+          <w:p>
+            <w:r>
+              <w:t>Empty Form Submission</w:t>
+            </w:r>
+          </w:p>
+        </w:tc>
+        <w:tc>
+          <w:tcPr>
+            <w:tcW w:w="3240" w:type="dxa"/>
+          </w:tcPr>
+          <w:p>
+            <w:r>
+              <w:t>Submit sign-up or login with empty fields</w:t>
+            </w:r>
+          </w:p>
+        </w:tc>
+        <w:tc>
+          <w:tcPr>
+            <w:tcW w:w="4098" w:type="dxa"/>
+          </w:tcPr>
+          <w:p>
+            <w:pPr>
+              <w:rPr>
+                <w:b/>
+                <w:bCs/>
+              </w:rPr>
+            </w:pPr>
+            <w:r>
+              <w:t xml:space="preserve">Reject submission, show error: </w:t>
+            </w:r>
+            <w:r>
+              <w:rPr>
+                <w:i/>
+                <w:iCs/>
+              </w:rPr>
+              <w:t>"All fields are required."</w:t>
+            </w:r>
+          </w:p>
+        </w:tc>
+        <w:tc>
+          <w:tcPr>
+            <w:tcW w:w="1425" w:type="dxa"/>
+          </w:tcPr>
+          <w:p>
+            <w:pPr>
+              <w:rPr>
+                <w:b/>
+                <w:bCs/>
+              </w:rPr>
+            </w:pPr>
+            <w:r>
+              <w:t>PASS</w:t>
+            </w:r>
+          </w:p>
+        </w:tc>
+      </w:tr>
+      <w:tr>
+        <w:trPr>
+          <w:trHeight w:hRule="exact" w:val="1175"/>
+        </w:trPr>
+        <w:tc>
+          <w:tcPr>
+            <w:tcW w:w="1980" w:type="dxa"/>
+          </w:tcPr>
+          <w:p>
+            <w:pPr>
+              <w:rPr>
+                <w:b/>
+                <w:bCs/>
+              </w:rPr>
+            </w:pPr>
+            <w:r>
+              <w:t>Invalid Email Format</w:t>
+            </w:r>
+          </w:p>
+        </w:tc>
+        <w:tc>
+          <w:tcPr>
+            <w:tcW w:w="3240" w:type="dxa"/>
+          </w:tcPr>
+          <w:p>
+            <w:pPr>
+              <w:rPr>
+                <w:b/>
+                <w:bCs/>
+              </w:rPr>
+            </w:pPr>
+            <w:r>
+              <w:t>Submit email without @</w:t>
+            </w:r>
+          </w:p>
+        </w:tc>
+        <w:tc>
+          <w:tcPr>
+            <w:tcW w:w="4098" w:type="dxa"/>
+          </w:tcPr>
+          <w:p>
+            <w:pPr>
+              <w:rPr>
+                <w:b/>
+                <w:bCs/>
+              </w:rPr>
+            </w:pPr>
+            <w:r>
+              <w:t xml:space="preserve">Reject submission, show error: </w:t>
+            </w:r>
+            <w:r>
+              <w:rPr>
+                <w:i/>
+                <w:iCs/>
+              </w:rPr>
+              <w:t>"Please enter a valid email address."</w:t>
+            </w:r>
+          </w:p>
+        </w:tc>
+        <w:tc>
+          <w:tcPr>
+            <w:tcW w:w="1425" w:type="dxa"/>
+          </w:tcPr>
+          <w:p>
+            <w:pPr>
+              <w:rPr>
+                <w:b/>
+                <w:bCs/>
+              </w:rPr>
+            </w:pPr>
+            <w:r>
+              <w:t>PASS</w:t>
+            </w:r>
+          </w:p>
+        </w:tc>
+      </w:tr>
+      <w:tr>
+        <w:trPr>
+          <w:trHeight w:hRule="exact" w:val="1630"/>
+        </w:trPr>
+        <w:tc>
+          <w:tcPr>
+            <w:tcW w:w="1980" w:type="dxa"/>
+          </w:tcPr>
+          <w:p>
+            <w:r>
+              <w:t>Password Mismatch</w:t>
+            </w:r>
+          </w:p>
+        </w:tc>
+        <w:tc>
+          <w:tcPr>
+            <w:tcW w:w="3240" w:type="dxa"/>
+          </w:tcPr>
+          <w:p>
+            <w:r>
+              <w:t xml:space="preserve">password </w:t>
+            </w:r>
+            <m:oMath>
+              <m:r>
+                <w:rPr>
+                  <w:rFonts w:ascii="Cambria Math" w:hAnsi="Cambria Math"/>
+                </w:rPr>
+                <m:t>≠</m:t>
+              </m:r>
+            </m:oMath>
+            <w:r>
+              <w:t xml:space="preserve"> confirm_password during sign-up</w:t>
+            </w:r>
+          </w:p>
+          <w:p>
+            <w:r>
+              <w:t>Register with pre-existing username/email</w:t>
+            </w:r>
+          </w:p>
+        </w:tc>
+        <w:tc>
+          <w:tcPr>
+            <w:tcW w:w="4098" w:type="dxa"/>
+          </w:tcPr>
+          <w:p>
+            <w:r>
+              <w:t xml:space="preserve">Reject submission, show error: </w:t>
+            </w:r>
+            <w:r>
+              <w:rPr>
+                <w:i/>
+                <w:iCs/>
+              </w:rPr>
+              <w:t>"Passwords do not match."</w:t>
+            </w:r>
+          </w:p>
+        </w:tc>
+        <w:tc>
+          <w:tcPr>
+            <w:tcW w:w="1425" w:type="dxa"/>
+          </w:tcPr>
+          <w:p>
+            <w:r>
+              <w:t>PASS</w:t>
+            </w:r>
+          </w:p>
+        </w:tc>
+      </w:tr>
+      <w:tr>
+        <w:trPr>
+          <w:trHeight w:hRule="exact" w:val="951"/>
+        </w:trPr>
+        <w:tc>
+          <w:tcPr>
+            <w:tcW w:w="1980" w:type="dxa"/>
+          </w:tcPr>
+          <w:p>
+            <w:r>
+              <w:t>Duplicate Email/Username</w:t>
+            </w:r>
+          </w:p>
+        </w:tc>
+        <w:tc>
+          <w:tcPr>
+            <w:tcW w:w="3240" w:type="dxa"/>
+          </w:tcPr>
+          <w:p>
+            <w:r>
+              <w:t>Register with pre-existing username/email</w:t>
+            </w:r>
+          </w:p>
+        </w:tc>
+        <w:tc>
+          <w:tcPr>
+            <w:tcW w:w="4098" w:type="dxa"/>
+          </w:tcPr>
+          <w:p>
+            <w:r>
+              <w:t>Reject submission, show collision error message</w:t>
+            </w:r>
+          </w:p>
+        </w:tc>
+        <w:tc>
+          <w:tcPr>
+            <w:tcW w:w="1425" w:type="dxa"/>
+          </w:tcPr>
+          <w:p>
+            <w:r>
+              <w:t>PASS</w:t>
+            </w:r>
+          </w:p>
+        </w:tc>
+      </w:tr>
+      <w:tr>
+        <w:trPr>
+          <w:trHeight w:hRule="exact" w:val="874"/>
+        </w:trPr>
+        <w:tc>
+          <w:tcPr>
+            <w:tcW w:w="1980" w:type="dxa"/>
+          </w:tcPr>
+          <w:p>
+            <w:r>
+              <w:t>Password Encryption</w:t>
+            </w:r>
+          </w:p>
+        </w:tc>
+        <w:tc>
+          <w:tcPr>
+            <w:tcW w:w="3240" w:type="dxa"/>
+          </w:tcPr>
+          <w:p>
+            <w:r>
+              <w:t>Inspect users table via phpMyAdmin</w:t>
+            </w:r>
+          </w:p>
+        </w:tc>
+        <w:tc>
+          <w:tcPr>
+            <w:tcW w:w="4098" w:type="dxa"/>
+          </w:tcPr>
+          <w:p>
+            <w:r>
+              <w:t>Passwords stored as 60-character</w:t>
+            </w:r>
+            <w:r>
+              <w:t xml:space="preserve">, </w:t>
+            </w:r>
+            <w:r>
+              <w:t>hashed strings</w:t>
+            </w:r>
+          </w:p>
+        </w:tc>
+        <w:tc>
+          <w:tcPr>
+            <w:tcW w:w="1425" w:type="dxa"/>
+          </w:tcPr>
+          <w:p>
+            <w:r>
+              <w:t>PASS</w:t>
+            </w:r>
+          </w:p>
+        </w:tc>
+      </w:tr>
+      <w:tr>
+        <w:trPr>
+          <w:trHeight w:hRule="exact" w:val="793"/>
+        </w:trPr>
+        <w:tc>
+          <w:tcPr>
+            <w:tcW w:w="1980" w:type="dxa"/>
+          </w:tcPr>
+          <w:p>
+            <w:r>
+              <w:t>Protected Rou</w:t>
+            </w:r>
+            <w:r>
+              <w:t>te Access</w:t>
+            </w:r>
+          </w:p>
+        </w:tc>
+        <w:tc>
+          <w:tcPr>
+            <w:tcW w:w="3240" w:type="dxa"/>
+          </w:tcPr>
+          <w:p>
+            <w:r>
+              <w:t xml:space="preserve">Access </w:t>
+            </w:r>
+            <w:proofErr w:type="spellStart"/>
+            <w:r>
+              <w:t>profile.php</w:t>
+            </w:r>
+            <w:proofErr w:type="spellEnd"/>
+            <w:r>
+              <w:t xml:space="preserve"> directly without login</w:t>
+            </w:r>
+          </w:p>
+        </w:tc>
+        <w:tc>
+          <w:tcPr>
+            <w:tcW w:w="4098" w:type="dxa"/>
+          </w:tcPr>
+          <w:p>
+            <w:r>
+              <w:t xml:space="preserve">Redirect immediately to </w:t>
+            </w:r>
+            <w:proofErr w:type="spellStart"/>
+            <w:r>
+              <w:t>login.php</w:t>
+            </w:r>
+            <w:proofErr w:type="spellEnd"/>
+            <w:r>
+              <w:t xml:space="preserve"> with authentication error</w:t>
+            </w:r>
+          </w:p>
+        </w:tc>
+        <w:tc>
+          <w:tcPr>
+            <w:tcW w:w="1425" w:type="dxa"/>
+          </w:tcPr>
+          <w:p>
+            <w:r>
+              <w:t>PASS</w:t>
+            </w:r>
+          </w:p>
+        </w:tc>
+      </w:tr>
+      <w:tr>
+        <w:trPr>
+          <w:trHeight w:hRule="exact" w:val="811"/>
+        </w:trPr>
+        <w:tc>
+          <w:tcPr>
+            <w:tcW w:w="1980" w:type="dxa"/>
+          </w:tcPr>
+          <w:p>
+            <w:r>
+              <w:t>Profile Updates</w:t>
+            </w:r>
+          </w:p>
+        </w:tc>
+        <w:tc>
+          <w:tcPr>
+            <w:tcW w:w="3240" w:type="dxa"/>
+          </w:tcPr>
+          <w:p>
+            <w:r>
+              <w:t>Modify name/email on update-</w:t>
+            </w:r>
+            <w:proofErr w:type="spellStart"/>
+            <w:r>
+              <w:t>profile.php</w:t>
+            </w:r>
+            <w:proofErr w:type="spellEnd"/>
+          </w:p>
+        </w:tc>
+        <w:tc>
+          <w:tcPr>
+            <w:tcW w:w="4098" w:type="dxa"/>
+          </w:tcPr>
+          <w:p>
+            <w:r>
+              <w:t>Update database record, update session state, display success message</w:t>
+            </w:r>
+          </w:p>
+        </w:tc>
+        <w:tc>
+          <w:tcPr>
+            <w:tcW w:w="1425" w:type="dxa"/>
+          </w:tcPr>
+          <w:p>
+            <w:r>
+              <w:t>PASS</w:t>
+            </w:r>
+          </w:p>
+        </w:tc>
+      </w:tr>
+      <w:tr>
+        <w:trPr>
+          <w:trHeight w:hRule="exact" w:val="793"/>
+        </w:trPr>
+        <w:tc>
+          <w:tcPr>
+            <w:tcW w:w="1980" w:type="dxa"/>
+          </w:tcPr>
+          <w:p>
+            <w:r>
+              <w:t>Account Deletion</w:t>
+            </w:r>
+          </w:p>
+        </w:tc>
+        <w:tc>
+          <w:tcPr>
+            <w:tcW w:w="3240" w:type="dxa"/>
+          </w:tcPr>
+          <w:p>
+            <w:r>
+              <w:t xml:space="preserve">Click </w:t>
+            </w:r>
+            <w:r>
+              <w:rPr>
+                <w:i/>
+                <w:iCs/>
+              </w:rPr>
+              <w:t>Delete Account</w:t>
+            </w:r>
+            <w:r>
+              <w:t xml:space="preserve"> on profile page</w:t>
+            </w:r>
+          </w:p>
+        </w:tc>
+        <w:tc>
+          <w:tcPr>
+            <w:tcW w:w="4098" w:type="dxa"/>
+          </w:tcPr>
+          <w:p>
+            <w:r>
+              <w:t>Delete record from MySQL, destroy session, redirect to home page</w:t>
+            </w:r>
+          </w:p>
+        </w:tc>
+        <w:tc>
+          <w:tcPr>
+            <w:tcW w:w="1425" w:type="dxa"/>
+          </w:tcPr>
+          <w:p>
+            <w:r>
+              <w:t>PASS</w:t>
+            </w:r>
+          </w:p>
+        </w:tc>
+      </w:tr>
+    </w:tbl>
+    <w:p>
+      <w:pPr>
         <w:rPr>
           <w:b/>
           <w:bCs/>
@@ -2463,11 +2801,13 @@
           <w:szCs w:val="26"/>
           <w:u w:val="single"/>
         </w:rPr>
-        <w:br w:type="page"/>
-      </w:r>
-    </w:p>
-    <w:p>
-      <w:pPr>
+      </w:pPr>
+    </w:p>
+    <w:p>
+      <w:pPr>
+        <w:pBdr>
+          <w:bottom w:val="single" w:sz="6" w:space="1" w:color="auto"/>
+        </w:pBdr>
         <w:rPr>
           <w:b/>
           <w:bCs/>
@@ -2476,7 +2816,9 @@
           <w:u w:val="single"/>
         </w:rPr>
       </w:pPr>
-      <w:r>
+    </w:p>
+    <w:p>
+      <w:pPr>
         <w:rPr>
           <w:b/>
           <w:bCs/>
@@ -2484,43 +2826,78 @@
           <w:szCs w:val="26"/>
           <w:u w:val="single"/>
         </w:rPr>
-        <w:lastRenderedPageBreak/>
-        <w:t>5. Security &amp; Design Patterns Applied</w:t>
-      </w:r>
-    </w:p>
-    <w:p>
-      <w:pPr>
+      </w:pPr>
+    </w:p>
+    <w:p>
+      <w:pPr>
+        <w:pStyle w:val="ListParagraph"/>
         <w:numPr>
           <w:ilvl w:val="0"/>
-          <w:numId w:val="9"/>
+          <w:numId w:val="10"/>
         </w:numPr>
-      </w:pPr>
-      <w:r>
-        <w:rPr>
-          <w:b/>
-          <w:bCs/>
-        </w:rPr>
-        <w:t>Password Security</w:t>
-      </w:r>
-      <w:r>
-        <w:t xml:space="preserve">: Uses </w:t>
-      </w:r>
-      <w:r>
-        <w:rPr>
-          <w:b/>
-          <w:bCs/>
-        </w:rPr>
-        <w:t>BCRYPT</w:t>
-      </w:r>
-      <w:r>
-        <w:t xml:space="preserve"> hashing algorithm (PASSWORD_BCRYPT) for storage, preventing plain-text credential leaks. </w:t>
+        <w:rPr>
+          <w:b/>
+          <w:bCs/>
+          <w:sz w:val="26"/>
+          <w:szCs w:val="26"/>
+          <w:u w:val="single"/>
+        </w:rPr>
+      </w:pPr>
+      <w:r>
+        <w:rPr>
+          <w:b/>
+          <w:bCs/>
+          <w:sz w:val="26"/>
+          <w:szCs w:val="26"/>
+          <w:u w:val="single"/>
+        </w:rPr>
+        <w:t>Discussion of Results, Challenges and Possible Improvements</w:t>
+      </w:r>
+    </w:p>
+    <w:p>
+      <w:pPr>
+        <w:rPr>
+          <w:b/>
+          <w:bCs/>
+        </w:rPr>
+      </w:pPr>
+      <w:r>
+        <w:rPr>
+          <w:b/>
+          <w:bCs/>
+        </w:rPr>
+        <w:t>Discussion of Results</w:t>
+      </w:r>
+    </w:p>
+    <w:p>
+      <w:r>
+        <w:t xml:space="preserve">The resulting web application successfully meets all core functional and architectural requirements outlined in the coursework prompt. The system handles backend processing </w:t>
+      </w:r>
+      <w:r>
+        <w:lastRenderedPageBreak/>
+        <w:t xml:space="preserve">smoothly, ensures data integrity using relational constraints, and delivers a visually clean interface. </w:t>
+      </w:r>
+    </w:p>
+    <w:p>
+      <w:pPr>
+        <w:rPr>
+          <w:b/>
+          <w:bCs/>
+        </w:rPr>
+      </w:pPr>
+      <w:r>
+        <w:rPr>
+          <w:b/>
+          <w:bCs/>
+        </w:rPr>
+        <w:t>Challenges Encountered</w:t>
       </w:r>
     </w:p>
     <w:p>
       <w:pPr>
         <w:numPr>
           <w:ilvl w:val="0"/>
-          <w:numId w:val="9"/>
+          <w:numId w:val="17"/>
         </w:numPr>
       </w:pPr>
       <w:r>
@@ -2528,63 +2905,17 @@
           <w:b/>
           <w:bCs/>
         </w:rPr>
-        <w:t>Access Control</w:t>
-      </w:r>
-      <w:r>
-        <w:t>: Every protected script (</w:t>
-      </w:r>
-      <w:proofErr w:type="spellStart"/>
-      <w:r>
-        <w:t>profile.php</w:t>
-      </w:r>
-      <w:proofErr w:type="spellEnd"/>
-      <w:r>
-        <w:t>, update-</w:t>
-      </w:r>
-      <w:proofErr w:type="spellStart"/>
-      <w:r>
-        <w:t>profile.php</w:t>
-      </w:r>
-      <w:proofErr w:type="spellEnd"/>
-      <w:r>
-        <w:t>, delete-</w:t>
-      </w:r>
-      <w:proofErr w:type="spellStart"/>
-      <w:r>
-        <w:t>profile.php</w:t>
-      </w:r>
-      <w:proofErr w:type="spellEnd"/>
-      <w:r>
-        <w:t>) verifies active session tokens ($_SESSION['</w:t>
-      </w:r>
-      <w:proofErr w:type="spellStart"/>
-      <w:r>
-        <w:t>user_id</w:t>
-      </w:r>
-      <w:proofErr w:type="spellEnd"/>
-      <w:r>
-        <w:t>']) before processing requests or rendering protected data</w:t>
-      </w:r>
-      <w:r>
-        <w:t xml:space="preserve"> hence making all files .</w:t>
-      </w:r>
-      <w:proofErr w:type="spellStart"/>
-      <w:r>
-        <w:t>php</w:t>
-      </w:r>
-      <w:proofErr w:type="spellEnd"/>
-      <w:r>
-        <w:t xml:space="preserve"> to allow PHP code into HTML structure</w:t>
-      </w:r>
-      <w:r>
-        <w:t xml:space="preserve">. </w:t>
+        <w:t>Layout Responsiveness</w:t>
+      </w:r>
+      <w:r>
+        <w:t xml:space="preserve">: Balancing split-card image proportions alongside form inputs on smaller screen sizes required adjusting Flexbox properties (object-fit: cover and stackable media queries @media (max-width: 768px)). </w:t>
       </w:r>
     </w:p>
     <w:p>
       <w:pPr>
         <w:numPr>
           <w:ilvl w:val="0"/>
-          <w:numId w:val="9"/>
+          <w:numId w:val="17"/>
         </w:numPr>
       </w:pPr>
       <w:r>
@@ -2592,25 +2923,17 @@
           <w:b/>
           <w:bCs/>
         </w:rPr>
-        <w:t>Session Message Flashing</w:t>
-      </w:r>
-      <w:r>
-        <w:t xml:space="preserve">: Implements single-use error/success messages stored in $_SESSION['error'] or $_SESSION['success'], which are automatically cleared via </w:t>
-      </w:r>
-      <w:proofErr w:type="gramStart"/>
-      <w:r>
-        <w:t>unset(</w:t>
-      </w:r>
-      <w:proofErr w:type="gramEnd"/>
-      <w:r>
-        <w:t xml:space="preserve">) after rendering. </w:t>
+        <w:t>Session &amp; Form State Synchronization</w:t>
+      </w:r>
+      <w:r>
+        <w:t>: Updating user profile details required simultaneously updating the database records AND refreshing active $_SESSION variables to prevent stale data display without requiring re-login.</w:t>
       </w:r>
     </w:p>
     <w:p>
       <w:pPr>
         <w:numPr>
           <w:ilvl w:val="0"/>
-          <w:numId w:val="9"/>
+          <w:numId w:val="17"/>
         </w:numPr>
       </w:pPr>
       <w:r>
@@ -2618,13 +2941,163 @@
           <w:b/>
           <w:bCs/>
         </w:rPr>
-        <w:t>Responsive CSS Design</w:t>
-      </w:r>
-      <w:r>
-        <w:t xml:space="preserve">: Implements Flexbox layouts (display: flex), media queries (@media (max-width: 768px)), and modern form styling rules for seamless desktop and mobile accessibility. </w:t>
-      </w:r>
+        <w:t>Preventing Self-Collision during Updates</w:t>
+      </w:r>
+      <w:r>
+        <w:t xml:space="preserve">: Designing the SQL query for profile updates (WHERE email = '$email' AND </w:t>
+      </w:r>
+      <w:proofErr w:type="gramStart"/>
+      <w:r>
+        <w:t>id !</w:t>
+      </w:r>
+      <w:proofErr w:type="gramEnd"/>
+      <w:r>
+        <w:t>= '$</w:t>
+      </w:r>
+      <w:proofErr w:type="spellStart"/>
+      <w:r>
+        <w:t>user_id</w:t>
+      </w:r>
+      <w:proofErr w:type="spellEnd"/>
+      <w:r>
+        <w:t>') was critical to allow users to save changes without triggering false duplicate errors against their own existing records.</w:t>
+      </w:r>
+    </w:p>
+    <w:p>
+      <w:pPr>
+        <w:rPr>
+          <w:b/>
+          <w:bCs/>
+        </w:rPr>
+      </w:pPr>
+      <w:r>
+        <w:rPr>
+          <w:b/>
+          <w:bCs/>
+        </w:rPr>
+        <w:t>Possible Improvements</w:t>
+      </w:r>
+    </w:p>
+    <w:p>
+      <w:pPr>
+        <w:numPr>
+          <w:ilvl w:val="0"/>
+          <w:numId w:val="18"/>
+        </w:numPr>
+      </w:pPr>
+      <w:r>
+        <w:rPr>
+          <w:b/>
+          <w:bCs/>
+        </w:rPr>
+        <w:t xml:space="preserve">Prepared Statements (PDO / </w:t>
+      </w:r>
+      <w:proofErr w:type="spellStart"/>
+      <w:r>
+        <w:rPr>
+          <w:b/>
+          <w:bCs/>
+        </w:rPr>
+        <w:t>MySQLi</w:t>
+      </w:r>
+      <w:proofErr w:type="spellEnd"/>
+      <w:r>
+        <w:rPr>
+          <w:b/>
+          <w:bCs/>
+        </w:rPr>
+        <w:t xml:space="preserve"> Prepared)</w:t>
+      </w:r>
+      <w:r>
+        <w:t>: Upgrade raw MySQL queries to prepared statements to provide complete defense against SQL Injection (SQLi) attacks.</w:t>
+      </w:r>
+    </w:p>
+    <w:p>
+      <w:pPr>
+        <w:numPr>
+          <w:ilvl w:val="0"/>
+          <w:numId w:val="18"/>
+        </w:numPr>
+      </w:pPr>
+      <w:r>
+        <w:rPr>
+          <w:b/>
+          <w:bCs/>
+        </w:rPr>
+        <w:t>Profile Picture Uploads</w:t>
+      </w:r>
+      <w:r>
+        <w:t>: Allow users to upload custom personal image files (.</w:t>
+      </w:r>
+      <w:proofErr w:type="spellStart"/>
+      <w:r>
+        <w:t>png</w:t>
+      </w:r>
+      <w:proofErr w:type="spellEnd"/>
+      <w:r>
+        <w:t>, .jpg) stored in an uploads/ directory instead of using default avatars.</w:t>
+      </w:r>
+    </w:p>
+    <w:p>
+      <w:pPr>
+        <w:numPr>
+          <w:ilvl w:val="0"/>
+          <w:numId w:val="18"/>
+        </w:numPr>
+      </w:pPr>
+      <w:r>
+        <w:rPr>
+          <w:b/>
+          <w:bCs/>
+        </w:rPr>
+        <w:t>Password Reset Workflow</w:t>
+      </w:r>
+      <w:r>
+        <w:t>: Add an automated email-based password recovery mechanism for users who forget their login credentials.</w:t>
+      </w:r>
+    </w:p>
+    <w:p>
+      <w:pPr>
+        <w:pBdr>
+          <w:bottom w:val="single" w:sz="6" w:space="1" w:color="auto"/>
+        </w:pBdr>
+      </w:pPr>
     </w:p>
     <w:p/>
+    <w:p>
+      <w:pPr>
+        <w:pStyle w:val="ListParagraph"/>
+        <w:numPr>
+          <w:ilvl w:val="0"/>
+          <w:numId w:val="10"/>
+        </w:numPr>
+        <w:rPr>
+          <w:b/>
+          <w:bCs/>
+          <w:sz w:val="26"/>
+          <w:szCs w:val="26"/>
+          <w:u w:val="single"/>
+        </w:rPr>
+      </w:pPr>
+      <w:r>
+        <w:rPr>
+          <w:b/>
+          <w:bCs/>
+          <w:sz w:val="26"/>
+          <w:szCs w:val="26"/>
+          <w:u w:val="single"/>
+        </w:rPr>
+        <w:t>Conclusion</w:t>
+      </w:r>
+    </w:p>
+    <w:p>
+      <w:pPr>
+        <w:ind w:left="360"/>
+      </w:pPr>
+      <w:r>
+        <w:t>The User Profile Management System provides a complete, responsive, and secure standard web application built using HTML5, CSS3, PHP, and MySQL. By implementing semantic structures, strict input validation, BCRYPT password hashing, and session access control, the application fulfills academic web design standards and practical security guidelines. This project successfully demonstrates end-to-end full-stack development competency, from database schema configuration to client-side styling.</w:t>
+      </w:r>
+    </w:p>
     <w:sectPr>
       <w:pgSz w:w="12240" w:h="15840"/>
       <w:pgMar w:top="1440" w:right="1440" w:bottom="1440" w:left="1440" w:header="720" w:footer="720" w:gutter="0"/>
@@ -2638,6 +3111,92 @@
 <file path=word/numbering.xml><?xml version="1.0" encoding="utf-8"?>
 <w:numbering xmlns:wpc="http://schemas.microsoft.com/office/word/2010/wordprocessingCanvas" xmlns:cx="http://schemas.microsoft.com/office/drawing/2014/chartex" xmlns:cx1="http://schemas.microsoft.com/office/drawing/2015/9/8/chartex" xmlns:cx2="http://schemas.microsoft.com/office/drawing/2015/10/21/chartex" xmlns:cx3="http://schemas.microsoft.com/office/drawing/2016/5/9/chartex" xmlns:cx4="http://schemas.microsoft.com/office/drawing/2016/5/10/chartex" xmlns:cx5="http://schemas.microsoft.com/office/drawing/2016/5/11/chartex" xmlns:cx6="http://schemas.microsoft.com/office/drawing/2016/5/12/chartex" xmlns:cx7="http://schemas.microsoft.com/office/drawing/2016/5/13/chartex" xmlns:cx8="http://schemas.microsoft.com/office/drawing/2016/5/14/chartex" xmlns:mc="http://schemas.openxmlformats.org/markup-compatibility/2006" xmlns:aink="http://schemas.microsoft.com/office/drawing/2016/ink" xmlns:am3d="http://schemas.microsoft.com/office/drawing/2017/model3d" xmlns:o="urn:schemas-microsoft-com:office:office" xmlns:oel="http://schemas.microsoft.com/office/2019/extlst" xmlns:r="http://schemas.openxmlformats.org/officeDocument/2006/relationships" xmlns:m="http://schemas.openxmlformats.org/officeDocument/2006/math" xmlns:v="urn:schemas-microsoft-com:vml" xmlns:wp14="http://schemas.microsoft.com/office/word/2010/wordprocessingDrawing" xmlns:wp="http://schemas.openxmlformats.org/drawingml/2006/wordprocessingDrawing" xmlns:w10="urn:schemas-microsoft-com:office:word" xmlns:w="http://schemas.openxmlformats.org/wordprocessingml/2006/main" xmlns:w14="http://schemas.microsoft.com/office/word/2010/wordml" xmlns:w15="http://schemas.microsoft.com/office/word/2012/wordml" xmlns:w16cei="http://schemas.microsoft.com/office/word/2026/wordml/cei" xmlns:w16cex="http://schemas.microsoft.com/office/word/2018/wordml/cex" xmlns:w16cid="http://schemas.microsoft.com/office/word/2016/wordml/cid" xmlns:w16="http://schemas.microsoft.com/office/word/2018/wordml" xmlns:w16du="http://schemas.microsoft.com/office/word/2023/wordml/word16du" xmlns:w16sdtdh="http://schemas.microsoft.com/office/word/2020/wordml/sdtdatahash" xmlns:w16sdtfl="http://schemas.microsoft.com/office/word/2024/wordml/sdtformatlock" xmlns:w16se="http://schemas.microsoft.com/office/word/2015/wordml/symex" xmlns:wpg="http://schemas.microsoft.com/office/word/2010/wordprocessingGroup" xmlns:wpi="http://schemas.microsoft.com/office/word/2010/wordprocessingInk" xmlns:wne="http://schemas.microsoft.com/office/word/2006/wordml" xmlns:wps="http://schemas.microsoft.com/office/word/2010/wordprocessingShape" mc:Ignorable="w14 w15 w16se w16cid w16 w16cex w16sdtdh w16sdtfl w16du wp14">
   <w:abstractNum w:abstractNumId="0" w15:restartNumberingAfterBreak="0">
+    <w:nsid w:val="005A1918"/>
+    <w:multiLevelType w:val="hybridMultilevel"/>
+    <w:tmpl w:val="C4B292F0"/>
+    <w:lvl w:ilvl="0" w:tplc="0409000F">
+      <w:start w:val="1"/>
+      <w:numFmt w:val="decimal"/>
+      <w:lvlText w:val="%1."/>
+      <w:lvlJc w:val="left"/>
+      <w:pPr>
+        <w:ind w:left="1440" w:hanging="360"/>
+      </w:pPr>
+    </w:lvl>
+    <w:lvl w:ilvl="1" w:tplc="04090019" w:tentative="1">
+      <w:start w:val="1"/>
+      <w:numFmt w:val="lowerLetter"/>
+      <w:lvlText w:val="%2."/>
+      <w:lvlJc w:val="left"/>
+      <w:pPr>
+        <w:ind w:left="2160" w:hanging="360"/>
+      </w:pPr>
+    </w:lvl>
+    <w:lvl w:ilvl="2" w:tplc="0409001B" w:tentative="1">
+      <w:start w:val="1"/>
+      <w:numFmt w:val="lowerRoman"/>
+      <w:lvlText w:val="%3."/>
+      <w:lvlJc w:val="right"/>
+      <w:pPr>
+        <w:ind w:left="2880" w:hanging="180"/>
+      </w:pPr>
+    </w:lvl>
+    <w:lvl w:ilvl="3" w:tplc="0409000F" w:tentative="1">
+      <w:start w:val="1"/>
+      <w:numFmt w:val="decimal"/>
+      <w:lvlText w:val="%4."/>
+      <w:lvlJc w:val="left"/>
+      <w:pPr>
+        <w:ind w:left="3600" w:hanging="360"/>
+      </w:pPr>
+    </w:lvl>
+    <w:lvl w:ilvl="4" w:tplc="04090019" w:tentative="1">
+      <w:start w:val="1"/>
+      <w:numFmt w:val="lowerLetter"/>
+      <w:lvlText w:val="%5."/>
+      <w:lvlJc w:val="left"/>
+      <w:pPr>
+        <w:ind w:left="4320" w:hanging="360"/>
+      </w:pPr>
+    </w:lvl>
+    <w:lvl w:ilvl="5" w:tplc="0409001B" w:tentative="1">
+      <w:start w:val="1"/>
+      <w:numFmt w:val="lowerRoman"/>
+      <w:lvlText w:val="%6."/>
+      <w:lvlJc w:val="right"/>
+      <w:pPr>
+        <w:ind w:left="5040" w:hanging="180"/>
+      </w:pPr>
+    </w:lvl>
+    <w:lvl w:ilvl="6" w:tplc="0409000F" w:tentative="1">
+      <w:start w:val="1"/>
+      <w:numFmt w:val="decimal"/>
+      <w:lvlText w:val="%7."/>
+      <w:lvlJc w:val="left"/>
+      <w:pPr>
+        <w:ind w:left="5760" w:hanging="360"/>
+      </w:pPr>
+    </w:lvl>
+    <w:lvl w:ilvl="7" w:tplc="04090019" w:tentative="1">
+      <w:start w:val="1"/>
+      <w:numFmt w:val="lowerLetter"/>
+      <w:lvlText w:val="%8."/>
+      <w:lvlJc w:val="left"/>
+      <w:pPr>
+        <w:ind w:left="6480" w:hanging="360"/>
+      </w:pPr>
+    </w:lvl>
+    <w:lvl w:ilvl="8" w:tplc="0409001B" w:tentative="1">
+      <w:start w:val="1"/>
+      <w:numFmt w:val="lowerRoman"/>
+      <w:lvlText w:val="%9."/>
+      <w:lvlJc w:val="right"/>
+      <w:pPr>
+        <w:ind w:left="7200" w:hanging="180"/>
+      </w:pPr>
+    </w:lvl>
+  </w:abstractNum>
+  <w:abstractNum w:abstractNumId="1" w15:restartNumberingAfterBreak="0">
     <w:nsid w:val="0C524F4B"/>
     <w:multiLevelType w:val="multilevel"/>
     <w:tmpl w:val="5340461A"/>
@@ -2782,7 +3341,7 @@
       </w:rPr>
     </w:lvl>
   </w:abstractNum>
-  <w:abstractNum w:abstractNumId="1" w15:restartNumberingAfterBreak="0">
+  <w:abstractNum w:abstractNumId="2" w15:restartNumberingAfterBreak="0">
     <w:nsid w:val="0FFB42FE"/>
     <w:multiLevelType w:val="multilevel"/>
     <w:tmpl w:val="9F8EAFDE"/>
@@ -2927,7 +3486,7 @@
       </w:rPr>
     </w:lvl>
   </w:abstractNum>
-  <w:abstractNum w:abstractNumId="2" w15:restartNumberingAfterBreak="0">
+  <w:abstractNum w:abstractNumId="3" w15:restartNumberingAfterBreak="0">
     <w:nsid w:val="1C970CF5"/>
     <w:multiLevelType w:val="multilevel"/>
     <w:tmpl w:val="9ECEDE6C"/>
@@ -3076,7 +3635,495 @@
       </w:rPr>
     </w:lvl>
   </w:abstractNum>
-  <w:abstractNum w:abstractNumId="3" w15:restartNumberingAfterBreak="0">
+  <w:abstractNum w:abstractNumId="4" w15:restartNumberingAfterBreak="0">
+    <w:nsid w:val="220679E9"/>
+    <w:multiLevelType w:val="multilevel"/>
+    <w:tmpl w:val="61CC3B72"/>
+    <w:lvl w:ilvl="0">
+      <w:start w:val="1"/>
+      <w:numFmt w:val="decimal"/>
+      <w:lvlText w:val="%1."/>
+      <w:lvlJc w:val="left"/>
+      <w:pPr>
+        <w:tabs>
+          <w:tab w:val="num" w:pos="720"/>
+        </w:tabs>
+        <w:ind w:left="720" w:hanging="360"/>
+      </w:pPr>
+    </w:lvl>
+    <w:lvl w:ilvl="1" w:tentative="1">
+      <w:start w:val="1"/>
+      <w:numFmt w:val="decimal"/>
+      <w:lvlText w:val="%2."/>
+      <w:lvlJc w:val="left"/>
+      <w:pPr>
+        <w:tabs>
+          <w:tab w:val="num" w:pos="1440"/>
+        </w:tabs>
+        <w:ind w:left="1440" w:hanging="360"/>
+      </w:pPr>
+    </w:lvl>
+    <w:lvl w:ilvl="2" w:tentative="1">
+      <w:start w:val="1"/>
+      <w:numFmt w:val="decimal"/>
+      <w:lvlText w:val="%3."/>
+      <w:lvlJc w:val="left"/>
+      <w:pPr>
+        <w:tabs>
+          <w:tab w:val="num" w:pos="2160"/>
+        </w:tabs>
+        <w:ind w:left="2160" w:hanging="360"/>
+      </w:pPr>
+    </w:lvl>
+    <w:lvl w:ilvl="3" w:tentative="1">
+      <w:start w:val="1"/>
+      <w:numFmt w:val="decimal"/>
+      <w:lvlText w:val="%4."/>
+      <w:lvlJc w:val="left"/>
+      <w:pPr>
+        <w:tabs>
+          <w:tab w:val="num" w:pos="2880"/>
+        </w:tabs>
+        <w:ind w:left="2880" w:hanging="360"/>
+      </w:pPr>
+    </w:lvl>
+    <w:lvl w:ilvl="4" w:tentative="1">
+      <w:start w:val="1"/>
+      <w:numFmt w:val="decimal"/>
+      <w:lvlText w:val="%5."/>
+      <w:lvlJc w:val="left"/>
+      <w:pPr>
+        <w:tabs>
+          <w:tab w:val="num" w:pos="3600"/>
+        </w:tabs>
+        <w:ind w:left="3600" w:hanging="360"/>
+      </w:pPr>
+    </w:lvl>
+    <w:lvl w:ilvl="5" w:tentative="1">
+      <w:start w:val="1"/>
+      <w:numFmt w:val="decimal"/>
+      <w:lvlText w:val="%6."/>
+      <w:lvlJc w:val="left"/>
+      <w:pPr>
+        <w:tabs>
+          <w:tab w:val="num" w:pos="4320"/>
+        </w:tabs>
+        <w:ind w:left="4320" w:hanging="360"/>
+      </w:pPr>
+    </w:lvl>
+    <w:lvl w:ilvl="6" w:tentative="1">
+      <w:start w:val="1"/>
+      <w:numFmt w:val="decimal"/>
+      <w:lvlText w:val="%7."/>
+      <w:lvlJc w:val="left"/>
+      <w:pPr>
+        <w:tabs>
+          <w:tab w:val="num" w:pos="5040"/>
+        </w:tabs>
+        <w:ind w:left="5040" w:hanging="360"/>
+      </w:pPr>
+    </w:lvl>
+    <w:lvl w:ilvl="7" w:tentative="1">
+      <w:start w:val="1"/>
+      <w:numFmt w:val="decimal"/>
+      <w:lvlText w:val="%8."/>
+      <w:lvlJc w:val="left"/>
+      <w:pPr>
+        <w:tabs>
+          <w:tab w:val="num" w:pos="5760"/>
+        </w:tabs>
+        <w:ind w:left="5760" w:hanging="360"/>
+      </w:pPr>
+    </w:lvl>
+    <w:lvl w:ilvl="8" w:tentative="1">
+      <w:start w:val="1"/>
+      <w:numFmt w:val="decimal"/>
+      <w:lvlText w:val="%9."/>
+      <w:lvlJc w:val="left"/>
+      <w:pPr>
+        <w:tabs>
+          <w:tab w:val="num" w:pos="6480"/>
+        </w:tabs>
+        <w:ind w:left="6480" w:hanging="360"/>
+      </w:pPr>
+    </w:lvl>
+  </w:abstractNum>
+  <w:abstractNum w:abstractNumId="5" w15:restartNumberingAfterBreak="0">
+    <w:nsid w:val="267879F1"/>
+    <w:multiLevelType w:val="hybridMultilevel"/>
+    <w:tmpl w:val="D3FAD212"/>
+    <w:lvl w:ilvl="0" w:tplc="04090001">
+      <w:start w:val="1"/>
+      <w:numFmt w:val="bullet"/>
+      <w:lvlText w:val=""/>
+      <w:lvlJc w:val="left"/>
+      <w:pPr>
+        <w:ind w:left="720" w:hanging="360"/>
+      </w:pPr>
+      <w:rPr>
+        <w:rFonts w:ascii="Symbol" w:hAnsi="Symbol" w:hint="default"/>
+      </w:rPr>
+    </w:lvl>
+    <w:lvl w:ilvl="1" w:tplc="04090003" w:tentative="1">
+      <w:start w:val="1"/>
+      <w:numFmt w:val="bullet"/>
+      <w:lvlText w:val="o"/>
+      <w:lvlJc w:val="left"/>
+      <w:pPr>
+        <w:ind w:left="1440" w:hanging="360"/>
+      </w:pPr>
+      <w:rPr>
+        <w:rFonts w:ascii="Courier New" w:hAnsi="Courier New" w:cs="Courier New" w:hint="default"/>
+      </w:rPr>
+    </w:lvl>
+    <w:lvl w:ilvl="2" w:tplc="04090005" w:tentative="1">
+      <w:start w:val="1"/>
+      <w:numFmt w:val="bullet"/>
+      <w:lvlText w:val=""/>
+      <w:lvlJc w:val="left"/>
+      <w:pPr>
+        <w:ind w:left="2160" w:hanging="360"/>
+      </w:pPr>
+      <w:rPr>
+        <w:rFonts w:ascii="Wingdings" w:hAnsi="Wingdings" w:hint="default"/>
+      </w:rPr>
+    </w:lvl>
+    <w:lvl w:ilvl="3" w:tplc="04090001" w:tentative="1">
+      <w:start w:val="1"/>
+      <w:numFmt w:val="bullet"/>
+      <w:lvlText w:val=""/>
+      <w:lvlJc w:val="left"/>
+      <w:pPr>
+        <w:ind w:left="2880" w:hanging="360"/>
+      </w:pPr>
+      <w:rPr>
+        <w:rFonts w:ascii="Symbol" w:hAnsi="Symbol" w:hint="default"/>
+      </w:rPr>
+    </w:lvl>
+    <w:lvl w:ilvl="4" w:tplc="04090003" w:tentative="1">
+      <w:start w:val="1"/>
+      <w:numFmt w:val="bullet"/>
+      <w:lvlText w:val="o"/>
+      <w:lvlJc w:val="left"/>
+      <w:pPr>
+        <w:ind w:left="3600" w:hanging="360"/>
+      </w:pPr>
+      <w:rPr>
+        <w:rFonts w:ascii="Courier New" w:hAnsi="Courier New" w:cs="Courier New" w:hint="default"/>
+      </w:rPr>
+    </w:lvl>
+    <w:lvl w:ilvl="5" w:tplc="04090005" w:tentative="1">
+      <w:start w:val="1"/>
+      <w:numFmt w:val="bullet"/>
+      <w:lvlText w:val=""/>
+      <w:lvlJc w:val="left"/>
+      <w:pPr>
+        <w:ind w:left="4320" w:hanging="360"/>
+      </w:pPr>
+      <w:rPr>
+        <w:rFonts w:ascii="Wingdings" w:hAnsi="Wingdings" w:hint="default"/>
+      </w:rPr>
+    </w:lvl>
+    <w:lvl w:ilvl="6" w:tplc="04090001" w:tentative="1">
+      <w:start w:val="1"/>
+      <w:numFmt w:val="bullet"/>
+      <w:lvlText w:val=""/>
+      <w:lvlJc w:val="left"/>
+      <w:pPr>
+        <w:ind w:left="5040" w:hanging="360"/>
+      </w:pPr>
+      <w:rPr>
+        <w:rFonts w:ascii="Symbol" w:hAnsi="Symbol" w:hint="default"/>
+      </w:rPr>
+    </w:lvl>
+    <w:lvl w:ilvl="7" w:tplc="04090003" w:tentative="1">
+      <w:start w:val="1"/>
+      <w:numFmt w:val="bullet"/>
+      <w:lvlText w:val="o"/>
+      <w:lvlJc w:val="left"/>
+      <w:pPr>
+        <w:ind w:left="5760" w:hanging="360"/>
+      </w:pPr>
+      <w:rPr>
+        <w:rFonts w:ascii="Courier New" w:hAnsi="Courier New" w:cs="Courier New" w:hint="default"/>
+      </w:rPr>
+    </w:lvl>
+    <w:lvl w:ilvl="8" w:tplc="04090005" w:tentative="1">
+      <w:start w:val="1"/>
+      <w:numFmt w:val="bullet"/>
+      <w:lvlText w:val=""/>
+      <w:lvlJc w:val="left"/>
+      <w:pPr>
+        <w:ind w:left="6480" w:hanging="360"/>
+      </w:pPr>
+      <w:rPr>
+        <w:rFonts w:ascii="Wingdings" w:hAnsi="Wingdings" w:hint="default"/>
+      </w:rPr>
+    </w:lvl>
+  </w:abstractNum>
+  <w:abstractNum w:abstractNumId="6" w15:restartNumberingAfterBreak="0">
+    <w:nsid w:val="39CF0748"/>
+    <w:multiLevelType w:val="hybridMultilevel"/>
+    <w:tmpl w:val="0540BA0E"/>
+    <w:lvl w:ilvl="0" w:tplc="04090001">
+      <w:start w:val="1"/>
+      <w:numFmt w:val="bullet"/>
+      <w:lvlText w:val=""/>
+      <w:lvlJc w:val="left"/>
+      <w:pPr>
+        <w:ind w:left="1080" w:hanging="360"/>
+      </w:pPr>
+      <w:rPr>
+        <w:rFonts w:ascii="Symbol" w:hAnsi="Symbol" w:hint="default"/>
+      </w:rPr>
+    </w:lvl>
+    <w:lvl w:ilvl="1" w:tplc="04090003" w:tentative="1">
+      <w:start w:val="1"/>
+      <w:numFmt w:val="bullet"/>
+      <w:lvlText w:val="o"/>
+      <w:lvlJc w:val="left"/>
+      <w:pPr>
+        <w:ind w:left="1800" w:hanging="360"/>
+      </w:pPr>
+      <w:rPr>
+        <w:rFonts w:ascii="Courier New" w:hAnsi="Courier New" w:cs="Courier New" w:hint="default"/>
+      </w:rPr>
+    </w:lvl>
+    <w:lvl w:ilvl="2" w:tplc="04090005" w:tentative="1">
+      <w:start w:val="1"/>
+      <w:numFmt w:val="bullet"/>
+      <w:lvlText w:val=""/>
+      <w:lvlJc w:val="left"/>
+      <w:pPr>
+        <w:ind w:left="2520" w:hanging="360"/>
+      </w:pPr>
+      <w:rPr>
+        <w:rFonts w:ascii="Wingdings" w:hAnsi="Wingdings" w:hint="default"/>
+      </w:rPr>
+    </w:lvl>
+    <w:lvl w:ilvl="3" w:tplc="04090001" w:tentative="1">
+      <w:start w:val="1"/>
+      <w:numFmt w:val="bullet"/>
+      <w:lvlText w:val=""/>
+      <w:lvlJc w:val="left"/>
+      <w:pPr>
+        <w:ind w:left="3240" w:hanging="360"/>
+      </w:pPr>
+      <w:rPr>
+        <w:rFonts w:ascii="Symbol" w:hAnsi="Symbol" w:hint="default"/>
+      </w:rPr>
+    </w:lvl>
+    <w:lvl w:ilvl="4" w:tplc="04090003" w:tentative="1">
+      <w:start w:val="1"/>
+      <w:numFmt w:val="bullet"/>
+      <w:lvlText w:val="o"/>
+      <w:lvlJc w:val="left"/>
+      <w:pPr>
+        <w:ind w:left="3960" w:hanging="360"/>
+      </w:pPr>
+      <w:rPr>
+        <w:rFonts w:ascii="Courier New" w:hAnsi="Courier New" w:cs="Courier New" w:hint="default"/>
+      </w:rPr>
+    </w:lvl>
+    <w:lvl w:ilvl="5" w:tplc="04090005" w:tentative="1">
+      <w:start w:val="1"/>
+      <w:numFmt w:val="bullet"/>
+      <w:lvlText w:val=""/>
+      <w:lvlJc w:val="left"/>
+      <w:pPr>
+        <w:ind w:left="4680" w:hanging="360"/>
+      </w:pPr>
+      <w:rPr>
+        <w:rFonts w:ascii="Wingdings" w:hAnsi="Wingdings" w:hint="default"/>
+      </w:rPr>
+    </w:lvl>
+    <w:lvl w:ilvl="6" w:tplc="04090001" w:tentative="1">
+      <w:start w:val="1"/>
+      <w:numFmt w:val="bullet"/>
+      <w:lvlText w:val=""/>
+      <w:lvlJc w:val="left"/>
+      <w:pPr>
+        <w:ind w:left="5400" w:hanging="360"/>
+      </w:pPr>
+      <w:rPr>
+        <w:rFonts w:ascii="Symbol" w:hAnsi="Symbol" w:hint="default"/>
+      </w:rPr>
+    </w:lvl>
+    <w:lvl w:ilvl="7" w:tplc="04090003" w:tentative="1">
+      <w:start w:val="1"/>
+      <w:numFmt w:val="bullet"/>
+      <w:lvlText w:val="o"/>
+      <w:lvlJc w:val="left"/>
+      <w:pPr>
+        <w:ind w:left="6120" w:hanging="360"/>
+      </w:pPr>
+      <w:rPr>
+        <w:rFonts w:ascii="Courier New" w:hAnsi="Courier New" w:cs="Courier New" w:hint="default"/>
+      </w:rPr>
+    </w:lvl>
+    <w:lvl w:ilvl="8" w:tplc="04090005" w:tentative="1">
+      <w:start w:val="1"/>
+      <w:numFmt w:val="bullet"/>
+      <w:lvlText w:val=""/>
+      <w:lvlJc w:val="left"/>
+      <w:pPr>
+        <w:ind w:left="6840" w:hanging="360"/>
+      </w:pPr>
+      <w:rPr>
+        <w:rFonts w:ascii="Wingdings" w:hAnsi="Wingdings" w:hint="default"/>
+      </w:rPr>
+    </w:lvl>
+  </w:abstractNum>
+  <w:abstractNum w:abstractNumId="7" w15:restartNumberingAfterBreak="0">
+    <w:nsid w:val="46CB12A0"/>
+    <w:multiLevelType w:val="multilevel"/>
+    <w:tmpl w:val="6DFCDCC0"/>
+    <w:lvl w:ilvl="0">
+      <w:start w:val="1"/>
+      <w:numFmt w:val="bullet"/>
+      <w:lvlText w:val=""/>
+      <w:lvlJc w:val="left"/>
+      <w:pPr>
+        <w:tabs>
+          <w:tab w:val="num" w:pos="720"/>
+        </w:tabs>
+        <w:ind w:left="720" w:hanging="360"/>
+      </w:pPr>
+      <w:rPr>
+        <w:rFonts w:ascii="Symbol" w:hAnsi="Symbol" w:hint="default"/>
+        <w:sz w:val="20"/>
+      </w:rPr>
+    </w:lvl>
+    <w:lvl w:ilvl="1" w:tentative="1">
+      <w:start w:val="1"/>
+      <w:numFmt w:val="bullet"/>
+      <w:lvlText w:val="o"/>
+      <w:lvlJc w:val="left"/>
+      <w:pPr>
+        <w:tabs>
+          <w:tab w:val="num" w:pos="1440"/>
+        </w:tabs>
+        <w:ind w:left="1440" w:hanging="360"/>
+      </w:pPr>
+      <w:rPr>
+        <w:rFonts w:ascii="Courier New" w:hAnsi="Courier New" w:hint="default"/>
+        <w:sz w:val="20"/>
+      </w:rPr>
+    </w:lvl>
+    <w:lvl w:ilvl="2" w:tentative="1">
+      <w:start w:val="1"/>
+      <w:numFmt w:val="bullet"/>
+      <w:lvlText w:val=""/>
+      <w:lvlJc w:val="left"/>
+      <w:pPr>
+        <w:tabs>
+          <w:tab w:val="num" w:pos="2160"/>
+        </w:tabs>
+        <w:ind w:left="2160" w:hanging="360"/>
+      </w:pPr>
+      <w:rPr>
+        <w:rFonts w:ascii="Wingdings" w:hAnsi="Wingdings" w:hint="default"/>
+        <w:sz w:val="20"/>
+      </w:rPr>
+    </w:lvl>
+    <w:lvl w:ilvl="3" w:tentative="1">
+      <w:start w:val="1"/>
+      <w:numFmt w:val="bullet"/>
+      <w:lvlText w:val=""/>
+      <w:lvlJc w:val="left"/>
+      <w:pPr>
+        <w:tabs>
+          <w:tab w:val="num" w:pos="2880"/>
+        </w:tabs>
+        <w:ind w:left="2880" w:hanging="360"/>
+      </w:pPr>
+      <w:rPr>
+        <w:rFonts w:ascii="Wingdings" w:hAnsi="Wingdings" w:hint="default"/>
+        <w:sz w:val="20"/>
+      </w:rPr>
+    </w:lvl>
+    <w:lvl w:ilvl="4" w:tentative="1">
+      <w:start w:val="1"/>
+      <w:numFmt w:val="bullet"/>
+      <w:lvlText w:val=""/>
+      <w:lvlJc w:val="left"/>
+      <w:pPr>
+        <w:tabs>
+          <w:tab w:val="num" w:pos="3600"/>
+        </w:tabs>
+        <w:ind w:left="3600" w:hanging="360"/>
+      </w:pPr>
+      <w:rPr>
+        <w:rFonts w:ascii="Wingdings" w:hAnsi="Wingdings" w:hint="default"/>
+        <w:sz w:val="20"/>
+      </w:rPr>
+    </w:lvl>
+    <w:lvl w:ilvl="5" w:tentative="1">
+      <w:start w:val="1"/>
+      <w:numFmt w:val="bullet"/>
+      <w:lvlText w:val=""/>
+      <w:lvlJc w:val="left"/>
+      <w:pPr>
+        <w:tabs>
+          <w:tab w:val="num" w:pos="4320"/>
+        </w:tabs>
+        <w:ind w:left="4320" w:hanging="360"/>
+      </w:pPr>
+      <w:rPr>
+        <w:rFonts w:ascii="Wingdings" w:hAnsi="Wingdings" w:hint="default"/>
+        <w:sz w:val="20"/>
+      </w:rPr>
+    </w:lvl>
+    <w:lvl w:ilvl="6" w:tentative="1">
+      <w:start w:val="1"/>
+      <w:numFmt w:val="bullet"/>
+      <w:lvlText w:val=""/>
+      <w:lvlJc w:val="left"/>
+      <w:pPr>
+        <w:tabs>
+          <w:tab w:val="num" w:pos="5040"/>
+        </w:tabs>
+        <w:ind w:left="5040" w:hanging="360"/>
+      </w:pPr>
+      <w:rPr>
+        <w:rFonts w:ascii="Wingdings" w:hAnsi="Wingdings" w:hint="default"/>
+        <w:sz w:val="20"/>
+      </w:rPr>
+    </w:lvl>
+    <w:lvl w:ilvl="7" w:tentative="1">
+      <w:start w:val="1"/>
+      <w:numFmt w:val="bullet"/>
+      <w:lvlText w:val=""/>
+      <w:lvlJc w:val="left"/>
+      <w:pPr>
+        <w:tabs>
+          <w:tab w:val="num" w:pos="5760"/>
+        </w:tabs>
+        <w:ind w:left="5760" w:hanging="360"/>
+      </w:pPr>
+      <w:rPr>
+        <w:rFonts w:ascii="Wingdings" w:hAnsi="Wingdings" w:hint="default"/>
+        <w:sz w:val="20"/>
+      </w:rPr>
+    </w:lvl>
+    <w:lvl w:ilvl="8" w:tentative="1">
+      <w:start w:val="1"/>
+      <w:numFmt w:val="bullet"/>
+      <w:lvlText w:val=""/>
+      <w:lvlJc w:val="left"/>
+      <w:pPr>
+        <w:tabs>
+          <w:tab w:val="num" w:pos="6480"/>
+        </w:tabs>
+        <w:ind w:left="6480" w:hanging="360"/>
+      </w:pPr>
+      <w:rPr>
+        <w:rFonts w:ascii="Wingdings" w:hAnsi="Wingdings" w:hint="default"/>
+        <w:sz w:val="20"/>
+      </w:rPr>
+    </w:lvl>
+  </w:abstractNum>
+  <w:abstractNum w:abstractNumId="8" w15:restartNumberingAfterBreak="0">
     <w:nsid w:val="4C104E58"/>
     <w:multiLevelType w:val="multilevel"/>
     <w:tmpl w:val="B5F4ED32"/>
@@ -3221,7 +4268,7 @@
       </w:rPr>
     </w:lvl>
   </w:abstractNum>
-  <w:abstractNum w:abstractNumId="4" w15:restartNumberingAfterBreak="0">
+  <w:abstractNum w:abstractNumId="9" w15:restartNumberingAfterBreak="0">
     <w:nsid w:val="4D8D5153"/>
     <w:multiLevelType w:val="multilevel"/>
     <w:tmpl w:val="3DF64F54"/>
@@ -3370,7 +4417,7 @@
       </w:rPr>
     </w:lvl>
   </w:abstractNum>
-  <w:abstractNum w:abstractNumId="5" w15:restartNumberingAfterBreak="0">
+  <w:abstractNum w:abstractNumId="10" w15:restartNumberingAfterBreak="0">
     <w:nsid w:val="56221FC3"/>
     <w:multiLevelType w:val="multilevel"/>
     <w:tmpl w:val="86840C46"/>
@@ -3515,7 +4562,7 @@
       </w:rPr>
     </w:lvl>
   </w:abstractNum>
-  <w:abstractNum w:abstractNumId="6" w15:restartNumberingAfterBreak="0">
+  <w:abstractNum w:abstractNumId="11" w15:restartNumberingAfterBreak="0">
     <w:nsid w:val="5B690E74"/>
     <w:multiLevelType w:val="multilevel"/>
     <w:tmpl w:val="690441BE"/>
@@ -3660,7 +4707,7 @@
       </w:rPr>
     </w:lvl>
   </w:abstractNum>
-  <w:abstractNum w:abstractNumId="7" w15:restartNumberingAfterBreak="0">
+  <w:abstractNum w:abstractNumId="12" w15:restartNumberingAfterBreak="0">
     <w:nsid w:val="5EE07729"/>
     <w:multiLevelType w:val="multilevel"/>
     <w:tmpl w:val="7F369822"/>
@@ -3773,7 +4820,242 @@
       </w:pPr>
     </w:lvl>
   </w:abstractNum>
-  <w:abstractNum w:abstractNumId="8" w15:restartNumberingAfterBreak="0">
+  <w:abstractNum w:abstractNumId="13" w15:restartNumberingAfterBreak="0">
+    <w:nsid w:val="62546D54"/>
+    <w:multiLevelType w:val="hybridMultilevel"/>
+    <w:tmpl w:val="682614A4"/>
+    <w:lvl w:ilvl="0" w:tplc="0409000F">
+      <w:start w:val="1"/>
+      <w:numFmt w:val="decimal"/>
+      <w:lvlText w:val="%1."/>
+      <w:lvlJc w:val="left"/>
+      <w:pPr>
+        <w:ind w:left="720" w:hanging="360"/>
+      </w:pPr>
+    </w:lvl>
+    <w:lvl w:ilvl="1" w:tplc="04090019" w:tentative="1">
+      <w:start w:val="1"/>
+      <w:numFmt w:val="lowerLetter"/>
+      <w:lvlText w:val="%2."/>
+      <w:lvlJc w:val="left"/>
+      <w:pPr>
+        <w:ind w:left="1440" w:hanging="360"/>
+      </w:pPr>
+    </w:lvl>
+    <w:lvl w:ilvl="2" w:tplc="0409001B" w:tentative="1">
+      <w:start w:val="1"/>
+      <w:numFmt w:val="lowerRoman"/>
+      <w:lvlText w:val="%3."/>
+      <w:lvlJc w:val="right"/>
+      <w:pPr>
+        <w:ind w:left="2160" w:hanging="180"/>
+      </w:pPr>
+    </w:lvl>
+    <w:lvl w:ilvl="3" w:tplc="0409000F" w:tentative="1">
+      <w:start w:val="1"/>
+      <w:numFmt w:val="decimal"/>
+      <w:lvlText w:val="%4."/>
+      <w:lvlJc w:val="left"/>
+      <w:pPr>
+        <w:ind w:left="2880" w:hanging="360"/>
+      </w:pPr>
+    </w:lvl>
+    <w:lvl w:ilvl="4" w:tplc="04090019" w:tentative="1">
+      <w:start w:val="1"/>
+      <w:numFmt w:val="lowerLetter"/>
+      <w:lvlText w:val="%5."/>
+      <w:lvlJc w:val="left"/>
+      <w:pPr>
+        <w:ind w:left="3600" w:hanging="360"/>
+      </w:pPr>
+    </w:lvl>
+    <w:lvl w:ilvl="5" w:tplc="0409001B" w:tentative="1">
+      <w:start w:val="1"/>
+      <w:numFmt w:val="lowerRoman"/>
+      <w:lvlText w:val="%6."/>
+      <w:lvlJc w:val="right"/>
+      <w:pPr>
+        <w:ind w:left="4320" w:hanging="180"/>
+      </w:pPr>
+    </w:lvl>
+    <w:lvl w:ilvl="6" w:tplc="0409000F" w:tentative="1">
+      <w:start w:val="1"/>
+      <w:numFmt w:val="decimal"/>
+      <w:lvlText w:val="%7."/>
+      <w:lvlJc w:val="left"/>
+      <w:pPr>
+        <w:ind w:left="5040" w:hanging="360"/>
+      </w:pPr>
+    </w:lvl>
+    <w:lvl w:ilvl="7" w:tplc="04090019" w:tentative="1">
+      <w:start w:val="1"/>
+      <w:numFmt w:val="lowerLetter"/>
+      <w:lvlText w:val="%8."/>
+      <w:lvlJc w:val="left"/>
+      <w:pPr>
+        <w:ind w:left="5760" w:hanging="360"/>
+      </w:pPr>
+    </w:lvl>
+    <w:lvl w:ilvl="8" w:tplc="0409001B" w:tentative="1">
+      <w:start w:val="1"/>
+      <w:numFmt w:val="lowerRoman"/>
+      <w:lvlText w:val="%9."/>
+      <w:lvlJc w:val="right"/>
+      <w:pPr>
+        <w:ind w:left="6480" w:hanging="180"/>
+      </w:pPr>
+    </w:lvl>
+  </w:abstractNum>
+  <w:abstractNum w:abstractNumId="14" w15:restartNumberingAfterBreak="0">
+    <w:nsid w:val="690C3388"/>
+    <w:multiLevelType w:val="multilevel"/>
+    <w:tmpl w:val="69E2594C"/>
+    <w:lvl w:ilvl="0">
+      <w:start w:val="1"/>
+      <w:numFmt w:val="bullet"/>
+      <w:lvlText w:val=""/>
+      <w:lvlJc w:val="left"/>
+      <w:pPr>
+        <w:tabs>
+          <w:tab w:val="num" w:pos="720"/>
+        </w:tabs>
+        <w:ind w:left="720" w:hanging="360"/>
+      </w:pPr>
+      <w:rPr>
+        <w:rFonts w:ascii="Symbol" w:hAnsi="Symbol" w:hint="default"/>
+        <w:sz w:val="20"/>
+      </w:rPr>
+    </w:lvl>
+    <w:lvl w:ilvl="1" w:tentative="1">
+      <w:start w:val="1"/>
+      <w:numFmt w:val="bullet"/>
+      <w:lvlText w:val="o"/>
+      <w:lvlJc w:val="left"/>
+      <w:pPr>
+        <w:tabs>
+          <w:tab w:val="num" w:pos="1440"/>
+        </w:tabs>
+        <w:ind w:left="1440" w:hanging="360"/>
+      </w:pPr>
+      <w:rPr>
+        <w:rFonts w:ascii="Courier New" w:hAnsi="Courier New" w:hint="default"/>
+        <w:sz w:val="20"/>
+      </w:rPr>
+    </w:lvl>
+    <w:lvl w:ilvl="2" w:tentative="1">
+      <w:start w:val="1"/>
+      <w:numFmt w:val="bullet"/>
+      <w:lvlText w:val=""/>
+      <w:lvlJc w:val="left"/>
+      <w:pPr>
+        <w:tabs>
+          <w:tab w:val="num" w:pos="2160"/>
+        </w:tabs>
+        <w:ind w:left="2160" w:hanging="360"/>
+      </w:pPr>
+      <w:rPr>
+        <w:rFonts w:ascii="Wingdings" w:hAnsi="Wingdings" w:hint="default"/>
+        <w:sz w:val="20"/>
+      </w:rPr>
+    </w:lvl>
+    <w:lvl w:ilvl="3" w:tentative="1">
+      <w:start w:val="1"/>
+      <w:numFmt w:val="bullet"/>
+      <w:lvlText w:val=""/>
+      <w:lvlJc w:val="left"/>
+      <w:pPr>
+        <w:tabs>
+          <w:tab w:val="num" w:pos="2880"/>
+        </w:tabs>
+        <w:ind w:left="2880" w:hanging="360"/>
+      </w:pPr>
+      <w:rPr>
+        <w:rFonts w:ascii="Wingdings" w:hAnsi="Wingdings" w:hint="default"/>
+        <w:sz w:val="20"/>
+      </w:rPr>
+    </w:lvl>
+    <w:lvl w:ilvl="4" w:tentative="1">
+      <w:start w:val="1"/>
+      <w:numFmt w:val="bullet"/>
+      <w:lvlText w:val=""/>
+      <w:lvlJc w:val="left"/>
+      <w:pPr>
+        <w:tabs>
+          <w:tab w:val="num" w:pos="3600"/>
+        </w:tabs>
+        <w:ind w:left="3600" w:hanging="360"/>
+      </w:pPr>
+      <w:rPr>
+        <w:rFonts w:ascii="Wingdings" w:hAnsi="Wingdings" w:hint="default"/>
+        <w:sz w:val="20"/>
+      </w:rPr>
+    </w:lvl>
+    <w:lvl w:ilvl="5" w:tentative="1">
+      <w:start w:val="1"/>
+      <w:numFmt w:val="bullet"/>
+      <w:lvlText w:val=""/>
+      <w:lvlJc w:val="left"/>
+      <w:pPr>
+        <w:tabs>
+          <w:tab w:val="num" w:pos="4320"/>
+        </w:tabs>
+        <w:ind w:left="4320" w:hanging="360"/>
+      </w:pPr>
+      <w:rPr>
+        <w:rFonts w:ascii="Wingdings" w:hAnsi="Wingdings" w:hint="default"/>
+        <w:sz w:val="20"/>
+      </w:rPr>
+    </w:lvl>
+    <w:lvl w:ilvl="6" w:tentative="1">
+      <w:start w:val="1"/>
+      <w:numFmt w:val="bullet"/>
+      <w:lvlText w:val=""/>
+      <w:lvlJc w:val="left"/>
+      <w:pPr>
+        <w:tabs>
+          <w:tab w:val="num" w:pos="5040"/>
+        </w:tabs>
+        <w:ind w:left="5040" w:hanging="360"/>
+      </w:pPr>
+      <w:rPr>
+        <w:rFonts w:ascii="Wingdings" w:hAnsi="Wingdings" w:hint="default"/>
+        <w:sz w:val="20"/>
+      </w:rPr>
+    </w:lvl>
+    <w:lvl w:ilvl="7" w:tentative="1">
+      <w:start w:val="1"/>
+      <w:numFmt w:val="bullet"/>
+      <w:lvlText w:val=""/>
+      <w:lvlJc w:val="left"/>
+      <w:pPr>
+        <w:tabs>
+          <w:tab w:val="num" w:pos="5760"/>
+        </w:tabs>
+        <w:ind w:left="5760" w:hanging="360"/>
+      </w:pPr>
+      <w:rPr>
+        <w:rFonts w:ascii="Wingdings" w:hAnsi="Wingdings" w:hint="default"/>
+        <w:sz w:val="20"/>
+      </w:rPr>
+    </w:lvl>
+    <w:lvl w:ilvl="8" w:tentative="1">
+      <w:start w:val="1"/>
+      <w:numFmt w:val="bullet"/>
+      <w:lvlText w:val=""/>
+      <w:lvlJc w:val="left"/>
+      <w:pPr>
+        <w:tabs>
+          <w:tab w:val="num" w:pos="6480"/>
+        </w:tabs>
+        <w:ind w:left="6480" w:hanging="360"/>
+      </w:pPr>
+      <w:rPr>
+        <w:rFonts w:ascii="Wingdings" w:hAnsi="Wingdings" w:hint="default"/>
+        <w:sz w:val="20"/>
+      </w:rPr>
+    </w:lvl>
+  </w:abstractNum>
+  <w:abstractNum w:abstractNumId="15" w15:restartNumberingAfterBreak="0">
     <w:nsid w:val="7CF346E2"/>
     <w:multiLevelType w:val="multilevel"/>
     <w:tmpl w:val="090C65D4"/>
@@ -3918,32 +5200,294 @@
       </w:rPr>
     </w:lvl>
   </w:abstractNum>
+  <w:abstractNum w:abstractNumId="16" w15:restartNumberingAfterBreak="0">
+    <w:nsid w:val="7EAC514A"/>
+    <w:multiLevelType w:val="hybridMultilevel"/>
+    <w:tmpl w:val="8E000750"/>
+    <w:lvl w:ilvl="0" w:tplc="0409000F">
+      <w:start w:val="1"/>
+      <w:numFmt w:val="decimal"/>
+      <w:lvlText w:val="%1."/>
+      <w:lvlJc w:val="left"/>
+      <w:pPr>
+        <w:ind w:left="720" w:hanging="360"/>
+      </w:pPr>
+    </w:lvl>
+    <w:lvl w:ilvl="1" w:tplc="04090019" w:tentative="1">
+      <w:start w:val="1"/>
+      <w:numFmt w:val="lowerLetter"/>
+      <w:lvlText w:val="%2."/>
+      <w:lvlJc w:val="left"/>
+      <w:pPr>
+        <w:ind w:left="1440" w:hanging="360"/>
+      </w:pPr>
+    </w:lvl>
+    <w:lvl w:ilvl="2" w:tplc="0409001B" w:tentative="1">
+      <w:start w:val="1"/>
+      <w:numFmt w:val="lowerRoman"/>
+      <w:lvlText w:val="%3."/>
+      <w:lvlJc w:val="right"/>
+      <w:pPr>
+        <w:ind w:left="2160" w:hanging="180"/>
+      </w:pPr>
+    </w:lvl>
+    <w:lvl w:ilvl="3" w:tplc="0409000F" w:tentative="1">
+      <w:start w:val="1"/>
+      <w:numFmt w:val="decimal"/>
+      <w:lvlText w:val="%4."/>
+      <w:lvlJc w:val="left"/>
+      <w:pPr>
+        <w:ind w:left="2880" w:hanging="360"/>
+      </w:pPr>
+    </w:lvl>
+    <w:lvl w:ilvl="4" w:tplc="04090019" w:tentative="1">
+      <w:start w:val="1"/>
+      <w:numFmt w:val="lowerLetter"/>
+      <w:lvlText w:val="%5."/>
+      <w:lvlJc w:val="left"/>
+      <w:pPr>
+        <w:ind w:left="3600" w:hanging="360"/>
+      </w:pPr>
+    </w:lvl>
+    <w:lvl w:ilvl="5" w:tplc="0409001B" w:tentative="1">
+      <w:start w:val="1"/>
+      <w:numFmt w:val="lowerRoman"/>
+      <w:lvlText w:val="%6."/>
+      <w:lvlJc w:val="right"/>
+      <w:pPr>
+        <w:ind w:left="4320" w:hanging="180"/>
+      </w:pPr>
+    </w:lvl>
+    <w:lvl w:ilvl="6" w:tplc="0409000F" w:tentative="1">
+      <w:start w:val="1"/>
+      <w:numFmt w:val="decimal"/>
+      <w:lvlText w:val="%7."/>
+      <w:lvlJc w:val="left"/>
+      <w:pPr>
+        <w:ind w:left="5040" w:hanging="360"/>
+      </w:pPr>
+    </w:lvl>
+    <w:lvl w:ilvl="7" w:tplc="04090019" w:tentative="1">
+      <w:start w:val="1"/>
+      <w:numFmt w:val="lowerLetter"/>
+      <w:lvlText w:val="%8."/>
+      <w:lvlJc w:val="left"/>
+      <w:pPr>
+        <w:ind w:left="5760" w:hanging="360"/>
+      </w:pPr>
+    </w:lvl>
+    <w:lvl w:ilvl="8" w:tplc="0409001B" w:tentative="1">
+      <w:start w:val="1"/>
+      <w:numFmt w:val="lowerRoman"/>
+      <w:lvlText w:val="%9."/>
+      <w:lvlJc w:val="right"/>
+      <w:pPr>
+        <w:ind w:left="6480" w:hanging="180"/>
+      </w:pPr>
+    </w:lvl>
+  </w:abstractNum>
+  <w:abstractNum w:abstractNumId="17" w15:restartNumberingAfterBreak="0">
+    <w:nsid w:val="7F122B28"/>
+    <w:multiLevelType w:val="multilevel"/>
+    <w:tmpl w:val="BDC0EB36"/>
+    <w:lvl w:ilvl="0">
+      <w:start w:val="1"/>
+      <w:numFmt w:val="bullet"/>
+      <w:lvlText w:val=""/>
+      <w:lvlJc w:val="left"/>
+      <w:pPr>
+        <w:tabs>
+          <w:tab w:val="num" w:pos="720"/>
+        </w:tabs>
+        <w:ind w:left="720" w:hanging="360"/>
+      </w:pPr>
+      <w:rPr>
+        <w:rFonts w:ascii="Symbol" w:hAnsi="Symbol" w:hint="default"/>
+        <w:sz w:val="20"/>
+      </w:rPr>
+    </w:lvl>
+    <w:lvl w:ilvl="1" w:tentative="1">
+      <w:start w:val="1"/>
+      <w:numFmt w:val="bullet"/>
+      <w:lvlText w:val="o"/>
+      <w:lvlJc w:val="left"/>
+      <w:pPr>
+        <w:tabs>
+          <w:tab w:val="num" w:pos="1440"/>
+        </w:tabs>
+        <w:ind w:left="1440" w:hanging="360"/>
+      </w:pPr>
+      <w:rPr>
+        <w:rFonts w:ascii="Courier New" w:hAnsi="Courier New" w:hint="default"/>
+        <w:sz w:val="20"/>
+      </w:rPr>
+    </w:lvl>
+    <w:lvl w:ilvl="2" w:tentative="1">
+      <w:start w:val="1"/>
+      <w:numFmt w:val="bullet"/>
+      <w:lvlText w:val=""/>
+      <w:lvlJc w:val="left"/>
+      <w:pPr>
+        <w:tabs>
+          <w:tab w:val="num" w:pos="2160"/>
+        </w:tabs>
+        <w:ind w:left="2160" w:hanging="360"/>
+      </w:pPr>
+      <w:rPr>
+        <w:rFonts w:ascii="Wingdings" w:hAnsi="Wingdings" w:hint="default"/>
+        <w:sz w:val="20"/>
+      </w:rPr>
+    </w:lvl>
+    <w:lvl w:ilvl="3" w:tentative="1">
+      <w:start w:val="1"/>
+      <w:numFmt w:val="bullet"/>
+      <w:lvlText w:val=""/>
+      <w:lvlJc w:val="left"/>
+      <w:pPr>
+        <w:tabs>
+          <w:tab w:val="num" w:pos="2880"/>
+        </w:tabs>
+        <w:ind w:left="2880" w:hanging="360"/>
+      </w:pPr>
+      <w:rPr>
+        <w:rFonts w:ascii="Wingdings" w:hAnsi="Wingdings" w:hint="default"/>
+        <w:sz w:val="20"/>
+      </w:rPr>
+    </w:lvl>
+    <w:lvl w:ilvl="4" w:tentative="1">
+      <w:start w:val="1"/>
+      <w:numFmt w:val="bullet"/>
+      <w:lvlText w:val=""/>
+      <w:lvlJc w:val="left"/>
+      <w:pPr>
+        <w:tabs>
+          <w:tab w:val="num" w:pos="3600"/>
+        </w:tabs>
+        <w:ind w:left="3600" w:hanging="360"/>
+      </w:pPr>
+      <w:rPr>
+        <w:rFonts w:ascii="Wingdings" w:hAnsi="Wingdings" w:hint="default"/>
+        <w:sz w:val="20"/>
+      </w:rPr>
+    </w:lvl>
+    <w:lvl w:ilvl="5" w:tentative="1">
+      <w:start w:val="1"/>
+      <w:numFmt w:val="bullet"/>
+      <w:lvlText w:val=""/>
+      <w:lvlJc w:val="left"/>
+      <w:pPr>
+        <w:tabs>
+          <w:tab w:val="num" w:pos="4320"/>
+        </w:tabs>
+        <w:ind w:left="4320" w:hanging="360"/>
+      </w:pPr>
+      <w:rPr>
+        <w:rFonts w:ascii="Wingdings" w:hAnsi="Wingdings" w:hint="default"/>
+        <w:sz w:val="20"/>
+      </w:rPr>
+    </w:lvl>
+    <w:lvl w:ilvl="6" w:tentative="1">
+      <w:start w:val="1"/>
+      <w:numFmt w:val="bullet"/>
+      <w:lvlText w:val=""/>
+      <w:lvlJc w:val="left"/>
+      <w:pPr>
+        <w:tabs>
+          <w:tab w:val="num" w:pos="5040"/>
+        </w:tabs>
+        <w:ind w:left="5040" w:hanging="360"/>
+      </w:pPr>
+      <w:rPr>
+        <w:rFonts w:ascii="Wingdings" w:hAnsi="Wingdings" w:hint="default"/>
+        <w:sz w:val="20"/>
+      </w:rPr>
+    </w:lvl>
+    <w:lvl w:ilvl="7" w:tentative="1">
+      <w:start w:val="1"/>
+      <w:numFmt w:val="bullet"/>
+      <w:lvlText w:val=""/>
+      <w:lvlJc w:val="left"/>
+      <w:pPr>
+        <w:tabs>
+          <w:tab w:val="num" w:pos="5760"/>
+        </w:tabs>
+        <w:ind w:left="5760" w:hanging="360"/>
+      </w:pPr>
+      <w:rPr>
+        <w:rFonts w:ascii="Wingdings" w:hAnsi="Wingdings" w:hint="default"/>
+        <w:sz w:val="20"/>
+      </w:rPr>
+    </w:lvl>
+    <w:lvl w:ilvl="8" w:tentative="1">
+      <w:start w:val="1"/>
+      <w:numFmt w:val="bullet"/>
+      <w:lvlText w:val=""/>
+      <w:lvlJc w:val="left"/>
+      <w:pPr>
+        <w:tabs>
+          <w:tab w:val="num" w:pos="6480"/>
+        </w:tabs>
+        <w:ind w:left="6480" w:hanging="360"/>
+      </w:pPr>
+      <w:rPr>
+        <w:rFonts w:ascii="Wingdings" w:hAnsi="Wingdings" w:hint="default"/>
+        <w:sz w:val="20"/>
+      </w:rPr>
+    </w:lvl>
+  </w:abstractNum>
   <w:num w:numId="1" w16cid:durableId="49885182">
+    <w:abstractNumId w:val="15"/>
+  </w:num>
+  <w:num w:numId="2" w16cid:durableId="1461805566">
+    <w:abstractNumId w:val="9"/>
+  </w:num>
+  <w:num w:numId="3" w16cid:durableId="1650090093">
+    <w:abstractNumId w:val="1"/>
+  </w:num>
+  <w:num w:numId="4" w16cid:durableId="675033850">
+    <w:abstractNumId w:val="2"/>
+  </w:num>
+  <w:num w:numId="5" w16cid:durableId="773327677">
     <w:abstractNumId w:val="8"/>
   </w:num>
-  <w:num w:numId="2" w16cid:durableId="1461805566">
+  <w:num w:numId="6" w16cid:durableId="753553819">
+    <w:abstractNumId w:val="10"/>
+  </w:num>
+  <w:num w:numId="7" w16cid:durableId="952246250">
+    <w:abstractNumId w:val="11"/>
+  </w:num>
+  <w:num w:numId="8" w16cid:durableId="1013922862">
+    <w:abstractNumId w:val="3"/>
+  </w:num>
+  <w:num w:numId="9" w16cid:durableId="1630747299">
+    <w:abstractNumId w:val="12"/>
+  </w:num>
+  <w:num w:numId="10" w16cid:durableId="110128664">
+    <w:abstractNumId w:val="13"/>
+  </w:num>
+  <w:num w:numId="11" w16cid:durableId="51388315">
+    <w:abstractNumId w:val="5"/>
+  </w:num>
+  <w:num w:numId="12" w16cid:durableId="487021789">
+    <w:abstractNumId w:val="14"/>
+  </w:num>
+  <w:num w:numId="13" w16cid:durableId="957301202">
+    <w:abstractNumId w:val="7"/>
+  </w:num>
+  <w:num w:numId="14" w16cid:durableId="1893345954">
+    <w:abstractNumId w:val="6"/>
+  </w:num>
+  <w:num w:numId="15" w16cid:durableId="1908952999">
+    <w:abstractNumId w:val="16"/>
+  </w:num>
+  <w:num w:numId="16" w16cid:durableId="1158889048">
+    <w:abstractNumId w:val="0"/>
+  </w:num>
+  <w:num w:numId="17" w16cid:durableId="1955406255">
     <w:abstractNumId w:val="4"/>
   </w:num>
-  <w:num w:numId="3" w16cid:durableId="1650090093">
-    <w:abstractNumId w:val="0"/>
-  </w:num>
-  <w:num w:numId="4" w16cid:durableId="675033850">
-    <w:abstractNumId w:val="1"/>
-  </w:num>
-  <w:num w:numId="5" w16cid:durableId="773327677">
-    <w:abstractNumId w:val="3"/>
-  </w:num>
-  <w:num w:numId="6" w16cid:durableId="753553819">
-    <w:abstractNumId w:val="5"/>
-  </w:num>
-  <w:num w:numId="7" w16cid:durableId="952246250">
-    <w:abstractNumId w:val="6"/>
-  </w:num>
-  <w:num w:numId="8" w16cid:durableId="1013922862">
-    <w:abstractNumId w:val="2"/>
-  </w:num>
-  <w:num w:numId="9" w16cid:durableId="1630747299">
-    <w:abstractNumId w:val="7"/>
+  <w:num w:numId="18" w16cid:durableId="8021116">
+    <w:abstractNumId w:val="17"/>
   </w:num>
 </w:numbering>
 </file>
@@ -4348,6 +5892,7 @@
   <w:style w:type="paragraph" w:default="1" w:styleId="Normal">
     <w:name w:val="Normal"/>
     <w:qFormat/>
+    <w:rsid w:val="000228C9"/>
   </w:style>
   <w:style w:type="paragraph" w:styleId="Heading1">
     <w:name w:val="heading 1"/>
@@ -4551,7 +6096,6 @@
   <w:style w:type="character" w:default="1" w:styleId="DefaultParagraphFont">
     <w:name w:val="Default Paragraph Font"/>
     <w:uiPriority w:val="1"/>
-    <w:semiHidden/>
     <w:unhideWhenUsed/>
   </w:style>
   <w:style w:type="table" w:default="1" w:styleId="TableNormal">
@@ -4884,6 +6428,34 @@
       </w:tblBorders>
     </w:tblPr>
   </w:style>
+  <w:style w:type="paragraph" w:styleId="NormalWeb">
+    <w:name w:val="Normal (Web)"/>
+    <w:basedOn w:val="Normal"/>
+    <w:uiPriority w:val="99"/>
+    <w:unhideWhenUsed/>
+    <w:rsid w:val="007A5484"/>
+    <w:pPr>
+      <w:spacing w:before="100" w:beforeAutospacing="1" w:after="100" w:afterAutospacing="1" w:line="240" w:lineRule="auto"/>
+    </w:pPr>
+    <w:rPr>
+      <w:rFonts w:ascii="Times New Roman" w:eastAsia="Times New Roman" w:hAnsi="Times New Roman" w:cs="Times New Roman"/>
+      <w:kern w:val="0"/>
+      <w14:ligatures w14:val="none"/>
+    </w:rPr>
+  </w:style>
+  <w:style w:type="character" w:styleId="HTMLCode">
+    <w:name w:val="HTML Code"/>
+    <w:basedOn w:val="DefaultParagraphFont"/>
+    <w:uiPriority w:val="99"/>
+    <w:semiHidden/>
+    <w:unhideWhenUsed/>
+    <w:rsid w:val="007A5484"/>
+    <w:rPr>
+      <w:rFonts w:ascii="Courier New" w:eastAsia="Times New Roman" w:hAnsi="Courier New" w:cs="Courier New"/>
+      <w:sz w:val="20"/>
+      <w:szCs w:val="20"/>
+    </w:rPr>
+  </w:style>
 </w:styles>
 </file>
 
